--- a/docs/DJ_ACS_Auditor_User_Guide.docx
+++ b/docs/DJ_ACS_Auditor_User_Guide.docx
@@ -175,7 +175,7 @@
           <w:sz w:val="20"/>
           <w:szCs w:val="20"/>
         </w:rPr>
-        <w:t xml:space="preserve">The two live connect features described in section 6 are read only HTTP GET calls that pull manifests and violations in. Nothing is ever pushed back out.</w:t>
+        <w:t xml:space="preserve">The pages do not connect to anything at all. They have no URL field, no token field, and no network call in them. Data comes out of ACS through the scripts in section 6, which run in a shell where the cluster is reachable and only ever issue a GET.</w:t>
       </w:r>
     </w:p>
     <w:p>
@@ -265,7 +265,7 @@
           <w:sz w:val="22"/>
           <w:szCs w:val="22"/>
         </w:rPr>
-        <w:t xml:space="preserve">6. Pulling straight from your cluster</w:t>
+        <w:t xml:space="preserve">6. Getting the data out of ACS</w:t>
       </w:r>
     </w:p>
     <w:p>
@@ -301,7 +301,7 @@
           <w:sz w:val="22"/>
           <w:szCs w:val="22"/>
         </w:rPr>
-        <w:t xml:space="preserve">9. Cross checking against your ACS export</w:t>
+        <w:t xml:space="preserve">9. Seeing and fixing violations</w:t>
       </w:r>
     </w:p>
     <w:p>
@@ -437,7 +437,7 @@
           <w:sz w:val="22"/>
           <w:szCs w:val="22"/>
         </w:rPr>
-        <w:t xml:space="preserve">Figure 2. The live connect panel (section 6)</w:t>
+        <w:t xml:space="preserve">Figure 2. Getting the data out of ACS (section 6)</w:t>
       </w:r>
     </w:p>
     <w:p>
@@ -464,6 +464,19 @@
           <w:szCs w:val="22"/>
         </w:rPr>
         <w:t xml:space="preserve">Figure 3. Step through remediation (section 10)</w:t>
+      </w:r>
+    </w:p>
+    <w:p>
+      <w:pPr>
+        <w:spacing w:after="90"/>
+      </w:pPr>
+      <w:r>
+        <w:rPr>
+          <w:color w:val="5A6472"/>
+          <w:sz w:val="22"/>
+          <w:szCs w:val="22"/>
+        </w:rPr>
+        <w:t xml:space="preserve">Figure 8. The violations panel and the fix routes (section 9)</w:t>
       </w:r>
     </w:p>
     <w:p>
@@ -2353,7 +2366,7 @@
           <w:sz w:val="21"/>
           <w:szCs w:val="21"/>
         </w:rPr>
-        <w:t xml:space="preserve">6. Pulling straight from your cluster</w:t>
+        <w:t xml:space="preserve">6. Getting the data out of ACS</w:t>
       </w:r>
     </w:p>
     <w:p>
@@ -2365,7 +2378,89 @@
           <w:sz w:val="21"/>
           <w:szCs w:val="21"/>
         </w:rPr>
-        <w:t xml:space="preserve">Both pages carry a live connect panel. It has two tabs. The OpenShift tab pulls the live workload objects out of the cluster API so you can audit what is actually deployed rather than what you think is deployed. The ACS tab pulls violations out of ACS Central so findings can be marked as confirmed in a running cluster.</w:t>
+        <w:t xml:space="preserve">Earlier versions of this tool carried a connect panel in the page: type a Central URL, paste an API token, press fetch. It has been removed. This section explains why, because the reasoning matters more than the feature did, and then shows what to do instead.</w:t>
+      </w:r>
+    </w:p>
+    <w:p>
+      <w:pPr>
+        <w:pBdr>
+          <w:top w:val="single" w:color="FFF8E1" w:sz="2"/>
+          <w:bottom w:val="single" w:color="FFF8E1" w:sz="2"/>
+          <w:left w:val="single" w:color="D4A72C" w:sz="18"/>
+        </w:pBdr>
+        <w:shd w:fill="FFF8E1" w:val="clear"/>
+        <w:spacing w:after="0" w:before="120"/>
+        <w:ind w:left="160" w:right="160"/>
+      </w:pPr>
+      <w:r>
+        <w:rPr>
+          <w:b/>
+          <w:bCs/>
+          <w:color w:val="1C2430"/>
+          <w:sz w:val="20"/>
+          <w:szCs w:val="20"/>
+        </w:rPr>
+        <w:t xml:space="preserve">Why there is no connect button any more</w:t>
+      </w:r>
+    </w:p>
+    <w:p>
+      <w:pPr>
+        <w:pBdr>
+          <w:top w:val="single" w:color="FFF8E1" w:sz="2"/>
+          <w:bottom w:val="single" w:color="FFF8E1" w:sz="2"/>
+          <w:left w:val="single" w:color="D4A72C" w:sz="18"/>
+        </w:pBdr>
+        <w:shd w:fill="FFF8E1" w:val="clear"/>
+        <w:spacing w:after="40"/>
+        <w:ind w:left="160" w:right="160"/>
+      </w:pPr>
+      <w:r>
+        <w:rPr>
+          <w:color w:val="1C2430"/>
+          <w:sz w:val="20"/>
+          <w:szCs w:val="20"/>
+        </w:rPr>
+        <w:t xml:space="preserve">A page opened from a file has a null origin. Neither ACS Central nor the OpenShift API sends a header that permits a null origin, so the browser blocks the response before the page ever sees it. This is the browser working correctly and no amount of rewriting the page changes it.</w:t>
+      </w:r>
+    </w:p>
+    <w:p>
+      <w:pPr>
+        <w:pBdr>
+          <w:top w:val="single" w:color="FFF8E1" w:sz="2"/>
+          <w:bottom w:val="single" w:color="FFF8E1" w:sz="2"/>
+          <w:left w:val="single" w:color="D4A72C" w:sz="18"/>
+        </w:pBdr>
+        <w:shd w:fill="FFF8E1" w:val="clear"/>
+        <w:spacing w:after="40"/>
+        <w:ind w:left="160" w:right="160"/>
+      </w:pPr>
+      <w:r>
+        <w:rPr>
+          <w:color w:val="1C2430"/>
+          <w:sz w:val="20"/>
+          <w:szCs w:val="20"/>
+        </w:rPr>
+        <w:t xml:space="preserve">That left a feature which asked you to paste a live ACS API token into a browser tab in exchange for a request that then failed. The token was real, the risk was real, and the benefit was zero.</w:t>
+      </w:r>
+    </w:p>
+    <w:p>
+      <w:pPr>
+        <w:pBdr>
+          <w:top w:val="single" w:color="FFF8E1" w:sz="2"/>
+          <w:bottom w:val="single" w:color="FFF8E1" w:sz="2"/>
+          <w:left w:val="single" w:color="D4A72C" w:sz="18"/>
+        </w:pBdr>
+        <w:shd w:fill="FFF8E1" w:val="clear"/>
+        <w:spacing w:after="160"/>
+        <w:ind w:left="160" w:right="160"/>
+      </w:pPr>
+      <w:r>
+        <w:rPr>
+          <w:color w:val="1C2430"/>
+          <w:sz w:val="20"/>
+          <w:szCs w:val="20"/>
+        </w:rPr>
+        <w:t xml:space="preserve">Mitigating that risk, masking the field, clearing the value, keeping it out of storage, was work spent making a credential slightly safer in a place it had no reason to be. Removing the feature deletes the risk class instead of managing it. The test suite now asserts the stronger property: no password field, no token identifier and no network call exists in either page.</w:t>
       </w:r>
     </w:p>
     <w:p>
@@ -2376,7 +2471,7 @@
       <w:r>
         <w:drawing>
           <wp:inline distT="0" distB="0" distL="0" distR="0">
-            <wp:extent cx="6096000" cy="3152775"/>
+            <wp:extent cx="6096000" cy="3676650"/>
             <wp:effectExtent t="0" r="0" b="0" l="0"/>
             <wp:docPr id="1" name="" descr="" title=""/>
             <wp:cNvGraphicFramePr>
@@ -2401,7 +2496,7 @@
                   <pic:spPr bwMode="auto">
                     <a:xfrm>
                       <a:off x="0" y="0"/>
-                      <a:ext cx="6096000" cy="3152775"/>
+                      <a:ext cx="6096000" cy="3676650"/>
                     </a:xfrm>
                     <a:prstGeom prst="rect">
                       <a:avLst/>
@@ -2427,7 +2522,7 @@
           <w:sz w:val="18"/>
           <w:szCs w:val="18"/>
         </w:rPr>
-        <w:t xml:space="preserve">Figure 2. The live connect panel, showing the ACS Central tab. The OpenShift API tab sits beside it.</w:t>
+        <w:t xml:space="preserve">Figure 2. The supported path. The scripts run where the cluster is reachable, and the page reads what they write.</w:t>
       </w:r>
     </w:p>
     <w:p>
@@ -2440,75 +2535,7 @@
           <w:sz w:val="21"/>
           <w:szCs w:val="21"/>
         </w:rPr>
-        <w:t xml:space="preserve">OpenShift API tab</w:t>
-      </w:r>
-    </w:p>
-    <w:p>
-      <w:pPr>
-        <w:pStyle w:val="ListParagraph"/>
-        <w:numPr>
-          <w:ilvl w:val="0"/>
-          <w:numId w:val="4"/>
-        </w:numPr>
-        <w:spacing w:after="70"/>
-      </w:pPr>
-      <w:r>
-        <w:rPr>
-          <w:sz w:val="21"/>
-          <w:szCs w:val="21"/>
-        </w:rPr>
-        <w:t xml:space="preserve">API URL: your cluster API endpoint, for example https://api.example.com:6443. You can get it with oc whoami --show-server.</w:t>
-      </w:r>
-    </w:p>
-    <w:p>
-      <w:pPr>
-        <w:pStyle w:val="ListParagraph"/>
-        <w:numPr>
-          <w:ilvl w:val="0"/>
-          <w:numId w:val="4"/>
-        </w:numPr>
-        <w:spacing w:after="70"/>
-      </w:pPr>
-      <w:r>
-        <w:rPr>
-          <w:sz w:val="21"/>
-          <w:szCs w:val="21"/>
-        </w:rPr>
-        <w:t xml:space="preserve">Token: a bearer token. The quickest source is oc whoami -t once you are logged in.</w:t>
-      </w:r>
-    </w:p>
-    <w:p>
-      <w:pPr>
-        <w:pStyle w:val="ListParagraph"/>
-        <w:numPr>
-          <w:ilvl w:val="0"/>
-          <w:numId w:val="4"/>
-        </w:numPr>
-        <w:spacing w:after="70"/>
-      </w:pPr>
-      <w:r>
-        <w:rPr>
-          <w:sz w:val="21"/>
-          <w:szCs w:val="21"/>
-        </w:rPr>
-        <w:t xml:space="preserve">Namespace: optional. Leave it blank to sweep every namespace you can read, or name one to scope the pull.</w:t>
-      </w:r>
-    </w:p>
-    <w:p>
-      <w:pPr>
-        <w:pStyle w:val="ListParagraph"/>
-        <w:numPr>
-          <w:ilvl w:val="0"/>
-          <w:numId w:val="4"/>
-        </w:numPr>
-        <w:spacing w:after="70"/>
-      </w:pPr>
-      <w:r>
-        <w:rPr>
-          <w:sz w:val="21"/>
-          <w:szCs w:val="21"/>
-        </w:rPr>
-        <w:t xml:space="preserve">Press Pull live workloads.</w:t>
+        <w:t xml:space="preserve">Step one: the preflight</w:t>
       </w:r>
     </w:p>
     <w:p>
@@ -2520,7 +2547,19 @@
           <w:sz w:val="21"/>
           <w:szCs w:val="21"/>
         </w:rPr>
-        <w:t xml:space="preserve">The tool requests Deployments, DaemonSets, StatefulSets, Jobs, CronJobs, and Pods, then sanitises each object before it goes anywhere near the scanner.</w:t>
+        <w:t xml:space="preserve">Run scripts/acs_preflight.sh before anything else. It checks that the endpoint resolves and answers, that TLS verifies, that the token is valid, and, most usefully, that the token can actually read each of the three things the export needs.</w:t>
+      </w:r>
+    </w:p>
+    <w:p>
+      <w:pPr>
+        <w:spacing w:after="120"/>
+      </w:pPr>
+      <w:r>
+        <w:rPr>
+          <w:sz w:val="21"/>
+          <w:szCs w:val="21"/>
+        </w:rPr>
+        <w:t xml:space="preserve">That last check is worth its own paragraph. A token scoped only to Alert will pull violations perfectly and return 403 on the vulnerability export. You see violations, you see no CVEs, and nothing tells you the second half silently failed. The preflight catches it in one line.</w:t>
       </w:r>
     </w:p>
     <w:p>
@@ -2533,7 +2572,7 @@
           <w:sz w:val="21"/>
           <w:szCs w:val="21"/>
         </w:rPr>
-        <w:t xml:space="preserve">What sanitising removes, and why it matters</w:t>
+        <w:t xml:space="preserve">Step two: the pull</w:t>
       </w:r>
     </w:p>
     <w:p>
@@ -2545,7 +2584,825 @@
           <w:sz w:val="21"/>
           <w:szCs w:val="21"/>
         </w:rPr>
-        <w:t xml:space="preserve">A live object from the API is not a manifest. It carries server side bookkeeping that would be wrong, noisy, or actively dangerous to write back into git. The tool strips it:</w:t>
+        <w:t xml:space="preserve">scripts/acs_pull_all.sh writes seven files into a timestamped directory:</w:t>
+      </w:r>
+    </w:p>
+    <w:tbl>
+      <w:tblPr>
+        <w:tblW w:type="dxa" w:w="9300"/>
+        <w:tblBorders>
+          <w:top w:val="single" w:color="D0D7DE" w:sz="2"/>
+          <w:left w:val="single" w:color="D0D7DE" w:sz="2"/>
+          <w:bottom w:val="single" w:color="D0D7DE" w:sz="2"/>
+          <w:right w:val="single" w:color="D0D7DE" w:sz="2"/>
+          <w:insideH w:val="single" w:color="D0D7DE" w:sz="2"/>
+          <w:insideV w:val="single" w:color="D0D7DE" w:sz="2"/>
+        </w:tblBorders>
+      </w:tblPr>
+      <w:tblGrid>
+        <w:gridCol w:w="2700"/>
+        <w:gridCol w:w="2700"/>
+        <w:gridCol w:w="3900"/>
+      </w:tblGrid>
+      <w:tr>
+        <w:trPr>
+          <w:tblHeader/>
+        </w:trPr>
+        <w:tc>
+          <w:tcPr>
+            <w:tcW w:type="dxa" w:w="2700"/>
+            <w:shd w:fill="EEF3FA" w:val="clear"/>
+            <w:tcMar>
+              <w:top w:type="dxa" w:w="60"/>
+              <w:left w:type="dxa" w:w="90"/>
+              <w:bottom w:type="dxa" w:w="60"/>
+              <w:right w:type="dxa" w:w="90"/>
+            </w:tcMar>
+          </w:tcPr>
+          <w:p>
+            <w:pPr>
+              <w:spacing w:after="0"/>
+            </w:pPr>
+            <w:r>
+              <w:rPr>
+                <w:b/>
+                <w:bCs/>
+                <w:color w:val="1C2430"/>
+                <w:sz w:val="18"/>
+                <w:szCs w:val="18"/>
+              </w:rPr>
+              <w:t xml:space="preserve">File</w:t>
+            </w:r>
+          </w:p>
+        </w:tc>
+        <w:tc>
+          <w:tcPr>
+            <w:tcW w:type="dxa" w:w="2700"/>
+            <w:shd w:fill="EEF3FA" w:val="clear"/>
+            <w:tcMar>
+              <w:top w:type="dxa" w:w="60"/>
+              <w:left w:type="dxa" w:w="90"/>
+              <w:bottom w:type="dxa" w:w="60"/>
+              <w:right w:type="dxa" w:w="90"/>
+            </w:tcMar>
+          </w:tcPr>
+          <w:p>
+            <w:pPr>
+              <w:spacing w:after="0"/>
+            </w:pPr>
+            <w:r>
+              <w:rPr>
+                <w:b/>
+                <w:bCs/>
+                <w:color w:val="1C2430"/>
+                <w:sz w:val="18"/>
+                <w:szCs w:val="18"/>
+              </w:rPr>
+              <w:t xml:space="preserve">Endpoint</w:t>
+            </w:r>
+          </w:p>
+        </w:tc>
+        <w:tc>
+          <w:tcPr>
+            <w:tcW w:type="dxa" w:w="3900"/>
+            <w:shd w:fill="EEF3FA" w:val="clear"/>
+            <w:tcMar>
+              <w:top w:type="dxa" w:w="60"/>
+              <w:left w:type="dxa" w:w="90"/>
+              <w:bottom w:type="dxa" w:w="60"/>
+              <w:right w:type="dxa" w:w="90"/>
+            </w:tcMar>
+          </w:tcPr>
+          <w:p>
+            <w:pPr>
+              <w:spacing w:after="0"/>
+            </w:pPr>
+            <w:r>
+              <w:rPr>
+                <w:b/>
+                <w:bCs/>
+                <w:color w:val="1C2430"/>
+                <w:sz w:val="18"/>
+                <w:szCs w:val="18"/>
+              </w:rPr>
+              <w:t xml:space="preserve">What it is for</w:t>
+            </w:r>
+          </w:p>
+        </w:tc>
+      </w:tr>
+      <w:tr>
+        <w:tc>
+          <w:tcPr>
+            <w:tcW w:type="dxa" w:w="2700"/>
+            <w:tcMar>
+              <w:top w:type="dxa" w:w="60"/>
+              <w:left w:type="dxa" w:w="90"/>
+              <w:bottom w:type="dxa" w:w="60"/>
+              <w:right w:type="dxa" w:w="90"/>
+            </w:tcMar>
+          </w:tcPr>
+          <w:p>
+            <w:pPr>
+              <w:spacing w:after="0"/>
+            </w:pPr>
+            <w:r>
+              <w:rPr>
+                <w:color w:val="1C2430"/>
+                <w:sz w:val="18"/>
+                <w:szCs w:val="18"/>
+              </w:rPr>
+              <w:t xml:space="preserve">00_auth_status.json</w:t>
+            </w:r>
+          </w:p>
+        </w:tc>
+        <w:tc>
+          <w:tcPr>
+            <w:tcW w:type="dxa" w:w="2700"/>
+            <w:tcMar>
+              <w:top w:type="dxa" w:w="60"/>
+              <w:left w:type="dxa" w:w="90"/>
+              <w:bottom w:type="dxa" w:w="60"/>
+              <w:right w:type="dxa" w:w="90"/>
+            </w:tcMar>
+          </w:tcPr>
+          <w:p>
+            <w:pPr>
+              <w:spacing w:after="0"/>
+            </w:pPr>
+            <w:r>
+              <w:rPr>
+                <w:color w:val="1C2430"/>
+                <w:sz w:val="18"/>
+                <w:szCs w:val="18"/>
+              </w:rPr>
+              <w:t xml:space="preserve">/v1/auth/status</w:t>
+            </w:r>
+          </w:p>
+        </w:tc>
+        <w:tc>
+          <w:tcPr>
+            <w:tcW w:type="dxa" w:w="3900"/>
+            <w:tcMar>
+              <w:top w:type="dxa" w:w="60"/>
+              <w:left w:type="dxa" w:w="90"/>
+              <w:bottom w:type="dxa" w:w="60"/>
+              <w:right w:type="dxa" w:w="90"/>
+            </w:tcMar>
+          </w:tcPr>
+          <w:p>
+            <w:pPr>
+              <w:spacing w:after="0"/>
+            </w:pPr>
+            <w:r>
+              <w:rPr>
+                <w:color w:val="1C2430"/>
+                <w:sz w:val="18"/>
+                <w:szCs w:val="18"/>
+              </w:rPr>
+              <w:t xml:space="preserve">Who the token is and what it can see. Evidence for the audit trail.</w:t>
+            </w:r>
+          </w:p>
+        </w:tc>
+      </w:tr>
+      <w:tr>
+        <w:tc>
+          <w:tcPr>
+            <w:tcW w:type="dxa" w:w="2700"/>
+            <w:tcMar>
+              <w:top w:type="dxa" w:w="60"/>
+              <w:left w:type="dxa" w:w="90"/>
+              <w:bottom w:type="dxa" w:w="60"/>
+              <w:right w:type="dxa" w:w="90"/>
+            </w:tcMar>
+          </w:tcPr>
+          <w:p>
+            <w:pPr>
+              <w:spacing w:after="0"/>
+            </w:pPr>
+            <w:r>
+              <w:rPr>
+                <w:color w:val="1C2430"/>
+                <w:sz w:val="18"/>
+                <w:szCs w:val="18"/>
+              </w:rPr>
+              <w:t xml:space="preserve">01_alerts_list.json</w:t>
+            </w:r>
+          </w:p>
+        </w:tc>
+        <w:tc>
+          <w:tcPr>
+            <w:tcW w:type="dxa" w:w="2700"/>
+            <w:tcMar>
+              <w:top w:type="dxa" w:w="60"/>
+              <w:left w:type="dxa" w:w="90"/>
+              <w:bottom w:type="dxa" w:w="60"/>
+              <w:right w:type="dxa" w:w="90"/>
+            </w:tcMar>
+          </w:tcPr>
+          <w:p>
+            <w:pPr>
+              <w:spacing w:after="0"/>
+            </w:pPr>
+            <w:r>
+              <w:rPr>
+                <w:color w:val="1C2430"/>
+                <w:sz w:val="18"/>
+                <w:szCs w:val="18"/>
+              </w:rPr>
+              <w:t xml:space="preserve">/v1/alerts</w:t>
+            </w:r>
+          </w:p>
+        </w:tc>
+        <w:tc>
+          <w:tcPr>
+            <w:tcW w:type="dxa" w:w="3900"/>
+            <w:tcMar>
+              <w:top w:type="dxa" w:w="60"/>
+              <w:left w:type="dxa" w:w="90"/>
+              <w:bottom w:type="dxa" w:w="60"/>
+              <w:right w:type="dxa" w:w="90"/>
+            </w:tcMar>
+          </w:tcPr>
+          <w:p>
+            <w:pPr>
+              <w:spacing w:after="0"/>
+            </w:pPr>
+            <w:r>
+              <w:rPr>
+                <w:color w:val="1C2430"/>
+                <w:sz w:val="18"/>
+                <w:szCs w:val="18"/>
+              </w:rPr>
+              <w:t xml:space="preserve">Every violation, slim. No violation text, by design of the API.</w:t>
+            </w:r>
+          </w:p>
+        </w:tc>
+      </w:tr>
+      <w:tr>
+        <w:tc>
+          <w:tcPr>
+            <w:tcW w:type="dxa" w:w="2700"/>
+            <w:tcMar>
+              <w:top w:type="dxa" w:w="60"/>
+              <w:left w:type="dxa" w:w="90"/>
+              <w:bottom w:type="dxa" w:w="60"/>
+              <w:right w:type="dxa" w:w="90"/>
+            </w:tcMar>
+          </w:tcPr>
+          <w:p>
+            <w:pPr>
+              <w:spacing w:after="0"/>
+            </w:pPr>
+            <w:r>
+              <w:rPr>
+                <w:color w:val="1C2430"/>
+                <w:sz w:val="18"/>
+                <w:szCs w:val="18"/>
+              </w:rPr>
+              <w:t xml:space="preserve">02_alerts_full.json</w:t>
+            </w:r>
+          </w:p>
+        </w:tc>
+        <w:tc>
+          <w:tcPr>
+            <w:tcW w:type="dxa" w:w="2700"/>
+            <w:tcMar>
+              <w:top w:type="dxa" w:w="60"/>
+              <w:left w:type="dxa" w:w="90"/>
+              <w:bottom w:type="dxa" w:w="60"/>
+              <w:right w:type="dxa" w:w="90"/>
+            </w:tcMar>
+          </w:tcPr>
+          <w:p>
+            <w:pPr>
+              <w:spacing w:after="0"/>
+            </w:pPr>
+            <w:r>
+              <w:rPr>
+                <w:color w:val="1C2430"/>
+                <w:sz w:val="18"/>
+                <w:szCs w:val="18"/>
+              </w:rPr>
+              <w:t xml:space="preserve">/v1/alerts/{id}</w:t>
+            </w:r>
+          </w:p>
+        </w:tc>
+        <w:tc>
+          <w:tcPr>
+            <w:tcW w:type="dxa" w:w="3900"/>
+            <w:tcMar>
+              <w:top w:type="dxa" w:w="60"/>
+              <w:left w:type="dxa" w:w="90"/>
+              <w:bottom w:type="dxa" w:w="60"/>
+              <w:right w:type="dxa" w:w="90"/>
+            </w:tcMar>
+          </w:tcPr>
+          <w:p>
+            <w:pPr>
+              <w:spacing w:after="0"/>
+            </w:pPr>
+            <w:r>
+              <w:rPr>
+                <w:color w:val="1C2430"/>
+                <w:sz w:val="18"/>
+                <w:szCs w:val="18"/>
+              </w:rPr>
+              <w:t xml:space="preserve">The same violations hydrated with their violation text. This is the one that matters.</w:t>
+            </w:r>
+          </w:p>
+        </w:tc>
+      </w:tr>
+      <w:tr>
+        <w:tc>
+          <w:tcPr>
+            <w:tcW w:type="dxa" w:w="2700"/>
+            <w:tcMar>
+              <w:top w:type="dxa" w:w="60"/>
+              <w:left w:type="dxa" w:w="90"/>
+              <w:bottom w:type="dxa" w:w="60"/>
+              <w:right w:type="dxa" w:w="90"/>
+            </w:tcMar>
+          </w:tcPr>
+          <w:p>
+            <w:pPr>
+              <w:spacing w:after="0"/>
+            </w:pPr>
+            <w:r>
+              <w:rPr>
+                <w:color w:val="1C2430"/>
+                <w:sz w:val="18"/>
+                <w:szCs w:val="18"/>
+              </w:rPr>
+              <w:t xml:space="preserve">03_vuln_workloads.ndjson</w:t>
+            </w:r>
+          </w:p>
+        </w:tc>
+        <w:tc>
+          <w:tcPr>
+            <w:tcW w:type="dxa" w:w="2700"/>
+            <w:tcMar>
+              <w:top w:type="dxa" w:w="60"/>
+              <w:left w:type="dxa" w:w="90"/>
+              <w:bottom w:type="dxa" w:w="60"/>
+              <w:right w:type="dxa" w:w="90"/>
+            </w:tcMar>
+          </w:tcPr>
+          <w:p>
+            <w:pPr>
+              <w:spacing w:after="0"/>
+            </w:pPr>
+            <w:r>
+              <w:rPr>
+                <w:color w:val="1C2430"/>
+                <w:sz w:val="18"/>
+                <w:szCs w:val="18"/>
+              </w:rPr>
+              <w:t xml:space="preserve">/v1/export/vuln-mgmt/workloads</w:t>
+            </w:r>
+          </w:p>
+        </w:tc>
+        <w:tc>
+          <w:tcPr>
+            <w:tcW w:type="dxa" w:w="3900"/>
+            <w:tcMar>
+              <w:top w:type="dxa" w:w="60"/>
+              <w:left w:type="dxa" w:w="90"/>
+              <w:bottom w:type="dxa" w:w="60"/>
+              <w:right w:type="dxa" w:w="90"/>
+            </w:tcMar>
+          </w:tcPr>
+          <w:p>
+            <w:pPr>
+              <w:spacing w:after="0"/>
+            </w:pPr>
+            <w:r>
+              <w:rPr>
+                <w:color w:val="1C2430"/>
+                <w:sz w:val="18"/>
+                <w:szCs w:val="18"/>
+              </w:rPr>
+              <w:t xml:space="preserve">CVEs in the images your workloads are actually running.</w:t>
+            </w:r>
+          </w:p>
+        </w:tc>
+      </w:tr>
+      <w:tr>
+        <w:tc>
+          <w:tcPr>
+            <w:tcW w:type="dxa" w:w="2700"/>
+            <w:tcMar>
+              <w:top w:type="dxa" w:w="60"/>
+              <w:left w:type="dxa" w:w="90"/>
+              <w:bottom w:type="dxa" w:w="60"/>
+              <w:right w:type="dxa" w:w="90"/>
+            </w:tcMar>
+          </w:tcPr>
+          <w:p>
+            <w:pPr>
+              <w:spacing w:after="0"/>
+            </w:pPr>
+            <w:r>
+              <w:rPr>
+                <w:color w:val="1C2430"/>
+                <w:sz w:val="18"/>
+                <w:szCs w:val="18"/>
+              </w:rPr>
+              <w:t xml:space="preserve">04_all_images.ndjson</w:t>
+            </w:r>
+          </w:p>
+        </w:tc>
+        <w:tc>
+          <w:tcPr>
+            <w:tcW w:type="dxa" w:w="2700"/>
+            <w:tcMar>
+              <w:top w:type="dxa" w:w="60"/>
+              <w:left w:type="dxa" w:w="90"/>
+              <w:bottom w:type="dxa" w:w="60"/>
+              <w:right w:type="dxa" w:w="90"/>
+            </w:tcMar>
+          </w:tcPr>
+          <w:p>
+            <w:pPr>
+              <w:spacing w:after="0"/>
+            </w:pPr>
+            <w:r>
+              <w:rPr>
+                <w:color w:val="1C2430"/>
+                <w:sz w:val="18"/>
+                <w:szCs w:val="18"/>
+              </w:rPr>
+              <w:t xml:space="preserve">/v1/export/images</w:t>
+            </w:r>
+          </w:p>
+        </w:tc>
+        <w:tc>
+          <w:tcPr>
+            <w:tcW w:type="dxa" w:w="3900"/>
+            <w:tcMar>
+              <w:top w:type="dxa" w:w="60"/>
+              <w:left w:type="dxa" w:w="90"/>
+              <w:bottom w:type="dxa" w:w="60"/>
+              <w:right w:type="dxa" w:w="90"/>
+            </w:tcMar>
+          </w:tcPr>
+          <w:p>
+            <w:pPr>
+              <w:spacing w:after="0"/>
+            </w:pPr>
+            <w:r>
+              <w:rPr>
+                <w:color w:val="1C2430"/>
+                <w:sz w:val="18"/>
+                <w:szCs w:val="18"/>
+              </w:rPr>
+              <w:t xml:space="preserve">Every image ACS has scanned, deployed or not.</w:t>
+            </w:r>
+          </w:p>
+        </w:tc>
+      </w:tr>
+      <w:tr>
+        <w:tc>
+          <w:tcPr>
+            <w:tcW w:type="dxa" w:w="2700"/>
+            <w:tcMar>
+              <w:top w:type="dxa" w:w="60"/>
+              <w:left w:type="dxa" w:w="90"/>
+              <w:bottom w:type="dxa" w:w="60"/>
+              <w:right w:type="dxa" w:w="90"/>
+            </w:tcMar>
+          </w:tcPr>
+          <w:p>
+            <w:pPr>
+              <w:spacing w:after="0"/>
+            </w:pPr>
+            <w:r>
+              <w:rPr>
+                <w:color w:val="1C2430"/>
+                <w:sz w:val="18"/>
+                <w:szCs w:val="18"/>
+              </w:rPr>
+              <w:t xml:space="preserve">05_nodes.ndjson</w:t>
+            </w:r>
+          </w:p>
+        </w:tc>
+        <w:tc>
+          <w:tcPr>
+            <w:tcW w:type="dxa" w:w="2700"/>
+            <w:tcMar>
+              <w:top w:type="dxa" w:w="60"/>
+              <w:left w:type="dxa" w:w="90"/>
+              <w:bottom w:type="dxa" w:w="60"/>
+              <w:right w:type="dxa" w:w="90"/>
+            </w:tcMar>
+          </w:tcPr>
+          <w:p>
+            <w:pPr>
+              <w:spacing w:after="0"/>
+            </w:pPr>
+            <w:r>
+              <w:rPr>
+                <w:color w:val="1C2430"/>
+                <w:sz w:val="18"/>
+                <w:szCs w:val="18"/>
+              </w:rPr>
+              <w:t xml:space="preserve">/v1/export/nodes</w:t>
+            </w:r>
+          </w:p>
+        </w:tc>
+        <w:tc>
+          <w:tcPr>
+            <w:tcW w:type="dxa" w:w="3900"/>
+            <w:tcMar>
+              <w:top w:type="dxa" w:w="60"/>
+              <w:left w:type="dxa" w:w="90"/>
+              <w:bottom w:type="dxa" w:w="60"/>
+              <w:right w:type="dxa" w:w="90"/>
+            </w:tcMar>
+          </w:tcPr>
+          <w:p>
+            <w:pPr>
+              <w:spacing w:after="0"/>
+            </w:pPr>
+            <w:r>
+              <w:rPr>
+                <w:color w:val="1C2430"/>
+                <w:sz w:val="18"/>
+                <w:szCs w:val="18"/>
+              </w:rPr>
+              <w:t xml:space="preserve">CVEs on the nodes themselves.</w:t>
+            </w:r>
+          </w:p>
+        </w:tc>
+      </w:tr>
+      <w:tr>
+        <w:tc>
+          <w:tcPr>
+            <w:tcW w:type="dxa" w:w="2700"/>
+            <w:tcMar>
+              <w:top w:type="dxa" w:w="60"/>
+              <w:left w:type="dxa" w:w="90"/>
+              <w:bottom w:type="dxa" w:w="60"/>
+              <w:right w:type="dxa" w:w="90"/>
+            </w:tcMar>
+          </w:tcPr>
+          <w:p>
+            <w:pPr>
+              <w:spacing w:after="0"/>
+            </w:pPr>
+            <w:r>
+              <w:rPr>
+                <w:color w:val="1C2430"/>
+                <w:sz w:val="18"/>
+                <w:szCs w:val="18"/>
+              </w:rPr>
+              <w:t xml:space="preserve">06_snoozed.ndjson</w:t>
+            </w:r>
+          </w:p>
+        </w:tc>
+        <w:tc>
+          <w:tcPr>
+            <w:tcW w:type="dxa" w:w="2700"/>
+            <w:tcMar>
+              <w:top w:type="dxa" w:w="60"/>
+              <w:left w:type="dxa" w:w="90"/>
+              <w:bottom w:type="dxa" w:w="60"/>
+              <w:right w:type="dxa" w:w="90"/>
+            </w:tcMar>
+          </w:tcPr>
+          <w:p>
+            <w:pPr>
+              <w:spacing w:after="0"/>
+            </w:pPr>
+            <w:r>
+              <w:rPr>
+                <w:color w:val="1C2430"/>
+                <w:sz w:val="18"/>
+                <w:szCs w:val="18"/>
+              </w:rPr>
+              <w:t xml:space="preserve">/v1/alerts</w:t>
+            </w:r>
+          </w:p>
+        </w:tc>
+        <w:tc>
+          <w:tcPr>
+            <w:tcW w:type="dxa" w:w="3900"/>
+            <w:tcMar>
+              <w:top w:type="dxa" w:w="60"/>
+              <w:left w:type="dxa" w:w="90"/>
+              <w:bottom w:type="dxa" w:w="60"/>
+              <w:right w:type="dxa" w:w="90"/>
+            </w:tcMar>
+          </w:tcPr>
+          <w:p>
+            <w:pPr>
+              <w:spacing w:after="0"/>
+            </w:pPr>
+            <w:r>
+              <w:rPr>
+                <w:color w:val="1C2430"/>
+                <w:sz w:val="18"/>
+                <w:szCs w:val="18"/>
+              </w:rPr>
+              <w:t xml:space="preserve">Violations somebody deferred, so a deferral does not become invisible.</w:t>
+            </w:r>
+          </w:p>
+        </w:tc>
+      </w:tr>
+    </w:tbl>
+    <w:p>
+      <w:pPr>
+        <w:spacing w:after="140"/>
+      </w:pPr>
+      <w:r>
+        <w:rPr>
+          <w:sz w:val="21"/>
+          <w:szCs w:val="21"/>
+        </w:rPr>
+        <w:t xml:space="preserve"/>
+      </w:r>
+    </w:p>
+    <w:p>
+      <w:pPr>
+        <w:spacing w:after="120"/>
+      </w:pPr>
+      <w:r>
+        <w:rPr>
+          <w:sz w:val="21"/>
+          <w:szCs w:val="21"/>
+        </w:rPr>
+        <w:t xml:space="preserve">The scripts read the token from the environment or prompt for it without echo. It is never passed as a command argument, so it does not appear in ps output where any other user on the machine could read it, and it does not land in your shell history. TLS is verified by default and --cacert is supported for a private CA.</w:t>
+      </w:r>
+    </w:p>
+    <w:p>
+      <w:pPr>
+        <w:pBdr>
+          <w:top w:val="single" w:color="EEF3FA" w:sz="2"/>
+          <w:bottom w:val="single" w:color="EEF3FA" w:sz="2"/>
+          <w:left w:val="single" w:color="1F6FEB" w:sz="18"/>
+        </w:pBdr>
+        <w:shd w:fill="EEF3FA" w:val="clear"/>
+        <w:spacing w:after="0" w:before="120"/>
+        <w:ind w:left="160" w:right="160"/>
+      </w:pPr>
+      <w:r>
+        <w:rPr>
+          <w:b/>
+          <w:bCs/>
+          <w:color w:val="1C2430"/>
+          <w:sz w:val="20"/>
+          <w:szCs w:val="20"/>
+        </w:rPr>
+        <w:t xml:space="preserve">If you are not on a Unix shell, or Central is not reachable from your workstation</w:t>
+      </w:r>
+    </w:p>
+    <w:p>
+      <w:pPr>
+        <w:pBdr>
+          <w:top w:val="single" w:color="EEF3FA" w:sz="2"/>
+          <w:bottom w:val="single" w:color="EEF3FA" w:sz="2"/>
+          <w:left w:val="single" w:color="1F6FEB" w:sz="18"/>
+        </w:pBdr>
+        <w:shd w:fill="EEF3FA" w:val="clear"/>
+        <w:spacing w:after="40"/>
+        <w:ind w:left="160" w:right="160"/>
+      </w:pPr>
+      <w:r>
+        <w:rPr>
+          <w:color w:val="1C2430"/>
+          <w:sz w:val="20"/>
+          <w:szCs w:val="20"/>
+        </w:rPr>
+        <w:t xml:space="preserve">scripts/acs_pull_all.ps1 is the PowerShell equivalent and needs no additional modules.</w:t>
+      </w:r>
+    </w:p>
+    <w:p>
+      <w:pPr>
+        <w:pBdr>
+          <w:top w:val="single" w:color="EEF3FA" w:sz="2"/>
+          <w:bottom w:val="single" w:color="EEF3FA" w:sz="2"/>
+          <w:left w:val="single" w:color="1F6FEB" w:sz="18"/>
+        </w:pBdr>
+        <w:shd w:fill="EEF3FA" w:val="clear"/>
+        <w:spacing w:after="40"/>
+        <w:ind w:left="160" w:right="160"/>
+      </w:pPr>
+      <w:r>
+        <w:rPr>
+          <w:color w:val="1C2430"/>
+          <w:sz w:val="20"/>
+          <w:szCs w:val="20"/>
+        </w:rPr>
+        <w:t xml:space="preserve">scripts/acs_pull_over_ssh.ps1 runs the pull on a jump host over SSH and brings the files back, for the case where Central is only reachable from inside the environment.</w:t>
+      </w:r>
+    </w:p>
+    <w:p>
+      <w:pPr>
+        <w:pBdr>
+          <w:top w:val="single" w:color="EEF3FA" w:sz="2"/>
+          <w:bottom w:val="single" w:color="EEF3FA" w:sz="2"/>
+          <w:left w:val="single" w:color="1F6FEB" w:sz="18"/>
+        </w:pBdr>
+        <w:shd w:fill="EEF3FA" w:val="clear"/>
+        <w:spacing w:after="160"/>
+        <w:ind w:left="160" w:right="160"/>
+      </w:pPr>
+      <w:r>
+        <w:rPr>
+          <w:color w:val="1C2430"/>
+          <w:sz w:val="20"/>
+          <w:szCs w:val="20"/>
+        </w:rPr>
+        <w:t xml:space="preserve">scripts/acs_pull_via_oc.sh uses an oc port forward to Central instead of a route, for clusters where Central has no external route at all. Note that an HTTP proxy will break a port forward: the tool passes --noproxy so the local forward is not sent through it.</w:t>
+      </w:r>
+    </w:p>
+    <w:p>
+      <w:pPr>
+        <w:pStyle w:val="Heading2"/>
+        <w:spacing w:after="100" w:before="240"/>
+      </w:pPr>
+      <w:r>
+        <w:rPr>
+          <w:sz w:val="21"/>
+          <w:szCs w:val="21"/>
+        </w:rPr>
+        <w:t xml:space="preserve">Step three: drop them on the page</w:t>
+      </w:r>
+    </w:p>
+    <w:p>
+      <w:pPr>
+        <w:spacing w:after="120"/>
+      </w:pPr>
+      <w:r>
+        <w:rPr>
+          <w:sz w:val="21"/>
+          <w:szCs w:val="21"/>
+        </w:rPr>
+        <w:t xml:space="preserve">Drag all of them onto the drop zone at once, in any order, alongside your YAML. They accumulate rather than replace each other, which was not true in an earlier version and is the reason this is spelled out: dropping six files used to leave you looking at whichever one landed last.</w:t>
+      </w:r>
+    </w:p>
+    <w:p>
+      <w:pPr>
+        <w:spacing w:after="120"/>
+      </w:pPr>
+      <w:r>
+        <w:rPr>
+          <w:sz w:val="21"/>
+          <w:szCs w:val="21"/>
+        </w:rPr>
+        <w:t xml:space="preserve">A violation that arrives twice, once slim from 01 and once hydrated from 02, is recognised as the same violation and deduplicated, with the hydrated copy kept. Nothing is uploaded anywhere. The file is read inside the tab and never leaves the machine.</w:t>
+      </w:r>
+    </w:p>
+    <w:p>
+      <w:pPr>
+        <w:pStyle w:val="Heading2"/>
+        <w:spacing w:after="100" w:before="240"/>
+      </w:pPr>
+      <w:r>
+        <w:rPr>
+          <w:sz w:val="21"/>
+          <w:szCs w:val="21"/>
+        </w:rPr>
+        <w:t xml:space="preserve">Auditing what is deployed rather than what you think is deployed</w:t>
+      </w:r>
+    </w:p>
+    <w:p>
+      <w:pPr>
+        <w:spacing w:after="120"/>
+      </w:pPr>
+      <w:r>
+        <w:rPr>
+          <w:sz w:val="21"/>
+          <w:szCs w:val="21"/>
+        </w:rPr>
+        <w:t xml:space="preserve">To audit the running cluster rather than the repository, export the live objects with oc and drop that file on the page as well:</w:t>
+      </w:r>
+    </w:p>
+    <w:p>
+      <w:pPr>
+        <w:shd w:fill="F4F6F8" w:val="clear"/>
+        <w:spacing w:after="140" w:before="40"/>
+        <w:ind w:left="240" w:right="240"/>
+      </w:pPr>
+      <w:r>
+        <w:rPr>
+          <w:rFonts w:ascii="Consolas" w:cs="Consolas" w:eastAsia="Consolas" w:hAnsi="Consolas"/>
+          <w:color w:val="24292F"/>
+          <w:sz w:val="17"/>
+          <w:szCs w:val="17"/>
+        </w:rPr>
+        <w:t xml:space="preserve">oc get deployment,daemonset,statefulset,cronjob,job --all-namespaces -o json &gt; workloads.json</w:t>
+      </w:r>
+    </w:p>
+    <w:p>
+      <w:pPr>
+        <w:spacing w:after="120"/>
+      </w:pPr>
+      <w:r>
+        <w:rPr>
+          <w:sz w:val="21"/>
+          <w:szCs w:val="21"/>
+        </w:rPr>
+        <w:t xml:space="preserve">A live object from the API is not a manifest. It carries server side bookkeeping that would be wrong, noisy, or actively dangerous to write back into git, so the tool strips it on load:</w:t>
       </w:r>
     </w:p>
     <w:p>
@@ -2562,7 +3419,7 @@
           <w:sz w:val="21"/>
           <w:szCs w:val="21"/>
         </w:rPr>
-        <w:t xml:space="preserve">managedFields, resourceVersion, uid, selfLink, generation, and creationTimestamp, all of which are assigned by the API server.</w:t>
+        <w:t xml:space="preserve">managedFields, resourceVersion, uid, selfLink, generation and creationTimestamp, all assigned by the API server.</w:t>
       </w:r>
     </w:p>
     <w:p>
@@ -2596,7 +3453,7 @@
           <w:sz w:val="21"/>
           <w:szCs w:val="21"/>
         </w:rPr>
-        <w:t xml:space="preserve">The entire status block, which is observed state and not something you declare.</w:t>
+        <w:t xml:space="preserve">The entire status block, which is observed state rather than something you declare.</w:t>
       </w:r>
     </w:p>
     <w:p>
@@ -2626,298 +3483,6 @@
           <w:szCs w:val="21"/>
         </w:rPr>
         <w:t xml:space="preserve">Meaningful annotations survive. If stripping annotations would leave an empty map, the map itself is removed rather than left as an empty stub, which keeps the emitted YAML clean. The test suite asserts all of this, including that a sanitised object remains fully scannable and fixable.</w:t>
-      </w:r>
-    </w:p>
-    <w:p>
-      <w:pPr>
-        <w:pStyle w:val="Heading2"/>
-        <w:spacing w:after="100" w:before="240"/>
-      </w:pPr>
-      <w:r>
-        <w:rPr>
-          <w:sz w:val="21"/>
-          <w:szCs w:val="21"/>
-        </w:rPr>
-        <w:t xml:space="preserve">ACS Central tab</w:t>
-      </w:r>
-    </w:p>
-    <w:p>
-      <w:pPr>
-        <w:pStyle w:val="ListParagraph"/>
-        <w:numPr>
-          <w:ilvl w:val="0"/>
-          <w:numId w:val="5"/>
-        </w:numPr>
-        <w:spacing w:after="70"/>
-      </w:pPr>
-      <w:r>
-        <w:rPr>
-          <w:sz w:val="21"/>
-          <w:szCs w:val="21"/>
-        </w:rPr>
-        <w:t xml:space="preserve">Central URL: the route to ACS Central, for example https://central-stackrox.apps.example.com.</w:t>
-      </w:r>
-    </w:p>
-    <w:p>
-      <w:pPr>
-        <w:pStyle w:val="ListParagraph"/>
-        <w:numPr>
-          <w:ilvl w:val="0"/>
-          <w:numId w:val="5"/>
-        </w:numPr>
-        <w:spacing w:after="70"/>
-      </w:pPr>
-      <w:r>
-        <w:rPr>
-          <w:sz w:val="21"/>
-          <w:szCs w:val="21"/>
-        </w:rPr>
-        <w:t xml:space="preserve">Token: an ACS API token. Generate one in the ACS console under Platform Configuration, Integrations, Authentication Tokens. A read only role is sufficient and is what you should use.</w:t>
-      </w:r>
-    </w:p>
-    <w:p>
-      <w:pPr>
-        <w:pStyle w:val="ListParagraph"/>
-        <w:numPr>
-          <w:ilvl w:val="0"/>
-          <w:numId w:val="5"/>
-        </w:numPr>
-        <w:spacing w:after="70"/>
-      </w:pPr>
-      <w:r>
-        <w:rPr>
-          <w:sz w:val="21"/>
-          <w:szCs w:val="21"/>
-        </w:rPr>
-        <w:t xml:space="preserve">Query: optional ACS search syntax, for example Severity:CRITICAL_SEVERITY, to narrow what comes back.</w:t>
-      </w:r>
-    </w:p>
-    <w:p>
-      <w:pPr>
-        <w:pStyle w:val="ListParagraph"/>
-        <w:numPr>
-          <w:ilvl w:val="0"/>
-          <w:numId w:val="5"/>
-        </w:numPr>
-        <w:spacing w:after="70"/>
-      </w:pPr>
-      <w:r>
-        <w:rPr>
-          <w:sz w:val="21"/>
-          <w:szCs w:val="21"/>
-        </w:rPr>
-        <w:t xml:space="preserve">Press Fetch violations.</w:t>
-      </w:r>
-    </w:p>
-    <w:p>
-      <w:pPr>
-        <w:spacing w:after="120"/>
-      </w:pPr>
-      <w:r>
-        <w:rPr>
-          <w:sz w:val="21"/>
-          <w:szCs w:val="21"/>
-        </w:rPr>
-        <w:t xml:space="preserve">The tool calls the /v1/alerts endpoint with an Authorization bearer header. Every violation returned is matched back to a policy in the catalogue, and any violation that cannot be matched to a manifest is reported separately rather than quietly dropped.</w:t>
-      </w:r>
-    </w:p>
-    <w:p>
-      <w:pPr>
-        <w:pStyle w:val="Heading2"/>
-        <w:spacing w:after="100" w:before="240"/>
-      </w:pPr>
-      <w:r>
-        <w:rPr>
-          <w:sz w:val="21"/>
-          <w:szCs w:val="21"/>
-        </w:rPr>
-        <w:t xml:space="preserve">Token handling</w:t>
-      </w:r>
-    </w:p>
-    <w:p>
-      <w:pPr>
-        <w:pBdr>
-          <w:top w:val="single" w:color="FFF8E1" w:sz="2"/>
-          <w:bottom w:val="single" w:color="FFF8E1" w:sz="2"/>
-          <w:left w:val="single" w:color="D4A72C" w:sz="18"/>
-        </w:pBdr>
-        <w:shd w:fill="FFF8E1" w:val="clear"/>
-        <w:spacing w:after="0" w:before="120"/>
-        <w:ind w:left="160" w:right="160"/>
-      </w:pPr>
-      <w:r>
-        <w:rPr>
-          <w:b/>
-          <w:bCs/>
-          <w:color w:val="1C2430"/>
-          <w:sz w:val="20"/>
-          <w:szCs w:val="20"/>
-        </w:rPr>
-        <w:t xml:space="preserve">Read this before you paste a token</w:t>
-      </w:r>
-    </w:p>
-    <w:p>
-      <w:pPr>
-        <w:pBdr>
-          <w:top w:val="single" w:color="FFF8E1" w:sz="2"/>
-          <w:bottom w:val="single" w:color="FFF8E1" w:sz="2"/>
-          <w:left w:val="single" w:color="D4A72C" w:sz="18"/>
-        </w:pBdr>
-        <w:shd w:fill="FFF8E1" w:val="clear"/>
-        <w:spacing w:after="40"/>
-        <w:ind w:left="160" w:right="160"/>
-      </w:pPr>
-      <w:r>
-        <w:rPr>
-          <w:color w:val="1C2430"/>
-          <w:sz w:val="20"/>
-          <w:szCs w:val="20"/>
-        </w:rPr>
-        <w:t xml:space="preserve">Both token fields are password inputs, so the value is masked on screen and excluded from browser autofill history.</w:t>
-      </w:r>
-    </w:p>
-    <w:p>
-      <w:pPr>
-        <w:pBdr>
-          <w:top w:val="single" w:color="FFF8E1" w:sz="2"/>
-          <w:bottom w:val="single" w:color="FFF8E1" w:sz="2"/>
-          <w:left w:val="single" w:color="D4A72C" w:sz="18"/>
-        </w:pBdr>
-        <w:shd w:fill="FFF8E1" w:val="clear"/>
-        <w:spacing w:after="40"/>
-        <w:ind w:left="160" w:right="160"/>
-      </w:pPr>
-      <w:r>
-        <w:rPr>
-          <w:color w:val="1C2430"/>
-          <w:sz w:val="20"/>
-          <w:szCs w:val="20"/>
-        </w:rPr>
-        <w:t xml:space="preserve">The token is held in a variable for the duration of the request and cleared afterward. It is never written to localStorage, sessionStorage, IndexedDB, or a cookie. It is never included in the audit report, the JSON export, the change log, or any downloaded file. This has been verified by grep across every shipped file and is covered by the test suite.</w:t>
-      </w:r>
-    </w:p>
-    <w:p>
-      <w:pPr>
-        <w:pBdr>
-          <w:top w:val="single" w:color="FFF8E1" w:sz="2"/>
-          <w:bottom w:val="single" w:color="FFF8E1" w:sz="2"/>
-          <w:left w:val="single" w:color="D4A72C" w:sz="18"/>
-        </w:pBdr>
-        <w:shd w:fill="FFF8E1" w:val="clear"/>
-        <w:spacing w:after="160"/>
-        <w:ind w:left="160" w:right="160"/>
-      </w:pPr>
-      <w:r>
-        <w:rPr>
-          <w:color w:val="1C2430"/>
-          <w:sz w:val="20"/>
-          <w:szCs w:val="20"/>
-        </w:rPr>
-        <w:t xml:space="preserve">It is still a live credential in a browser tab. Use a short lived, least privilege token. For OpenShift, oc whoami -t returns a token tied to your session, which expires. For ACS, create a dedicated read only token rather than reusing an admin one, and revoke it when you are finished.</w:t>
-      </w:r>
-    </w:p>
-    <w:p>
-      <w:pPr>
-        <w:pStyle w:val="Heading2"/>
-        <w:spacing w:after="100" w:before="240"/>
-      </w:pPr>
-      <w:r>
-        <w:rPr>
-          <w:sz w:val="21"/>
-          <w:szCs w:val="21"/>
-        </w:rPr>
-        <w:t xml:space="preserve">When the connection fails</w:t>
-      </w:r>
-    </w:p>
-    <w:p>
-      <w:pPr>
-        <w:spacing w:after="120"/>
-      </w:pPr>
-      <w:r>
-        <w:rPr>
-          <w:sz w:val="21"/>
-          <w:szCs w:val="21"/>
-        </w:rPr>
-        <w:t xml:space="preserve">The most common failure is not a bad token. It is the browser blocking the request before it leaves, because a page opened from disk has a null origin and neither the OpenShift API server nor ACS Central sends a header permitting it. This is the browser working correctly.</w:t>
-      </w:r>
-    </w:p>
-    <w:p>
-      <w:pPr>
-        <w:spacing w:after="120"/>
-      </w:pPr>
-      <w:r>
-        <w:rPr>
-          <w:sz w:val="21"/>
-          <w:szCs w:val="21"/>
-        </w:rPr>
-        <w:t xml:space="preserve">The tool classifies the failure and tells you which one you hit rather than showing a generic error. Three ways forward:</w:t>
-      </w:r>
-    </w:p>
-    <w:p>
-      <w:pPr>
-        <w:pStyle w:val="ListParagraph"/>
-        <w:numPr>
-          <w:ilvl w:val="0"/>
-          <w:numId w:val="2"/>
-        </w:numPr>
-        <w:spacing w:after="70"/>
-      </w:pPr>
-      <w:r>
-        <w:rPr>
-          <w:sz w:val="21"/>
-          <w:szCs w:val="21"/>
-        </w:rPr>
-        <w:t xml:space="preserve">Add your origin to spec.additionalCORSAllowedOrigins on the APIServer resource. This is a cluster change and needs a change request in most environments.</w:t>
-      </w:r>
-    </w:p>
-    <w:p>
-      <w:pPr>
-        <w:pStyle w:val="ListParagraph"/>
-        <w:numPr>
-          <w:ilvl w:val="0"/>
-          <w:numId w:val="2"/>
-        </w:numPr>
-        <w:spacing w:after="70"/>
-      </w:pPr>
-      <w:r>
-        <w:rPr>
-          <w:sz w:val="21"/>
-          <w:szCs w:val="21"/>
-        </w:rPr>
-        <w:t xml:space="preserve">Serve the page from an origin the API already trusts, such as a route on the cluster itself.</w:t>
-      </w:r>
-    </w:p>
-    <w:p>
-      <w:pPr>
-        <w:pStyle w:val="ListParagraph"/>
-        <w:numPr>
-          <w:ilvl w:val="0"/>
-          <w:numId w:val="2"/>
-        </w:numPr>
-        <w:spacing w:after="70"/>
-      </w:pPr>
-      <w:r>
-        <w:rPr>
-          <w:sz w:val="21"/>
-          <w:szCs w:val="21"/>
-        </w:rPr>
-        <w:t xml:space="preserve">Use the offline path. Press </w:t>
-      </w:r>
-      <w:r>
-        <w:rPr>
-          <w:b/>
-          <w:bCs/>
-          <w:sz w:val="21"/>
-          <w:szCs w:val="21"/>
-        </w:rPr>
-        <w:t xml:space="preserve">Show the offline command instead</w:t>
-      </w:r>
-      <w:r>
-        <w:rPr>
-          <w:sz w:val="21"/>
-          <w:szCs w:val="21"/>
-        </w:rPr>
-        <w:t xml:space="preserve"> and the tool prints a ready to run curl or oc command with your URL already filled in. Run it in a terminal, save the output, and drop the file onto the page. Same result, no cluster change, and it is usually the fastest route in a locked down environment.</w:t>
       </w:r>
     </w:p>
     <w:p>
@@ -3277,7 +3842,7 @@
         <w:pStyle w:val="ListParagraph"/>
         <w:numPr>
           <w:ilvl w:val="0"/>
-          <w:numId w:val="6"/>
+          <w:numId w:val="4"/>
         </w:numPr>
         <w:spacing w:after="70"/>
       </w:pPr>
@@ -3286,7 +3851,7 @@
           <w:sz w:val="21"/>
           <w:szCs w:val="21"/>
         </w:rPr>
-        <w:t xml:space="preserve">Open the Vulnerabilities (CVEs) tab in the live connect panel.</w:t>
+        <w:t xml:space="preserve">Run scripts/acs_preflight.sh and confirm the token can read Image and Deployment. A token scoped only to Alert fails here and nowhere else.</w:t>
       </w:r>
     </w:p>
     <w:p>
@@ -3294,7 +3859,7 @@
         <w:pStyle w:val="ListParagraph"/>
         <w:numPr>
           <w:ilvl w:val="0"/>
-          <w:numId w:val="6"/>
+          <w:numId w:val="4"/>
         </w:numPr>
         <w:spacing w:after="70"/>
       </w:pPr>
@@ -3303,7 +3868,7 @@
           <w:sz w:val="21"/>
           <w:szCs w:val="21"/>
         </w:rPr>
-        <w:t xml:space="preserve">Enter the Central URL and an API token with read on Image and Deployment. Scope by namespace if the cluster is large, because a full export is slow.</w:t>
+        <w:t xml:space="preserve">Run scripts/acs_pull_all.sh. Scope by namespace if the cluster is large, because a full export is slow.</w:t>
       </w:r>
     </w:p>
     <w:p>
@@ -3311,7 +3876,7 @@
         <w:pStyle w:val="ListParagraph"/>
         <w:numPr>
           <w:ilvl w:val="0"/>
-          <w:numId w:val="6"/>
+          <w:numId w:val="4"/>
         </w:numPr>
         <w:spacing w:after="70"/>
       </w:pPr>
@@ -3320,24 +3885,19 @@
           <w:sz w:val="21"/>
           <w:szCs w:val="21"/>
         </w:rPr>
-        <w:t xml:space="preserve">Press Pull vulnerability data.</w:t>
-      </w:r>
-    </w:p>
-    <w:p>
-      <w:pPr>
-        <w:pStyle w:val="ListParagraph"/>
-        <w:numPr>
-          <w:ilvl w:val="0"/>
-          <w:numId w:val="6"/>
-        </w:numPr>
-        <w:spacing w:after="70"/>
-      </w:pPr>
-      <w:r>
-        <w:rPr>
-          <w:sz w:val="21"/>
-          <w:szCs w:val="21"/>
-        </w:rPr>
-        <w:t xml:space="preserve">Or, if the browser blocks the call, press Show the offline command instead, run the curl it generates, and drop the resulting .ndjson file onto the drop zone with your manifests.</w:t>
+        <w:t xml:space="preserve">Drop 03_vuln_workloads.ndjson onto the page with your manifests. Add 04_all_images.ndjson if you want images that are scanned but not deployed, and 05_nodes.ndjson for the nodes themselves.</w:t>
+      </w:r>
+    </w:p>
+    <w:p>
+      <w:pPr>
+        <w:spacing w:after="120"/>
+      </w:pPr>
+      <w:r>
+        <w:rPr>
+          <w:sz w:val="21"/>
+          <w:szCs w:val="21"/>
+        </w:rPr>
+        <w:t xml:space="preserve">The tool reads all three shapes. An image with no running workload is labelled as not deployed rather than attributed to a Deployment that does not exist, and a node CVE is labelled as a node. A record that carried scan data the tool could not tie to either is reported as an error rather than silently dropped.</w:t>
       </w:r>
     </w:p>
     <w:p>
@@ -4586,7 +5146,7 @@
           <w:sz w:val="21"/>
           <w:szCs w:val="21"/>
         </w:rPr>
-        <w:t xml:space="preserve">9. Cross checking against your ACS export</w:t>
+        <w:t xml:space="preserve">9. Seeing and fixing violations</w:t>
       </w:r>
     </w:p>
     <w:p>
@@ -4598,128 +5158,7 @@
           <w:sz w:val="21"/>
           <w:szCs w:val="21"/>
         </w:rPr>
-        <w:t xml:space="preserve">You do not need a live connection to use ACS data. Export violations from ACS Central or produce a roxctl JSON report, then drop that file onto the page alongside your YAML. The importer accepts all three export shapes.</w:t>
-      </w:r>
-    </w:p>
-    <w:p>
-      <w:pPr>
-        <w:spacing w:after="120"/>
-      </w:pPr>
-      <w:r>
-        <w:rPr>
-          <w:sz w:val="21"/>
-          <w:szCs w:val="21"/>
-        </w:rPr>
-        <w:t xml:space="preserve">Findings that appear in both your manifests and your ACS data are marked live in ACS. That marking is worth more than it looks: it tells you the problem is not theoretical, it exists in a running cluster right now, and it should jump the queue.</w:t>
-      </w:r>
-    </w:p>
-    <w:p>
-      <w:pPr>
-        <w:pStyle w:val="Heading2"/>
-        <w:spacing w:after="100" w:before="240"/>
-      </w:pPr>
-      <w:r>
-        <w:rPr>
-          <w:sz w:val="21"/>
-          <w:szCs w:val="21"/>
-        </w:rPr>
-        <w:t xml:space="preserve">Reading the disagreements</w:t>
-      </w:r>
-    </w:p>
-    <w:p>
-      <w:pPr>
-        <w:spacing w:after="120"/>
-      </w:pPr>
-      <w:r>
-        <w:rPr>
-          <w:sz w:val="21"/>
-          <w:szCs w:val="21"/>
-        </w:rPr>
-        <w:t xml:space="preserve">The cross check earns its keep in both directions.</w:t>
-      </w:r>
-    </w:p>
-    <w:p>
-      <w:pPr>
-        <w:pStyle w:val="ListParagraph"/>
-        <w:numPr>
-          <w:ilvl w:val="0"/>
-          <w:numId w:val="2"/>
-        </w:numPr>
-        <w:spacing w:after="70"/>
-      </w:pPr>
-      <w:r>
-        <w:rPr>
-          <w:sz w:val="21"/>
-          <w:szCs w:val="21"/>
-        </w:rPr>
-        <w:t xml:space="preserve">In the manifest but not in ACS. The namespace may be outside ACS coverage, or a policy exception may be suppressing it. Both are worth confirming rather than assuming.</w:t>
-      </w:r>
-    </w:p>
-    <w:p>
-      <w:pPr>
-        <w:pStyle w:val="ListParagraph"/>
-        <w:numPr>
-          <w:ilvl w:val="0"/>
-          <w:numId w:val="2"/>
-        </w:numPr>
-        <w:spacing w:after="70"/>
-      </w:pPr>
-      <w:r>
-        <w:rPr>
-          <w:sz w:val="21"/>
-          <w:szCs w:val="21"/>
-        </w:rPr>
-        <w:t xml:space="preserve">In ACS but not in your manifests. Either the manifest is not in the set you loaded, or the cluster has drifted away from git. Drift is a finding in its own right.</w:t>
-      </w:r>
-    </w:p>
-    <w:p>
-      <w:pPr>
-        <w:pStyle w:val="Heading2"/>
-        <w:spacing w:after="100" w:before="240"/>
-      </w:pPr>
-      <w:r>
-        <w:rPr>
-          <w:sz w:val="21"/>
-          <w:szCs w:val="21"/>
-        </w:rPr>
-        <w:t xml:space="preserve">Policy name matching</w:t>
-      </w:r>
-    </w:p>
-    <w:p>
-      <w:pPr>
-        <w:spacing w:after="120"/>
-      </w:pPr>
-      <w:r>
-        <w:rPr>
-          <w:sz w:val="21"/>
-          <w:szCs w:val="21"/>
-        </w:rPr>
-        <w:t xml:space="preserve">ACS renames policies between releases and most teams tune them, so exact string matching alone would silently lose violations. The importer falls back through three stages: exact match, then a table of known naming variants across ACS versions, then token scoring with stemming and a best match tie break. A violation that still cannot be matched is surfaced as unmatched rather than discarded, because a scanner that throws away what it does not understand looks exactly like a scanner that found nothing.</w:t>
-      </w:r>
-    </w:p>
-    <w:p>
-      <w:pPr>
-        <w:pStyle w:val="Heading1"/>
-        <w:spacing w:after="140" w:before="320"/>
-      </w:pPr>
-      <w:r>
-        <w:rPr>
-          <w:sz w:val="21"/>
-          <w:szCs w:val="21"/>
-        </w:rPr>
-        <w:t xml:space="preserve">10. Applying fixes</w:t>
-      </w:r>
-    </w:p>
-    <w:p>
-      <w:pPr>
-        <w:spacing w:after="120"/>
-      </w:pPr>
-      <w:r>
-        <w:rPr>
-          <w:sz w:val="21"/>
-          <w:szCs w:val="21"/>
-        </w:rPr>
-        <w:t xml:space="preserve">Open dj_acs_remediation.html. It loads manifests the same way the auditor does, and it offers three ways to work through the fixes. All three show a real diff computed against your actual file, not a description of what might happen.</w:t>
+        <w:t xml:space="preserve">An earlier version of this page reported ACS data as three numbers: violations imported, violations matched, violations not matched. That tells you something is wrong and gives you no way to look at it or act on it. Every violation now gets a row, and every row says what can be done about it.</w:t>
       </w:r>
     </w:p>
     <w:p>
@@ -4781,7 +5220,7 @@
           <w:sz w:val="18"/>
           <w:szCs w:val="18"/>
         </w:rPr>
-        <w:t xml:space="preserve">Figure 3. Step through mode. One fix at a time, with the diff, the rationale, and the standards behind it.</w:t>
+        <w:t xml:space="preserve">Figure 8. The violations panel. Tick what you want to fix; the Fix column says what each route will do.</w:t>
       </w:r>
     </w:p>
     <w:p>
@@ -4794,7 +5233,7 @@
           <w:sz w:val="21"/>
           <w:szCs w:val="21"/>
         </w:rPr>
-        <w:t xml:space="preserve">Step through one by one</w:t>
+        <w:t xml:space="preserve">The filters</w:t>
       </w:r>
     </w:p>
     <w:p>
@@ -4806,95 +5245,7 @@
           <w:sz w:val="21"/>
           <w:szCs w:val="21"/>
         </w:rPr>
-        <w:t xml:space="preserve">The most careful option, and the one to use the first few times. It presents one fix at a time with the policy that triggered it, why it matters, exactly what will change as a diff, and the citations behind the recommendation. Your choices are Apply and continue, Skip this one, or Stop here. A progress bar tracks how far through the queue you are.</w:t>
-      </w:r>
-    </w:p>
-    <w:p>
-      <w:pPr>
-        <w:pStyle w:val="Heading2"/>
-        <w:spacing w:after="100" w:before="240"/>
-      </w:pPr>
-      <w:r>
-        <w:rPr>
-          <w:sz w:val="21"/>
-          <w:szCs w:val="21"/>
-        </w:rPr>
-        <w:t xml:space="preserve">Review and apply all</w:t>
-      </w:r>
-    </w:p>
-    <w:p>
-      <w:pPr>
-        <w:spacing w:after="120"/>
-      </w:pPr>
-      <w:r>
-        <w:rPr>
-          <w:sz w:val="21"/>
-          <w:szCs w:val="21"/>
-        </w:rPr>
-        <w:t xml:space="preserve">Previews the entire batch as one combined diff, grouped by file, with a summary of every change. A single confirmation applies the lot. Use this once you have seen what the fixes look like and trust the classification.</w:t>
-      </w:r>
-    </w:p>
-    <w:p>
-      <w:pPr>
-        <w:pStyle w:val="Heading2"/>
-        <w:spacing w:after="100" w:before="240"/>
-      </w:pPr>
-      <w:r>
-        <w:rPr>
-          <w:sz w:val="21"/>
-          <w:szCs w:val="21"/>
-        </w:rPr>
-        <w:t xml:space="preserve">Fix this, per row</w:t>
-      </w:r>
-    </w:p>
-    <w:p>
-      <w:pPr>
-        <w:spacing w:after="120"/>
-      </w:pPr>
-      <w:r>
-        <w:rPr>
-          <w:sz w:val="21"/>
-          <w:szCs w:val="21"/>
-        </w:rPr>
-        <w:t xml:space="preserve">Every automatically fixable finding in the table has its own button, with the same confirmation dialog. Use it when you want three specific fixes and nothing else.</w:t>
-      </w:r>
-    </w:p>
-    <w:p>
-      <w:pPr>
-        <w:pStyle w:val="Heading2"/>
-        <w:spacing w:after="100" w:before="240"/>
-      </w:pPr>
-      <w:r>
-        <w:rPr>
-          <w:sz w:val="21"/>
-          <w:szCs w:val="21"/>
-        </w:rPr>
-        <w:t xml:space="preserve">Preview never mutates</w:t>
-      </w:r>
-    </w:p>
-    <w:p>
-      <w:pPr>
-        <w:spacing w:after="120"/>
-      </w:pPr>
-      <w:r>
-        <w:rPr>
-          <w:sz w:val="21"/>
-          <w:szCs w:val="21"/>
-        </w:rPr>
-        <w:t xml:space="preserve">Preview and commit are separate code paths. Generating a preview builds the change against a scratch copy and throws it away. Nothing in your loaded files changes until you confirm. This is asserted directly by the test suite rather than left as a claim.</w:t>
-      </w:r>
-    </w:p>
-    <w:p>
-      <w:pPr>
-        <w:pStyle w:val="Heading2"/>
-        <w:spacing w:after="100" w:before="240"/>
-      </w:pPr>
-      <w:r>
-        <w:rPr>
-          <w:sz w:val="21"/>
-          <w:szCs w:val="21"/>
-        </w:rPr>
-        <w:t xml:space="preserve">Confirmation and undo</w:t>
+        <w:t xml:space="preserve">Five checkboxes, and the defaults are chosen to match what the ACS console shows you first:</w:t>
       </w:r>
     </w:p>
     <w:p>
@@ -4911,7 +5262,7 @@
           <w:sz w:val="21"/>
           <w:szCs w:val="21"/>
         </w:rPr>
-        <w:t xml:space="preserve">Every route asks for confirmation before it writes. There is a checkbox to suppress the prompt once you trust it. It is off by default and it resets when you reload.</w:t>
+        <w:t xml:space="preserve">Your workloads and Platform components. On by default and off by default respectively, the same split the ACS console applies. Platform violations are real and worth seeing, but they are not yours to fix, and mixing them into your queue makes your queue look worse and less actionable than it is.</w:t>
       </w:r>
     </w:p>
     <w:p>
@@ -4928,107 +5279,7 @@
           <w:sz w:val="21"/>
           <w:szCs w:val="21"/>
         </w:rPr>
-        <w:t xml:space="preserve">Undo last steps back one fix. Undo everything returns the files to exactly how they were loaded. The test suite verifies the restore byte for byte, not just structurally.</w:t>
-      </w:r>
-    </w:p>
-    <w:p>
-      <w:pPr>
-        <w:pStyle w:val="Heading1"/>
-        <w:spacing w:after="140" w:before="320"/>
-      </w:pPr>
-      <w:r>
-        <w:rPr>
-          <w:sz w:val="21"/>
-          <w:szCs w:val="21"/>
-        </w:rPr>
-        <w:t xml:space="preserve">11. What gets fixed automatically, and what deliberately does not</w:t>
-      </w:r>
-    </w:p>
-    <w:p>
-      <w:pPr>
-        <w:spacing w:after="120"/>
-      </w:pPr>
-      <w:r>
-        <w:rPr>
-          <w:sz w:val="21"/>
-          <w:szCs w:val="21"/>
-        </w:rPr>
-        <w:t xml:space="preserve">Fixes carry one of three classifications, and choosing that classification correctly is the most consequential judgment in the tool.</w:t>
-      </w:r>
-    </w:p>
-    <w:p>
-      <w:pPr>
-        <w:pStyle w:val="Heading2"/>
-        <w:spacing w:after="100" w:before="240"/>
-      </w:pPr>
-      <w:r>
-        <w:rPr>
-          <w:sz w:val="21"/>
-          <w:szCs w:val="21"/>
-        </w:rPr>
-        <w:t xml:space="preserve">Auto</w:t>
-      </w:r>
-    </w:p>
-    <w:p>
-      <w:pPr>
-        <w:spacing w:after="120"/>
-      </w:pPr>
-      <w:r>
-        <w:rPr>
-          <w:sz w:val="21"/>
-          <w:szCs w:val="21"/>
-        </w:rPr>
-        <w:t xml:space="preserve">One correct change with no plausible downside. Thirteen policies qualify: privileged, allowPrivilegeEscalation, readOnlyRootFilesystem, host network, host PID, host IPC, CAP_SYS_ADMIN and capability drops, runAsNonRoot, CPU and memory requests and limits, automountServiceAccountToken, privileged host ports, and rewriting a hardcoded credential in an environment variable to a secretKeyRef.</w:t>
-      </w:r>
-    </w:p>
-    <w:p>
-      <w:pPr>
-        <w:pStyle w:val="Heading2"/>
-        <w:spacing w:after="100" w:before="240"/>
-      </w:pPr>
-      <w:r>
-        <w:rPr>
-          <w:sz w:val="21"/>
-          <w:szCs w:val="21"/>
-        </w:rPr>
-        <w:t xml:space="preserve">Generate</w:t>
-      </w:r>
-    </w:p>
-    <w:p>
-      <w:pPr>
-        <w:spacing w:after="120"/>
-      </w:pPr>
-      <w:r>
-        <w:rPr>
-          <w:sz w:val="21"/>
-          <w:szCs w:val="21"/>
-        </w:rPr>
-        <w:t xml:space="preserve">Creates a new object rather than editing an existing one. Currently one policy: the default deny NetworkPolicy, emitted with DNS egress already permitted so it does not break name resolution the moment you apply it.</w:t>
-      </w:r>
-    </w:p>
-    <w:p>
-      <w:pPr>
-        <w:pStyle w:val="Heading2"/>
-        <w:spacing w:after="100" w:before="240"/>
-      </w:pPr>
-      <w:r>
-        <w:rPr>
-          <w:sz w:val="21"/>
-          <w:szCs w:val="21"/>
-        </w:rPr>
-        <w:t xml:space="preserve">Manual</w:t>
-      </w:r>
-    </w:p>
-    <w:p>
-      <w:pPr>
-        <w:spacing w:after="120"/>
-      </w:pPr>
-      <w:r>
-        <w:rPr>
-          <w:sz w:val="21"/>
-          <w:szCs w:val="21"/>
-        </w:rPr>
-        <w:t xml:space="preserve">The correct answer depends on context the scanner cannot see, so the finding is explained in full and the file is left alone.</w:t>
+        <w:t xml:space="preserve">Matched to a policy and Unmatched. A violation the catalogue cannot map to a policy is still shown, under its own filter, rather than dropped.</w:t>
       </w:r>
     </w:p>
     <w:p>
@@ -5045,58 +5296,7 @@
           <w:sz w:val="21"/>
           <w:szCs w:val="21"/>
         </w:rPr>
-        <w:t xml:space="preserve">Pinning an image digest instead of the latest tag requires knowing which build is blessed.</w:t>
-      </w:r>
-    </w:p>
-    <w:p>
-      <w:pPr>
-        <w:pStyle w:val="ListParagraph"/>
-        <w:numPr>
-          <w:ilvl w:val="0"/>
-          <w:numId w:val="2"/>
-        </w:numPr>
-        <w:spacing w:after="70"/>
-      </w:pPr>
-      <w:r>
-        <w:rPr>
-          <w:sz w:val="21"/>
-          <w:szCs w:val="21"/>
-        </w:rPr>
-        <w:t xml:space="preserve">Removing a hostPath mount requires a storage decision.</w:t>
-      </w:r>
-    </w:p>
-    <w:p>
-      <w:pPr>
-        <w:pStyle w:val="ListParagraph"/>
-        <w:numPr>
-          <w:ilvl w:val="0"/>
-          <w:numId w:val="2"/>
-        </w:numPr>
-        <w:spacing w:after="70"/>
-      </w:pPr>
-      <w:r>
-        <w:rPr>
-          <w:sz w:val="21"/>
-          <w:szCs w:val="21"/>
-        </w:rPr>
-        <w:t xml:space="preserve">Replacing the default service account requires the replacement to exist first.</w:t>
-      </w:r>
-    </w:p>
-    <w:p>
-      <w:pPr>
-        <w:pStyle w:val="ListParagraph"/>
-        <w:numPr>
-          <w:ilvl w:val="0"/>
-          <w:numId w:val="2"/>
-        </w:numPr>
-        <w:spacing w:after="70"/>
-      </w:pPr>
-      <w:r>
-        <w:rPr>
-          <w:sz w:val="21"/>
-          <w:szCs w:val="21"/>
-        </w:rPr>
-        <w:t xml:space="preserve">Removing a container runtime socket mount usually means redesigning whatever needed it.</w:t>
+        <w:t xml:space="preserve">Fixable only, for when you want the work queue rather than the picture.</w:t>
       </w:r>
     </w:p>
     <w:p>
@@ -5108,7 +5308,605 @@
           <w:sz w:val="21"/>
           <w:szCs w:val="21"/>
         </w:rPr>
-        <w:t xml:space="preserve">Guessing at these breaks working systems. A security tool that breaks production gets switched off, and a switched off tool leaves you less secure than you were before it was installed.</w:t>
+        <w:t xml:space="preserve">Click any row to open the rationale, the standards the policy maps to, the cluster and lifecycle stage it came from, and the reasoning behind the fix route it was given.</w:t>
+      </w:r>
+    </w:p>
+    <w:p>
+      <w:pPr>
+        <w:pStyle w:val="Heading2"/>
+        <w:spacing w:after="100" w:before="240"/>
+      </w:pPr>
+      <w:r>
+        <w:rPr>
+          <w:sz w:val="21"/>
+          <w:szCs w:val="21"/>
+        </w:rPr>
+        <w:t xml:space="preserve">The fix routes</w:t>
+      </w:r>
+    </w:p>
+    <w:p>
+      <w:pPr>
+        <w:spacing w:after="120"/>
+      </w:pPr>
+      <w:r>
+        <w:rPr>
+          <w:sz w:val="21"/>
+          <w:szCs w:val="21"/>
+        </w:rPr>
+        <w:t xml:space="preserve">Six routes, and which one a violation gets depends on what the tool can see:</w:t>
+      </w:r>
+    </w:p>
+    <w:tbl>
+      <w:tblPr>
+        <w:tblW w:type="dxa" w:w="9300"/>
+        <w:tblBorders>
+          <w:top w:val="single" w:color="D0D7DE" w:sz="2"/>
+          <w:left w:val="single" w:color="D0D7DE" w:sz="2"/>
+          <w:bottom w:val="single" w:color="D0D7DE" w:sz="2"/>
+          <w:right w:val="single" w:color="D0D7DE" w:sz="2"/>
+          <w:insideH w:val="single" w:color="D0D7DE" w:sz="2"/>
+          <w:insideV w:val="single" w:color="D0D7DE" w:sz="2"/>
+        </w:tblBorders>
+      </w:tblPr>
+      <w:tblGrid>
+        <w:gridCol w:w="1700"/>
+        <w:gridCol w:w="4200"/>
+        <w:gridCol w:w="3400"/>
+      </w:tblGrid>
+      <w:tr>
+        <w:trPr>
+          <w:tblHeader/>
+        </w:trPr>
+        <w:tc>
+          <w:tcPr>
+            <w:tcW w:type="dxa" w:w="1700"/>
+            <w:shd w:fill="EEF3FA" w:val="clear"/>
+            <w:tcMar>
+              <w:top w:type="dxa" w:w="60"/>
+              <w:left w:type="dxa" w:w="90"/>
+              <w:bottom w:type="dxa" w:w="60"/>
+              <w:right w:type="dxa" w:w="90"/>
+            </w:tcMar>
+          </w:tcPr>
+          <w:p>
+            <w:pPr>
+              <w:spacing w:after="0"/>
+            </w:pPr>
+            <w:r>
+              <w:rPr>
+                <w:b/>
+                <w:bCs/>
+                <w:color w:val="1C2430"/>
+                <w:sz w:val="18"/>
+                <w:szCs w:val="18"/>
+              </w:rPr>
+              <w:t xml:space="preserve">Route</w:t>
+            </w:r>
+          </w:p>
+        </w:tc>
+        <w:tc>
+          <w:tcPr>
+            <w:tcW w:type="dxa" w:w="4200"/>
+            <w:shd w:fill="EEF3FA" w:val="clear"/>
+            <w:tcMar>
+              <w:top w:type="dxa" w:w="60"/>
+              <w:left w:type="dxa" w:w="90"/>
+              <w:bottom w:type="dxa" w:w="60"/>
+              <w:right w:type="dxa" w:w="90"/>
+            </w:tcMar>
+          </w:tcPr>
+          <w:p>
+            <w:pPr>
+              <w:spacing w:after="0"/>
+            </w:pPr>
+            <w:r>
+              <w:rPr>
+                <w:b/>
+                <w:bCs/>
+                <w:color w:val="1C2430"/>
+                <w:sz w:val="18"/>
+                <w:szCs w:val="18"/>
+              </w:rPr>
+              <w:t xml:space="preserve">What it means</w:t>
+            </w:r>
+          </w:p>
+        </w:tc>
+        <w:tc>
+          <w:tcPr>
+            <w:tcW w:type="dxa" w:w="3400"/>
+            <w:shd w:fill="EEF3FA" w:val="clear"/>
+            <w:tcMar>
+              <w:top w:type="dxa" w:w="60"/>
+              <w:left w:type="dxa" w:w="90"/>
+              <w:bottom w:type="dxa" w:w="60"/>
+              <w:right w:type="dxa" w:w="90"/>
+            </w:tcMar>
+          </w:tcPr>
+          <w:p>
+            <w:pPr>
+              <w:spacing w:after="0"/>
+            </w:pPr>
+            <w:r>
+              <w:rPr>
+                <w:b/>
+                <w:bCs/>
+                <w:color w:val="1C2430"/>
+                <w:sz w:val="18"/>
+                <w:szCs w:val="18"/>
+              </w:rPr>
+              <w:t xml:space="preserve">What you do</w:t>
+            </w:r>
+          </w:p>
+        </w:tc>
+      </w:tr>
+      <w:tr>
+        <w:tc>
+          <w:tcPr>
+            <w:tcW w:type="dxa" w:w="1700"/>
+            <w:tcMar>
+              <w:top w:type="dxa" w:w="60"/>
+              <w:left w:type="dxa" w:w="90"/>
+              <w:bottom w:type="dxa" w:w="60"/>
+              <w:right w:type="dxa" w:w="90"/>
+            </w:tcMar>
+          </w:tcPr>
+          <w:p>
+            <w:pPr>
+              <w:spacing w:after="0"/>
+            </w:pPr>
+            <w:r>
+              <w:rPr>
+                <w:color w:val="1C2430"/>
+                <w:sz w:val="18"/>
+                <w:szCs w:val="18"/>
+              </w:rPr>
+              <w:t xml:space="preserve">In your YAML</w:t>
+            </w:r>
+          </w:p>
+        </w:tc>
+        <w:tc>
+          <w:tcPr>
+            <w:tcW w:type="dxa" w:w="4200"/>
+            <w:tcMar>
+              <w:top w:type="dxa" w:w="60"/>
+              <w:left w:type="dxa" w:w="90"/>
+              <w:bottom w:type="dxa" w:w="60"/>
+              <w:right w:type="dxa" w:w="90"/>
+            </w:tcMar>
+          </w:tcPr>
+          <w:p>
+            <w:pPr>
+              <w:spacing w:after="0"/>
+            </w:pPr>
+            <w:r>
+              <w:rPr>
+                <w:color w:val="1C2430"/>
+                <w:sz w:val="18"/>
+                <w:szCs w:val="18"/>
+              </w:rPr>
+              <w:t xml:space="preserve">The manifest for this object is loaded, so the fix can be made in the real file.</w:t>
+            </w:r>
+          </w:p>
+        </w:tc>
+        <w:tc>
+          <w:tcPr>
+            <w:tcW w:type="dxa" w:w="3400"/>
+            <w:tcMar>
+              <w:top w:type="dxa" w:w="60"/>
+              <w:left w:type="dxa" w:w="90"/>
+              <w:bottom w:type="dxa" w:w="60"/>
+              <w:right w:type="dxa" w:w="90"/>
+            </w:tcMar>
+          </w:tcPr>
+          <w:p>
+            <w:pPr>
+              <w:spacing w:after="0"/>
+            </w:pPr>
+            <w:r>
+              <w:rPr>
+                <w:color w:val="1C2430"/>
+                <w:sz w:val="18"/>
+                <w:szCs w:val="18"/>
+              </w:rPr>
+              <w:t xml:space="preserve">Use the remediation page. You get a diff, a confirmation, and undo.</w:t>
+            </w:r>
+          </w:p>
+        </w:tc>
+      </w:tr>
+      <w:tr>
+        <w:tc>
+          <w:tcPr>
+            <w:tcW w:type="dxa" w:w="1700"/>
+            <w:tcMar>
+              <w:top w:type="dxa" w:w="60"/>
+              <w:left w:type="dxa" w:w="90"/>
+              <w:bottom w:type="dxa" w:w="60"/>
+              <w:right w:type="dxa" w:w="90"/>
+            </w:tcMar>
+          </w:tcPr>
+          <w:p>
+            <w:pPr>
+              <w:spacing w:after="0"/>
+            </w:pPr>
+            <w:r>
+              <w:rPr>
+                <w:color w:val="1C2430"/>
+                <w:sz w:val="18"/>
+                <w:szCs w:val="18"/>
+              </w:rPr>
+              <w:t xml:space="preserve">Patch</w:t>
+            </w:r>
+          </w:p>
+        </w:tc>
+        <w:tc>
+          <w:tcPr>
+            <w:tcW w:type="dxa" w:w="4200"/>
+            <w:tcMar>
+              <w:top w:type="dxa" w:w="60"/>
+              <w:left w:type="dxa" w:w="90"/>
+              <w:bottom w:type="dxa" w:w="60"/>
+              <w:right w:type="dxa" w:w="90"/>
+            </w:tcMar>
+          </w:tcPr>
+          <w:p>
+            <w:pPr>
+              <w:spacing w:after="0"/>
+            </w:pPr>
+            <w:r>
+              <w:rPr>
+                <w:color w:val="1C2430"/>
+                <w:sz w:val="18"/>
+                <w:szCs w:val="18"/>
+              </w:rPr>
+              <w:t xml:space="preserve">ACS reported it, you did not load the manifest, but the violation carries enough to draft a patch.</w:t>
+            </w:r>
+          </w:p>
+        </w:tc>
+        <w:tc>
+          <w:tcPr>
+            <w:tcW w:type="dxa" w:w="3400"/>
+            <w:tcMar>
+              <w:top w:type="dxa" w:w="60"/>
+              <w:left w:type="dxa" w:w="90"/>
+              <w:bottom w:type="dxa" w:w="60"/>
+              <w:right w:type="dxa" w:w="90"/>
+            </w:tcMar>
+          </w:tcPr>
+          <w:p>
+            <w:pPr>
+              <w:spacing w:after="0"/>
+            </w:pPr>
+            <w:r>
+              <w:rPr>
+                <w:color w:val="1C2430"/>
+                <w:sz w:val="18"/>
+                <w:szCs w:val="18"/>
+              </w:rPr>
+              <w:t xml:space="preserve">Draft the YAML, review it, test it, apply it.</w:t>
+            </w:r>
+          </w:p>
+        </w:tc>
+      </w:tr>
+      <w:tr>
+        <w:tc>
+          <w:tcPr>
+            <w:tcW w:type="dxa" w:w="1700"/>
+            <w:tcMar>
+              <w:top w:type="dxa" w:w="60"/>
+              <w:left w:type="dxa" w:w="90"/>
+              <w:bottom w:type="dxa" w:w="60"/>
+              <w:right w:type="dxa" w:w="90"/>
+            </w:tcMar>
+          </w:tcPr>
+          <w:p>
+            <w:pPr>
+              <w:spacing w:after="0"/>
+            </w:pPr>
+            <w:r>
+              <w:rPr>
+                <w:color w:val="1C2430"/>
+                <w:sz w:val="18"/>
+                <w:szCs w:val="18"/>
+              </w:rPr>
+              <w:t xml:space="preserve">Need manifest</w:t>
+            </w:r>
+          </w:p>
+        </w:tc>
+        <w:tc>
+          <w:tcPr>
+            <w:tcW w:type="dxa" w:w="4200"/>
+            <w:tcMar>
+              <w:top w:type="dxa" w:w="60"/>
+              <w:left w:type="dxa" w:w="90"/>
+              <w:bottom w:type="dxa" w:w="60"/>
+              <w:right w:type="dxa" w:w="90"/>
+            </w:tcMar>
+          </w:tcPr>
+          <w:p>
+            <w:pPr>
+              <w:spacing w:after="0"/>
+            </w:pPr>
+            <w:r>
+              <w:rPr>
+                <w:color w:val="1C2430"/>
+                <w:sz w:val="18"/>
+                <w:szCs w:val="18"/>
+              </w:rPr>
+              <w:t xml:space="preserve">Fixable in principle, but the violation does not carry enough to draft a patch safely.</w:t>
+            </w:r>
+          </w:p>
+        </w:tc>
+        <w:tc>
+          <w:tcPr>
+            <w:tcW w:type="dxa" w:w="3400"/>
+            <w:tcMar>
+              <w:top w:type="dxa" w:w="60"/>
+              <w:left w:type="dxa" w:w="90"/>
+              <w:bottom w:type="dxa" w:w="60"/>
+              <w:right w:type="dxa" w:w="90"/>
+            </w:tcMar>
+          </w:tcPr>
+          <w:p>
+            <w:pPr>
+              <w:spacing w:after="0"/>
+            </w:pPr>
+            <w:r>
+              <w:rPr>
+                <w:color w:val="1C2430"/>
+                <w:sz w:val="18"/>
+                <w:szCs w:val="18"/>
+              </w:rPr>
+              <w:t xml:space="preserve">Load the manifest, then it becomes an in place fix.</w:t>
+            </w:r>
+          </w:p>
+        </w:tc>
+      </w:tr>
+      <w:tr>
+        <w:tc>
+          <w:tcPr>
+            <w:tcW w:type="dxa" w:w="1700"/>
+            <w:tcMar>
+              <w:top w:type="dxa" w:w="60"/>
+              <w:left w:type="dxa" w:w="90"/>
+              <w:bottom w:type="dxa" w:w="60"/>
+              <w:right w:type="dxa" w:w="90"/>
+            </w:tcMar>
+          </w:tcPr>
+          <w:p>
+            <w:pPr>
+              <w:spacing w:after="0"/>
+            </w:pPr>
+            <w:r>
+              <w:rPr>
+                <w:color w:val="1C2430"/>
+                <w:sz w:val="18"/>
+                <w:szCs w:val="18"/>
+              </w:rPr>
+              <w:t xml:space="preserve">Human decision</w:t>
+            </w:r>
+          </w:p>
+        </w:tc>
+        <w:tc>
+          <w:tcPr>
+            <w:tcW w:type="dxa" w:w="4200"/>
+            <w:tcMar>
+              <w:top w:type="dxa" w:w="60"/>
+              <w:left w:type="dxa" w:w="90"/>
+              <w:bottom w:type="dxa" w:w="60"/>
+              <w:right w:type="dxa" w:w="90"/>
+            </w:tcMar>
+          </w:tcPr>
+          <w:p>
+            <w:pPr>
+              <w:spacing w:after="0"/>
+            </w:pPr>
+            <w:r>
+              <w:rPr>
+                <w:color w:val="1C2430"/>
+                <w:sz w:val="18"/>
+                <w:szCs w:val="18"/>
+              </w:rPr>
+              <w:t xml:space="preserve">The policy has no mechanical fix. A network policy or an image provenance rule is a decision, not an edit.</w:t>
+            </w:r>
+          </w:p>
+        </w:tc>
+        <w:tc>
+          <w:tcPr>
+            <w:tcW w:type="dxa" w:w="3400"/>
+            <w:tcMar>
+              <w:top w:type="dxa" w:w="60"/>
+              <w:left w:type="dxa" w:w="90"/>
+              <w:bottom w:type="dxa" w:w="60"/>
+              <w:right w:type="dxa" w:w="90"/>
+            </w:tcMar>
+          </w:tcPr>
+          <w:p>
+            <w:pPr>
+              <w:spacing w:after="0"/>
+            </w:pPr>
+            <w:r>
+              <w:rPr>
+                <w:color w:val="1C2430"/>
+                <w:sz w:val="18"/>
+                <w:szCs w:val="18"/>
+              </w:rPr>
+              <w:t xml:space="preserve">Read the remediation text and decide.</w:t>
+            </w:r>
+          </w:p>
+        </w:tc>
+      </w:tr>
+      <w:tr>
+        <w:tc>
+          <w:tcPr>
+            <w:tcW w:type="dxa" w:w="1700"/>
+            <w:tcMar>
+              <w:top w:type="dxa" w:w="60"/>
+              <w:left w:type="dxa" w:w="90"/>
+              <w:bottom w:type="dxa" w:w="60"/>
+              <w:right w:type="dxa" w:w="90"/>
+            </w:tcMar>
+          </w:tcPr>
+          <w:p>
+            <w:pPr>
+              <w:spacing w:after="0"/>
+            </w:pPr>
+            <w:r>
+              <w:rPr>
+                <w:color w:val="1C2430"/>
+                <w:sz w:val="18"/>
+                <w:szCs w:val="18"/>
+              </w:rPr>
+              <w:t xml:space="preserve">Platform</w:t>
+            </w:r>
+          </w:p>
+        </w:tc>
+        <w:tc>
+          <w:tcPr>
+            <w:tcW w:type="dxa" w:w="4200"/>
+            <w:tcMar>
+              <w:top w:type="dxa" w:w="60"/>
+              <w:left w:type="dxa" w:w="90"/>
+              <w:bottom w:type="dxa" w:w="60"/>
+              <w:right w:type="dxa" w:w="90"/>
+            </w:tcMar>
+          </w:tcPr>
+          <w:p>
+            <w:pPr>
+              <w:spacing w:after="0"/>
+            </w:pPr>
+            <w:r>
+              <w:rPr>
+                <w:color w:val="1C2430"/>
+                <w:sz w:val="18"/>
+                <w:szCs w:val="18"/>
+              </w:rPr>
+              <w:t xml:space="preserve">A platform component.</w:t>
+            </w:r>
+          </w:p>
+        </w:tc>
+        <w:tc>
+          <w:tcPr>
+            <w:tcW w:type="dxa" w:w="3400"/>
+            <w:tcMar>
+              <w:top w:type="dxa" w:w="60"/>
+              <w:left w:type="dxa" w:w="90"/>
+              <w:bottom w:type="dxa" w:w="60"/>
+              <w:right w:type="dxa" w:w="90"/>
+            </w:tcMar>
+          </w:tcPr>
+          <w:p>
+            <w:pPr>
+              <w:spacing w:after="0"/>
+            </w:pPr>
+            <w:r>
+              <w:rPr>
+                <w:color w:val="1C2430"/>
+                <w:sz w:val="18"/>
+                <w:szCs w:val="18"/>
+              </w:rPr>
+              <w:t xml:space="preserve">Do not patch it. See below.</w:t>
+            </w:r>
+          </w:p>
+        </w:tc>
+      </w:tr>
+      <w:tr>
+        <w:tc>
+          <w:tcPr>
+            <w:tcW w:type="dxa" w:w="1700"/>
+            <w:tcMar>
+              <w:top w:type="dxa" w:w="60"/>
+              <w:left w:type="dxa" w:w="90"/>
+              <w:bottom w:type="dxa" w:w="60"/>
+              <w:right w:type="dxa" w:w="90"/>
+            </w:tcMar>
+          </w:tcPr>
+          <w:p>
+            <w:pPr>
+              <w:spacing w:after="0"/>
+            </w:pPr>
+            <w:r>
+              <w:rPr>
+                <w:color w:val="1C2430"/>
+                <w:sz w:val="18"/>
+                <w:szCs w:val="18"/>
+              </w:rPr>
+              <w:t xml:space="preserve">Not modelled</w:t>
+            </w:r>
+          </w:p>
+        </w:tc>
+        <w:tc>
+          <w:tcPr>
+            <w:tcW w:type="dxa" w:w="4200"/>
+            <w:tcMar>
+              <w:top w:type="dxa" w:w="60"/>
+              <w:left w:type="dxa" w:w="90"/>
+              <w:bottom w:type="dxa" w:w="60"/>
+              <w:right w:type="dxa" w:w="90"/>
+            </w:tcMar>
+          </w:tcPr>
+          <w:p>
+            <w:pPr>
+              <w:spacing w:after="0"/>
+            </w:pPr>
+            <w:r>
+              <w:rPr>
+                <w:color w:val="1C2430"/>
+                <w:sz w:val="18"/>
+                <w:szCs w:val="18"/>
+              </w:rPr>
+              <w:t xml:space="preserve">No policy in the catalogue matches this one.</w:t>
+            </w:r>
+          </w:p>
+        </w:tc>
+        <w:tc>
+          <w:tcPr>
+            <w:tcW w:type="dxa" w:w="3400"/>
+            <w:tcMar>
+              <w:top w:type="dxa" w:w="60"/>
+              <w:left w:type="dxa" w:w="90"/>
+              <w:bottom w:type="dxa" w:w="60"/>
+              <w:right w:type="dxa" w:w="90"/>
+            </w:tcMar>
+          </w:tcPr>
+          <w:p>
+            <w:pPr>
+              <w:spacing w:after="0"/>
+            </w:pPr>
+            <w:r>
+              <w:rPr>
+                <w:color w:val="1C2430"/>
+                <w:sz w:val="18"/>
+                <w:szCs w:val="18"/>
+              </w:rPr>
+              <w:t xml:space="preserve">Add it to the catalogue, or handle it in ACS.</w:t>
+            </w:r>
+          </w:p>
+        </w:tc>
+      </w:tr>
+    </w:tbl>
+    <w:p>
+      <w:pPr>
+        <w:spacing w:after="140"/>
+      </w:pPr>
+      <w:r>
+        <w:rPr>
+          <w:sz w:val="21"/>
+          <w:szCs w:val="21"/>
+        </w:rPr>
+        <w:t xml:space="preserve"/>
+      </w:r>
+    </w:p>
+    <w:p>
+      <w:pPr>
+        <w:pStyle w:val="Heading2"/>
+        <w:spacing w:after="100" w:before="240"/>
+      </w:pPr>
+      <w:r>
+        <w:rPr>
+          <w:sz w:val="21"/>
+          <w:szCs w:val="21"/>
+        </w:rPr>
+        <w:t xml:space="preserve">Why platform components are never patched</w:t>
       </w:r>
     </w:p>
     <w:p>
@@ -5130,7 +5928,7 @@
           <w:sz w:val="20"/>
           <w:szCs w:val="20"/>
         </w:rPr>
-        <w:t xml:space="preserve">Three fixes need your attention after they are applied</w:t>
+        <w:t xml:space="preserve">A patch here changes nothing except how hard the drift is to find</w:t>
       </w:r>
     </w:p>
     <w:p>
@@ -5150,7 +5948,27 @@
           <w:sz w:val="20"/>
           <w:szCs w:val="20"/>
         </w:rPr>
-        <w:t xml:space="preserve">The CPU and memory fixes insert placeholder values. They are flagged as PLACEHOLDER in the confirmation dialog and again in the change log. Tune them to your workload before you deploy, or you will trade a missing limit for a wrong one.</w:t>
+        <w:t xml:space="preserve">Objects in openshift-, kube- and redhat- namespaces are reconciled by an operator. Edit one and the operator reverts it, usually within seconds and without telling you.</w:t>
+      </w:r>
+    </w:p>
+    <w:p>
+      <w:pPr>
+        <w:pBdr>
+          <w:top w:val="single" w:color="FFF8E1" w:sz="2"/>
+          <w:bottom w:val="single" w:color="FFF8E1" w:sz="2"/>
+          <w:left w:val="single" w:color="D4A72C" w:sz="18"/>
+        </w:pBdr>
+        <w:shd w:fill="FFF8E1" w:val="clear"/>
+        <w:spacing w:after="40"/>
+        <w:ind w:left="160" w:right="160"/>
+      </w:pPr>
+      <w:r>
+        <w:rPr>
+          <w:color w:val="1C2430"/>
+          <w:sz w:val="20"/>
+          <w:szCs w:val="20"/>
+        </w:rPr>
+        <w:t xml:space="preserve">The edit does not fix the violation. It does add drift between what is declared and what is running, and that drift is now harder to see because somebody has made a change that looks deliberate.</w:t>
       </w:r>
     </w:p>
     <w:p>
@@ -5170,7 +5988,651 @@
           <w:sz w:val="20"/>
           <w:szCs w:val="20"/>
         </w:rPr>
-        <w:t xml:space="preserve">The secret rewrite points the environment variable at a secretKeyRef, but it cannot un-leak a credential that is already in git history. Rotate the credential. The fix is flagged for exactly this reason.</w:t>
+        <w:t xml:space="preserve">The supported routes are a policy exception in ACS with an expiry on it, a configuration change through whatever path the operator exposes, or a case with Red Hat. All three leave a record. A silent manual edit does not.</w:t>
+      </w:r>
+    </w:p>
+    <w:p>
+      <w:pPr>
+        <w:pStyle w:val="Heading2"/>
+        <w:spacing w:after="100" w:before="240"/>
+      </w:pPr>
+      <w:r>
+        <w:rPr>
+          <w:sz w:val="21"/>
+          <w:szCs w:val="21"/>
+        </w:rPr>
+        <w:t xml:space="preserve">Choosing which ones to fix</w:t>
+      </w:r>
+    </w:p>
+    <w:p>
+      <w:pPr>
+        <w:spacing w:after="120"/>
+      </w:pPr>
+      <w:r>
+        <w:rPr>
+          <w:sz w:val="21"/>
+          <w:szCs w:val="21"/>
+        </w:rPr>
+        <w:t xml:space="preserve">Each row carries a checkbox. Nothing is ticked when the table first renders, and the draft button stays disabled until something is, which is the same reasoning as report mode being the default: the state you get by doing nothing is the state that does nothing.</w:t>
+      </w:r>
+    </w:p>
+    <w:p>
+      <w:pPr>
+        <w:pStyle w:val="ListParagraph"/>
+        <w:numPr>
+          <w:ilvl w:val="0"/>
+          <w:numId w:val="2"/>
+        </w:numPr>
+        <w:spacing w:after="70"/>
+      </w:pPr>
+      <w:r>
+        <w:rPr>
+          <w:sz w:val="21"/>
+          <w:szCs w:val="21"/>
+        </w:rPr>
+        <w:t xml:space="preserve">The box in the table header ticks or clears every fixable violation currently shown. Currently shown, not everything imported. Selecting rows you have filtered out of view is how somebody ends up drafting a patch for a namespace they had deliberately excluded.</w:t>
+      </w:r>
+    </w:p>
+    <w:p>
+      <w:pPr>
+        <w:pStyle w:val="ListParagraph"/>
+        <w:numPr>
+          <w:ilvl w:val="0"/>
+          <w:numId w:val="2"/>
+        </w:numPr>
+        <w:spacing w:after="70"/>
+      </w:pPr>
+      <w:r>
+        <w:rPr>
+          <w:sz w:val="21"/>
+          <w:szCs w:val="21"/>
+        </w:rPr>
+        <w:t xml:space="preserve">A violation with no fix route this tool can take, a platform component for instance, gets a disabled checkbox rather than no checkbox. Hover it for the reason. A missing control looks like an oversight; a disabled one with a tooltip is an answer.</w:t>
+      </w:r>
+    </w:p>
+    <w:p>
+      <w:pPr>
+        <w:pStyle w:val="ListParagraph"/>
+        <w:numPr>
+          <w:ilvl w:val="0"/>
+          <w:numId w:val="2"/>
+        </w:numPr>
+        <w:spacing w:after="70"/>
+      </w:pPr>
+      <w:r>
+        <w:rPr>
+          <w:sz w:val="21"/>
+          <w:szCs w:val="21"/>
+        </w:rPr>
+        <w:t xml:space="preserve">The selection follows the violation, not the row. Change a filter or sort a column and your ticks stay on the same violations. The count next to the button tells you if some of what you selected is currently hidden.</w:t>
+      </w:r>
+    </w:p>
+    <w:p>
+      <w:pPr>
+        <w:pStyle w:val="ListParagraph"/>
+        <w:numPr>
+          <w:ilvl w:val="0"/>
+          <w:numId w:val="2"/>
+        </w:numPr>
+        <w:spacing w:after="70"/>
+      </w:pPr>
+      <w:r>
+        <w:rPr>
+          <w:sz w:val="21"/>
+          <w:szCs w:val="21"/>
+        </w:rPr>
+        <w:t xml:space="preserve">A violation imported after you made a selection does not arrive pre ticked. Consent given for one finding does not extend to findings you have not seen yet.</w:t>
+      </w:r>
+    </w:p>
+    <w:p>
+      <w:pPr>
+        <w:pBdr>
+          <w:top w:val="single" w:color="EEF3FA" w:sz="2"/>
+          <w:bottom w:val="single" w:color="EEF3FA" w:sz="2"/>
+          <w:left w:val="single" w:color="1F6FEB" w:sz="18"/>
+        </w:pBdr>
+        <w:shd w:fill="EEF3FA" w:val="clear"/>
+        <w:spacing w:after="0" w:before="120"/>
+        <w:ind w:left="160" w:right="160"/>
+      </w:pPr>
+      <w:r>
+        <w:rPr>
+          <w:b/>
+          <w:bCs/>
+          <w:color w:val="1C2430"/>
+          <w:sz w:val="20"/>
+          <w:szCs w:val="20"/>
+        </w:rPr>
+        <w:t xml:space="preserve">The report records the scope, not just the fixes</w:t>
+      </w:r>
+    </w:p>
+    <w:p>
+      <w:pPr>
+        <w:pBdr>
+          <w:top w:val="single" w:color="EEF3FA" w:sz="2"/>
+          <w:bottom w:val="single" w:color="EEF3FA" w:sz="2"/>
+          <w:left w:val="single" w:color="1F6FEB" w:sz="18"/>
+        </w:pBdr>
+        <w:shd w:fill="EEF3FA" w:val="clear"/>
+        <w:spacing w:after="40"/>
+        <w:ind w:left="160" w:right="160"/>
+      </w:pPr>
+      <w:r>
+        <w:rPr>
+          <w:color w:val="1C2430"/>
+          <w:sz w:val="20"/>
+          <w:szCs w:val="20"/>
+        </w:rPr>
+        <w:t xml:space="preserve">If you drafted fixes for four violations out of thirty, the written account says so at the top and states that the other twenty six are not described anywhere in it.</w:t>
+      </w:r>
+    </w:p>
+    <w:p>
+      <w:pPr>
+        <w:pBdr>
+          <w:top w:val="single" w:color="EEF3FA" w:sz="2"/>
+          <w:bottom w:val="single" w:color="EEF3FA" w:sz="2"/>
+          <w:left w:val="single" w:color="1F6FEB" w:sz="18"/>
+        </w:pBdr>
+        <w:shd w:fill="EEF3FA" w:val="clear"/>
+        <w:spacing w:after="160"/>
+        <w:ind w:left="160" w:right="160"/>
+      </w:pPr>
+      <w:r>
+        <w:rPr>
+          <w:color w:val="1C2430"/>
+          <w:sz w:val="20"/>
+          <w:szCs w:val="20"/>
+        </w:rPr>
+        <w:t xml:space="preserve">This matters six months later. A document covering a subset reads identically to a document covering the whole cluster unless it says which one it is, and the person reading it then is usually not the person who generated it.</w:t>
+      </w:r>
+    </w:p>
+    <w:p>
+      <w:pPr>
+        <w:pStyle w:val="Heading2"/>
+        <w:spacing w:after="100" w:before="240"/>
+      </w:pPr>
+      <w:r>
+        <w:rPr>
+          <w:sz w:val="21"/>
+          <w:szCs w:val="21"/>
+        </w:rPr>
+        <w:t xml:space="preserve">Drafting the fix</w:t>
+      </w:r>
+    </w:p>
+    <w:p>
+      <w:pPr>
+        <w:spacing w:after="120"/>
+      </w:pPr>
+      <w:r>
+        <w:rPr>
+          <w:sz w:val="21"/>
+          <w:szCs w:val="21"/>
+        </w:rPr>
+        <w:t xml:space="preserve">Press Draft fixes for the ones you selected. What comes out is YAML files and a written account, and nothing else. No command is run. No cluster is contacted. Nothing is applied.</w:t>
+      </w:r>
+    </w:p>
+    <w:p>
+      <w:pPr>
+        <w:spacing w:after="120"/>
+      </w:pPr>
+      <w:r>
+        <w:rPr>
+          <w:sz w:val="21"/>
+          <w:szCs w:val="21"/>
+        </w:rPr>
+        <w:t xml:space="preserve">Each drafted file carries a header naming the object, the namespace, the policies it covers, and the fact that it was built from a violation rather than from a manifest the tool has read, which is exactly why it needs a human to look at it before it goes anywhere. Where several policies apply to the same object they are merged into one file, because you apply a patch to an object once, and ten files for the same Deployment is not ten fixes.</w:t>
+      </w:r>
+    </w:p>
+    <w:p>
+      <w:pPr>
+        <w:pBdr>
+          <w:top w:val="single" w:color="EEF3FA" w:sz="2"/>
+          <w:bottom w:val="single" w:color="EEF3FA" w:sz="2"/>
+          <w:left w:val="single" w:color="1F6FEB" w:sz="18"/>
+        </w:pBdr>
+        <w:shd w:fill="EEF3FA" w:val="clear"/>
+        <w:spacing w:after="0" w:before="120"/>
+        <w:ind w:left="160" w:right="160"/>
+      </w:pPr>
+      <w:r>
+        <w:rPr>
+          <w:b/>
+          <w:bCs/>
+          <w:color w:val="1C2430"/>
+          <w:sz w:val="20"/>
+          <w:szCs w:val="20"/>
+        </w:rPr>
+        <w:t xml:space="preserve">One warning the header will sometimes carry, and why it matters</w:t>
+      </w:r>
+    </w:p>
+    <w:p>
+      <w:pPr>
+        <w:pBdr>
+          <w:top w:val="single" w:color="EEF3FA" w:sz="2"/>
+          <w:bottom w:val="single" w:color="EEF3FA" w:sz="2"/>
+          <w:left w:val="single" w:color="1F6FEB" w:sz="18"/>
+        </w:pBdr>
+        <w:shd w:fill="EEF3FA" w:val="clear"/>
+        <w:spacing w:after="40"/>
+        <w:ind w:left="160" w:right="160"/>
+      </w:pPr>
+      <w:r>
+        <w:rPr>
+          <w:color w:val="1C2430"/>
+          <w:sz w:val="20"/>
+          <w:szCs w:val="20"/>
+        </w:rPr>
+        <w:t xml:space="preserve">A strategic merge patch keys the containers array on name. If the container name could not be read out of the violation text, the patch would add a nameless container to your Deployment rather than patching the one you meant.</w:t>
+      </w:r>
+    </w:p>
+    <w:p>
+      <w:pPr>
+        <w:pBdr>
+          <w:top w:val="single" w:color="EEF3FA" w:sz="2"/>
+          <w:bottom w:val="single" w:color="EEF3FA" w:sz="2"/>
+          <w:left w:val="single" w:color="1F6FEB" w:sz="18"/>
+        </w:pBdr>
+        <w:shd w:fill="EEF3FA" w:val="clear"/>
+        <w:spacing w:after="160"/>
+        <w:ind w:left="160" w:right="160"/>
+      </w:pPr>
+      <w:r>
+        <w:rPr>
+          <w:color w:val="1C2430"/>
+          <w:sz w:val="20"/>
+          <w:szCs w:val="20"/>
+        </w:rPr>
+        <w:t xml:space="preserve">The tool does not guess. It emits the patch with the name blank and puts a warning in the header telling you to fill it in. Read the header before you apply anything.</w:t>
+      </w:r>
+    </w:p>
+    <w:p>
+      <w:pPr>
+        <w:spacing w:after="120"/>
+      </w:pPr>
+      <w:r>
+        <w:rPr>
+          <w:sz w:val="21"/>
+          <w:szCs w:val="21"/>
+        </w:rPr>
+        <w:t xml:space="preserve">The same thing from the command line, where the mode is explicit for the same reason it is explicit in the page:</w:t>
+      </w:r>
+    </w:p>
+    <w:p>
+      <w:pPr>
+        <w:shd w:fill="F4F6F8" w:val="clear"/>
+        <w:spacing w:after="0" w:before="40"/>
+        <w:ind w:left="240" w:right="240"/>
+      </w:pPr>
+      <w:r>
+        <w:rPr>
+          <w:rFonts w:ascii="Consolas" w:cs="Consolas" w:eastAsia="Consolas" w:hAnsi="Consolas"/>
+          <w:color w:val="24292F"/>
+          <w:sz w:val="17"/>
+          <w:szCs w:val="17"/>
+        </w:rPr>
+        <w:t xml:space="preserve"># the default. An account of what could be fixed, and no YAML at all.</w:t>
+      </w:r>
+    </w:p>
+    <w:p>
+      <w:pPr>
+        <w:shd w:fill="F4F6F8" w:val="clear"/>
+        <w:spacing w:after="0" w:before="0"/>
+        <w:ind w:left="240" w:right="240"/>
+      </w:pPr>
+      <w:r>
+        <w:rPr>
+          <w:rFonts w:ascii="Consolas" w:cs="Consolas" w:eastAsia="Consolas" w:hAnsi="Consolas"/>
+          <w:color w:val="24292F"/>
+          <w:sz w:val="17"/>
+          <w:szCs w:val="17"/>
+        </w:rPr>
+        <w:t xml:space="preserve">node acs_cli.js --alerts 02_alerts_full.json --violation-fixes</w:t>
+      </w:r>
+    </w:p>
+    <w:p>
+      <w:pPr>
+        <w:shd w:fill="F4F6F8" w:val="clear"/>
+        <w:spacing w:after="0" w:before="0"/>
+        <w:ind w:left="240" w:right="240"/>
+      </w:pPr>
+      <w:r>
+        <w:rPr>
+          <w:rFonts w:ascii="Consolas" w:cs="Consolas" w:eastAsia="Consolas" w:hAnsi="Consolas"/>
+          <w:color w:val="24292F"/>
+          <w:sz w:val="17"/>
+          <w:szCs w:val="17"/>
+        </w:rPr>
+        <w:t xml:space="preserve"> </w:t>
+      </w:r>
+    </w:p>
+    <w:p>
+      <w:pPr>
+        <w:shd w:fill="F4F6F8" w:val="clear"/>
+        <w:spacing w:after="0" w:before="0"/>
+        <w:ind w:left="240" w:right="240"/>
+      </w:pPr>
+      <w:r>
+        <w:rPr>
+          <w:rFonts w:ascii="Consolas" w:cs="Consolas" w:eastAsia="Consolas" w:hAnsi="Consolas"/>
+          <w:color w:val="24292F"/>
+          <w:sz w:val="17"/>
+          <w:szCs w:val="17"/>
+        </w:rPr>
+        <w:t xml:space="preserve"># the YAML itself, for everything.</w:t>
+      </w:r>
+    </w:p>
+    <w:p>
+      <w:pPr>
+        <w:shd w:fill="F4F6F8" w:val="clear"/>
+        <w:spacing w:after="140" w:before="0"/>
+        <w:ind w:left="240" w:right="240"/>
+      </w:pPr>
+      <w:r>
+        <w:rPr>
+          <w:rFonts w:ascii="Consolas" w:cs="Consolas" w:eastAsia="Consolas" w:hAnsi="Consolas"/>
+          <w:color w:val="24292F"/>
+          <w:sz w:val="17"/>
+          <w:szCs w:val="17"/>
+        </w:rPr>
+        <w:t xml:space="preserve">node acs_cli.js --alerts 02_alerts_full.json --violation-fixes --mode manual --out fixes</w:t>
+      </w:r>
+    </w:p>
+    <w:p>
+      <w:pPr>
+        <w:spacing w:after="120"/>
+      </w:pPr>
+      <w:r>
+        <w:rPr>
+          <w:sz w:val="21"/>
+          <w:szCs w:val="21"/>
+        </w:rPr>
+        <w:t xml:space="preserve">The checkboxes have a command line equivalent. See what is there, then name what you want:</w:t>
+      </w:r>
+    </w:p>
+    <w:p>
+      <w:pPr>
+        <w:shd w:fill="F4F6F8" w:val="clear"/>
+        <w:spacing w:after="0" w:before="40"/>
+        <w:ind w:left="240" w:right="240"/>
+      </w:pPr>
+      <w:r>
+        <w:rPr>
+          <w:rFonts w:ascii="Consolas" w:cs="Consolas" w:eastAsia="Consolas" w:hAnsi="Consolas"/>
+          <w:color w:val="24292F"/>
+          <w:sz w:val="17"/>
+          <w:szCs w:val="17"/>
+        </w:rPr>
+        <w:t xml:space="preserve"># the menu: every violation, its key, its object and its fix route. Writes nothing.</w:t>
+      </w:r>
+    </w:p>
+    <w:p>
+      <w:pPr>
+        <w:shd w:fill="F4F6F8" w:val="clear"/>
+        <w:spacing w:after="0" w:before="0"/>
+        <w:ind w:left="240" w:right="240"/>
+      </w:pPr>
+      <w:r>
+        <w:rPr>
+          <w:rFonts w:ascii="Consolas" w:cs="Consolas" w:eastAsia="Consolas" w:hAnsi="Consolas"/>
+          <w:color w:val="24292F"/>
+          <w:sz w:val="17"/>
+          <w:szCs w:val="17"/>
+        </w:rPr>
+        <w:t xml:space="preserve">node acs_cli.js --alerts 02_alerts_full.json --list-violations</w:t>
+      </w:r>
+    </w:p>
+    <w:p>
+      <w:pPr>
+        <w:shd w:fill="F4F6F8" w:val="clear"/>
+        <w:spacing w:after="0" w:before="0"/>
+        <w:ind w:left="240" w:right="240"/>
+      </w:pPr>
+      <w:r>
+        <w:rPr>
+          <w:rFonts w:ascii="Consolas" w:cs="Consolas" w:eastAsia="Consolas" w:hAnsi="Consolas"/>
+          <w:color w:val="24292F"/>
+          <w:sz w:val="17"/>
+          <w:szCs w:val="17"/>
+        </w:rPr>
+        <w:t xml:space="preserve"> </w:t>
+      </w:r>
+    </w:p>
+    <w:p>
+      <w:pPr>
+        <w:shd w:fill="F4F6F8" w:val="clear"/>
+        <w:spacing w:after="0" w:before="0"/>
+        <w:ind w:left="240" w:right="240"/>
+      </w:pPr>
+      <w:r>
+        <w:rPr>
+          <w:rFonts w:ascii="Consolas" w:cs="Consolas" w:eastAsia="Consolas" w:hAnsi="Consolas"/>
+          <w:color w:val="24292F"/>
+          <w:sz w:val="17"/>
+          <w:szCs w:val="17"/>
+        </w:rPr>
+        <w:t xml:space="preserve"># then act on a subset. Takes an alert id, an object, or a policy id.</w:t>
+      </w:r>
+    </w:p>
+    <w:p>
+      <w:pPr>
+        <w:shd w:fill="F4F6F8" w:val="clear"/>
+        <w:spacing w:after="0" w:before="0"/>
+        <w:ind w:left="240" w:right="240"/>
+      </w:pPr>
+      <w:r>
+        <w:rPr>
+          <w:rFonts w:ascii="Consolas" w:cs="Consolas" w:eastAsia="Consolas" w:hAnsi="Consolas"/>
+          <w:color w:val="24292F"/>
+          <w:sz w:val="17"/>
+          <w:szCs w:val="17"/>
+        </w:rPr>
+        <w:t xml:space="preserve">node acs_cli.js --alerts 02_alerts_full.json --violation-fixes --mode manual \</w:t>
+      </w:r>
+    </w:p>
+    <w:p>
+      <w:pPr>
+        <w:shd w:fill="F4F6F8" w:val="clear"/>
+        <w:spacing w:after="140" w:before="0"/>
+        <w:ind w:left="240" w:right="240"/>
+      </w:pPr>
+      <w:r>
+        <w:rPr>
+          <w:rFonts w:ascii="Consolas" w:cs="Consolas" w:eastAsia="Consolas" w:hAnsi="Consolas"/>
+          <w:color w:val="24292F"/>
+          <w:sz w:val="17"/>
+          <w:szCs w:val="17"/>
+        </w:rPr>
+        <w:t xml:space="preserve">  --select Deployment/payments-api,ACS.004 --out fixes</w:t>
+      </w:r>
+    </w:p>
+    <w:p>
+      <w:pPr>
+        <w:pBdr>
+          <w:top w:val="single" w:color="FFF8E1" w:sz="2"/>
+          <w:bottom w:val="single" w:color="FFF8E1" w:sz="2"/>
+          <w:left w:val="single" w:color="D4A72C" w:sz="18"/>
+        </w:pBdr>
+        <w:shd w:fill="FFF8E1" w:val="clear"/>
+        <w:spacing w:after="0" w:before="120"/>
+        <w:ind w:left="160" w:right="160"/>
+      </w:pPr>
+      <w:r>
+        <w:rPr>
+          <w:b/>
+          <w:bCs/>
+          <w:color w:val="1C2430"/>
+          <w:sz w:val="20"/>
+          <w:szCs w:val="20"/>
+        </w:rPr>
+        <w:t xml:space="preserve">A --select term that matches nothing is an error, not a warning</w:t>
+      </w:r>
+    </w:p>
+    <w:p>
+      <w:pPr>
+        <w:pBdr>
+          <w:top w:val="single" w:color="FFF8E1" w:sz="2"/>
+          <w:bottom w:val="single" w:color="FFF8E1" w:sz="2"/>
+          <w:left w:val="single" w:color="D4A72C" w:sz="18"/>
+        </w:pBdr>
+        <w:shd w:fill="FFF8E1" w:val="clear"/>
+        <w:spacing w:after="40"/>
+        <w:ind w:left="160" w:right="160"/>
+      </w:pPr>
+      <w:r>
+        <w:rPr>
+          <w:color w:val="1C2430"/>
+          <w:sz w:val="20"/>
+          <w:szCs w:val="20"/>
+        </w:rPr>
+        <w:t xml:space="preserve">The command exits non zero, names the term that matched nothing, and writes no files.</w:t>
+      </w:r>
+    </w:p>
+    <w:p>
+      <w:pPr>
+        <w:pBdr>
+          <w:top w:val="single" w:color="FFF8E1" w:sz="2"/>
+          <w:bottom w:val="single" w:color="FFF8E1" w:sz="2"/>
+          <w:left w:val="single" w:color="D4A72C" w:sz="18"/>
+        </w:pBdr>
+        <w:shd w:fill="FFF8E1" w:val="clear"/>
+        <w:spacing w:after="40"/>
+        <w:ind w:left="160" w:right="160"/>
+      </w:pPr>
+      <w:r>
+        <w:rPr>
+          <w:color w:val="1C2430"/>
+          <w:sz w:val="20"/>
+          <w:szCs w:val="20"/>
+        </w:rPr>
+        <w:t xml:space="preserve">This is deliberate and it is the opposite of how most tools treat a bad filter. A typo in a narrowing option does not narrow less, it fails to narrow at all, and the run you thought was scoped to one Deployment quietly covers the cluster. Failing is the safe direction.</w:t>
+      </w:r>
+    </w:p>
+    <w:p>
+      <w:pPr>
+        <w:pBdr>
+          <w:top w:val="single" w:color="FFF8E1" w:sz="2"/>
+          <w:bottom w:val="single" w:color="FFF8E1" w:sz="2"/>
+          <w:left w:val="single" w:color="D4A72C" w:sz="18"/>
+        </w:pBdr>
+        <w:shd w:fill="FFF8E1" w:val="clear"/>
+        <w:spacing w:after="160"/>
+        <w:ind w:left="160" w:right="160"/>
+      </w:pPr>
+      <w:r>
+        <w:rPr>
+          <w:color w:val="1C2430"/>
+          <w:sz w:val="20"/>
+          <w:szCs w:val="20"/>
+        </w:rPr>
+        <w:t xml:space="preserve">Omitting --select entirely still means everything, which is how the tool behaved before the option existed. That is the one permissive default here, and it is only for compatibility.</w:t>
+      </w:r>
+    </w:p>
+    <w:p>
+      <w:pPr>
+        <w:spacing w:after="120"/>
+      </w:pPr>
+      <w:r>
+        <w:rPr>
+          <w:sz w:val="21"/>
+          <w:szCs w:val="21"/>
+        </w:rPr>
+        <w:t xml:space="preserve">Then review the files, apply them to a namespace you do not care about, confirm the workload still runs, and only then take them to the change you actually care about.</w:t>
+      </w:r>
+    </w:p>
+    <w:p>
+      <w:pPr>
+        <w:pStyle w:val="Heading2"/>
+        <w:spacing w:after="100" w:before="240"/>
+      </w:pPr>
+      <w:r>
+        <w:rPr>
+          <w:sz w:val="21"/>
+          <w:szCs w:val="21"/>
+        </w:rPr>
+        <w:t xml:space="preserve">Cross checking against what you have in git</w:t>
+      </w:r>
+    </w:p>
+    <w:p>
+      <w:pPr>
+        <w:spacing w:after="120"/>
+      </w:pPr>
+      <w:r>
+        <w:rPr>
+          <w:sz w:val="21"/>
+          <w:szCs w:val="21"/>
+        </w:rPr>
+        <w:t xml:space="preserve">If you loaded manifests as well, findings that appear in both are marked live in ACS. That marking is worth more than it looks: it tells you the problem is not theoretical, it exists in a running cluster right now, and it should jump the queue.</w:t>
+      </w:r>
+    </w:p>
+    <w:p>
+      <w:pPr>
+        <w:spacing w:after="120"/>
+      </w:pPr>
+      <w:r>
+        <w:rPr>
+          <w:sz w:val="21"/>
+          <w:szCs w:val="21"/>
+        </w:rPr>
+        <w:t xml:space="preserve">The cross check earns its keep in both directions.</w:t>
+      </w:r>
+    </w:p>
+    <w:p>
+      <w:pPr>
+        <w:pStyle w:val="ListParagraph"/>
+        <w:numPr>
+          <w:ilvl w:val="0"/>
+          <w:numId w:val="2"/>
+        </w:numPr>
+        <w:spacing w:after="70"/>
+      </w:pPr>
+      <w:r>
+        <w:rPr>
+          <w:sz w:val="21"/>
+          <w:szCs w:val="21"/>
+        </w:rPr>
+        <w:t xml:space="preserve">In the manifest but not in ACS. The namespace may be outside ACS coverage, or a policy exception may be suppressing it. Both are worth confirming rather than assuming.</w:t>
+      </w:r>
+    </w:p>
+    <w:p>
+      <w:pPr>
+        <w:pStyle w:val="ListParagraph"/>
+        <w:numPr>
+          <w:ilvl w:val="0"/>
+          <w:numId w:val="2"/>
+        </w:numPr>
+        <w:spacing w:after="70"/>
+      </w:pPr>
+      <w:r>
+        <w:rPr>
+          <w:sz w:val="21"/>
+          <w:szCs w:val="21"/>
+        </w:rPr>
+        <w:t xml:space="preserve">In ACS but not in your manifests. Either the manifest is not in the set you loaded, or the cluster has drifted away from git. Drift is a finding in its own right.</w:t>
+      </w:r>
+    </w:p>
+    <w:p>
+      <w:pPr>
+        <w:pStyle w:val="Heading2"/>
+        <w:spacing w:after="100" w:before="240"/>
+      </w:pPr>
+      <w:r>
+        <w:rPr>
+          <w:sz w:val="21"/>
+          <w:szCs w:val="21"/>
+        </w:rPr>
+        <w:t xml:space="preserve">Policy name matching</w:t>
+      </w:r>
+    </w:p>
+    <w:p>
+      <w:pPr>
+        <w:spacing w:after="120"/>
+      </w:pPr>
+      <w:r>
+        <w:rPr>
+          <w:sz w:val="21"/>
+          <w:szCs w:val="21"/>
+        </w:rPr>
+        <w:t xml:space="preserve">ACS renames policies between releases and most teams tune them, so exact string matching alone would silently lose violations. The importer falls back through three stages: exact match, then a table of known naming variants across ACS versions, then token scoring with stemming and a best match tie break. A violation that still cannot be matched is surfaced as unmatched rather than discarded, because a scanner that throws away what it does not understand looks exactly like a scanner that found nothing.</w:t>
       </w:r>
     </w:p>
     <w:p>
@@ -5183,7 +6645,7 @@
           <w:sz w:val="21"/>
           <w:szCs w:val="21"/>
         </w:rPr>
-        <w:t xml:space="preserve">12. Taking the result out</w:t>
+        <w:t xml:space="preserve">10. Applying fixes</w:t>
       </w:r>
     </w:p>
     <w:p>
@@ -5195,7 +6657,7 @@
           <w:sz w:val="21"/>
           <w:szCs w:val="21"/>
         </w:rPr>
-        <w:t xml:space="preserve">Five export routes, because the right one depends on how your manifests are managed.</w:t>
+        <w:t xml:space="preserve">Open dj_acs_remediation.html. It loads manifests the same way the auditor does, and it offers three ways to work through the fixes. All three show a real diff computed against your actual file, not a description of what might happen.</w:t>
       </w:r>
     </w:p>
     <w:p>
@@ -5206,7 +6668,7 @@
       <w:r>
         <w:drawing>
           <wp:inline distT="0" distB="0" distL="0" distR="0">
-            <wp:extent cx="6096000" cy="2686050"/>
+            <wp:extent cx="6096000" cy="3676650"/>
             <wp:effectExtent t="0" r="0" b="0" l="0"/>
             <wp:docPr id="1" name="" descr="" title=""/>
             <wp:cNvGraphicFramePr>
@@ -5231,6 +6693,482 @@
                   <pic:spPr bwMode="auto">
                     <a:xfrm>
                       <a:off x="0" y="0"/>
+                      <a:ext cx="6096000" cy="3676650"/>
+                    </a:xfrm>
+                    <a:prstGeom prst="rect">
+                      <a:avLst/>
+                    </a:prstGeom>
+                  </pic:spPr>
+                </pic:pic>
+              </a:graphicData>
+            </a:graphic>
+          </wp:inline>
+        </w:drawing>
+      </w:r>
+    </w:p>
+    <w:p>
+      <w:pPr>
+        <w:spacing w:after="200"/>
+        <w:jc w:val="center"/>
+      </w:pPr>
+      <w:r>
+        <w:rPr>
+          <w:i/>
+          <w:iCs/>
+          <w:color w:val="5A6472"/>
+          <w:sz w:val="18"/>
+          <w:szCs w:val="18"/>
+        </w:rPr>
+        <w:t xml:space="preserve">Figure 3. Step through mode. One fix at a time, with the diff, the rationale, and the standards behind it.</w:t>
+      </w:r>
+    </w:p>
+    <w:p>
+      <w:pPr>
+        <w:pStyle w:val="Heading2"/>
+        <w:spacing w:after="100" w:before="240"/>
+      </w:pPr>
+      <w:r>
+        <w:rPr>
+          <w:sz w:val="21"/>
+          <w:szCs w:val="21"/>
+        </w:rPr>
+        <w:t xml:space="preserve">Step through one by one</w:t>
+      </w:r>
+    </w:p>
+    <w:p>
+      <w:pPr>
+        <w:spacing w:after="120"/>
+      </w:pPr>
+      <w:r>
+        <w:rPr>
+          <w:sz w:val="21"/>
+          <w:szCs w:val="21"/>
+        </w:rPr>
+        <w:t xml:space="preserve">The most careful option, and the one to use the first few times. It presents one fix at a time with the policy that triggered it, why it matters, exactly what will change as a diff, and the citations behind the recommendation. Your choices are Apply and continue, Skip this one, or Stop here. A progress bar tracks how far through the queue you are.</w:t>
+      </w:r>
+    </w:p>
+    <w:p>
+      <w:pPr>
+        <w:pStyle w:val="Heading2"/>
+        <w:spacing w:after="100" w:before="240"/>
+      </w:pPr>
+      <w:r>
+        <w:rPr>
+          <w:sz w:val="21"/>
+          <w:szCs w:val="21"/>
+        </w:rPr>
+        <w:t xml:space="preserve">Review and apply all</w:t>
+      </w:r>
+    </w:p>
+    <w:p>
+      <w:pPr>
+        <w:spacing w:after="120"/>
+      </w:pPr>
+      <w:r>
+        <w:rPr>
+          <w:sz w:val="21"/>
+          <w:szCs w:val="21"/>
+        </w:rPr>
+        <w:t xml:space="preserve">Previews the entire batch as one combined diff, grouped by file, with a summary of every change. A single confirmation applies the lot. Use this once you have seen what the fixes look like and trust the classification.</w:t>
+      </w:r>
+    </w:p>
+    <w:p>
+      <w:pPr>
+        <w:pStyle w:val="Heading2"/>
+        <w:spacing w:after="100" w:before="240"/>
+      </w:pPr>
+      <w:r>
+        <w:rPr>
+          <w:sz w:val="21"/>
+          <w:szCs w:val="21"/>
+        </w:rPr>
+        <w:t xml:space="preserve">Fix this, per row</w:t>
+      </w:r>
+    </w:p>
+    <w:p>
+      <w:pPr>
+        <w:spacing w:after="120"/>
+      </w:pPr>
+      <w:r>
+        <w:rPr>
+          <w:sz w:val="21"/>
+          <w:szCs w:val="21"/>
+        </w:rPr>
+        <w:t xml:space="preserve">Every automatically fixable finding in the table has its own button, with the same confirmation dialog. Use it when you want three specific fixes and nothing else.</w:t>
+      </w:r>
+    </w:p>
+    <w:p>
+      <w:pPr>
+        <w:pStyle w:val="Heading2"/>
+        <w:spacing w:after="100" w:before="240"/>
+      </w:pPr>
+      <w:r>
+        <w:rPr>
+          <w:sz w:val="21"/>
+          <w:szCs w:val="21"/>
+        </w:rPr>
+        <w:t xml:space="preserve">Preview never mutates</w:t>
+      </w:r>
+    </w:p>
+    <w:p>
+      <w:pPr>
+        <w:spacing w:after="120"/>
+      </w:pPr>
+      <w:r>
+        <w:rPr>
+          <w:sz w:val="21"/>
+          <w:szCs w:val="21"/>
+        </w:rPr>
+        <w:t xml:space="preserve">Preview and commit are separate code paths. Generating a preview builds the change against a scratch copy and throws it away. Nothing in your loaded files changes until you confirm. This is asserted directly by the test suite rather than left as a claim.</w:t>
+      </w:r>
+    </w:p>
+    <w:p>
+      <w:pPr>
+        <w:pStyle w:val="Heading2"/>
+        <w:spacing w:after="100" w:before="240"/>
+      </w:pPr>
+      <w:r>
+        <w:rPr>
+          <w:sz w:val="21"/>
+          <w:szCs w:val="21"/>
+        </w:rPr>
+        <w:t xml:space="preserve">Confirmation and undo</w:t>
+      </w:r>
+    </w:p>
+    <w:p>
+      <w:pPr>
+        <w:pStyle w:val="ListParagraph"/>
+        <w:numPr>
+          <w:ilvl w:val="0"/>
+          <w:numId w:val="2"/>
+        </w:numPr>
+        <w:spacing w:after="70"/>
+      </w:pPr>
+      <w:r>
+        <w:rPr>
+          <w:sz w:val="21"/>
+          <w:szCs w:val="21"/>
+        </w:rPr>
+        <w:t xml:space="preserve">Every route asks for confirmation before it writes. There is a checkbox to suppress the prompt once you trust it. It is off by default and it resets when you reload.</w:t>
+      </w:r>
+    </w:p>
+    <w:p>
+      <w:pPr>
+        <w:pStyle w:val="ListParagraph"/>
+        <w:numPr>
+          <w:ilvl w:val="0"/>
+          <w:numId w:val="2"/>
+        </w:numPr>
+        <w:spacing w:after="70"/>
+      </w:pPr>
+      <w:r>
+        <w:rPr>
+          <w:sz w:val="21"/>
+          <w:szCs w:val="21"/>
+        </w:rPr>
+        <w:t xml:space="preserve">Undo last steps back one fix. Undo everything returns the files to exactly how they were loaded. The test suite verifies the restore byte for byte, not just structurally.</w:t>
+      </w:r>
+    </w:p>
+    <w:p>
+      <w:pPr>
+        <w:pStyle w:val="Heading1"/>
+        <w:spacing w:after="140" w:before="320"/>
+      </w:pPr>
+      <w:r>
+        <w:rPr>
+          <w:sz w:val="21"/>
+          <w:szCs w:val="21"/>
+        </w:rPr>
+        <w:t xml:space="preserve">11. What gets fixed automatically, and what deliberately does not</w:t>
+      </w:r>
+    </w:p>
+    <w:p>
+      <w:pPr>
+        <w:spacing w:after="120"/>
+      </w:pPr>
+      <w:r>
+        <w:rPr>
+          <w:sz w:val="21"/>
+          <w:szCs w:val="21"/>
+        </w:rPr>
+        <w:t xml:space="preserve">Fixes carry one of three classifications, and choosing that classification correctly is the most consequential judgment in the tool.</w:t>
+      </w:r>
+    </w:p>
+    <w:p>
+      <w:pPr>
+        <w:pStyle w:val="Heading2"/>
+        <w:spacing w:after="100" w:before="240"/>
+      </w:pPr>
+      <w:r>
+        <w:rPr>
+          <w:sz w:val="21"/>
+          <w:szCs w:val="21"/>
+        </w:rPr>
+        <w:t xml:space="preserve">Auto</w:t>
+      </w:r>
+    </w:p>
+    <w:p>
+      <w:pPr>
+        <w:spacing w:after="120"/>
+      </w:pPr>
+      <w:r>
+        <w:rPr>
+          <w:sz w:val="21"/>
+          <w:szCs w:val="21"/>
+        </w:rPr>
+        <w:t xml:space="preserve">One correct change with no plausible downside. Thirteen policies qualify: privileged, allowPrivilegeEscalation, readOnlyRootFilesystem, host network, host PID, host IPC, CAP_SYS_ADMIN and capability drops, runAsNonRoot, CPU and memory requests and limits, automountServiceAccountToken, privileged host ports, and rewriting a hardcoded credential in an environment variable to a secretKeyRef.</w:t>
+      </w:r>
+    </w:p>
+    <w:p>
+      <w:pPr>
+        <w:pStyle w:val="Heading2"/>
+        <w:spacing w:after="100" w:before="240"/>
+      </w:pPr>
+      <w:r>
+        <w:rPr>
+          <w:sz w:val="21"/>
+          <w:szCs w:val="21"/>
+        </w:rPr>
+        <w:t xml:space="preserve">Generate</w:t>
+      </w:r>
+    </w:p>
+    <w:p>
+      <w:pPr>
+        <w:spacing w:after="120"/>
+      </w:pPr>
+      <w:r>
+        <w:rPr>
+          <w:sz w:val="21"/>
+          <w:szCs w:val="21"/>
+        </w:rPr>
+        <w:t xml:space="preserve">Creates a new object rather than editing an existing one. Currently one policy: the default deny NetworkPolicy, emitted with DNS egress already permitted so it does not break name resolution the moment you apply it.</w:t>
+      </w:r>
+    </w:p>
+    <w:p>
+      <w:pPr>
+        <w:pStyle w:val="Heading2"/>
+        <w:spacing w:after="100" w:before="240"/>
+      </w:pPr>
+      <w:r>
+        <w:rPr>
+          <w:sz w:val="21"/>
+          <w:szCs w:val="21"/>
+        </w:rPr>
+        <w:t xml:space="preserve">Manual</w:t>
+      </w:r>
+    </w:p>
+    <w:p>
+      <w:pPr>
+        <w:spacing w:after="120"/>
+      </w:pPr>
+      <w:r>
+        <w:rPr>
+          <w:sz w:val="21"/>
+          <w:szCs w:val="21"/>
+        </w:rPr>
+        <w:t xml:space="preserve">The correct answer depends on context the scanner cannot see, so the finding is explained in full and the file is left alone.</w:t>
+      </w:r>
+    </w:p>
+    <w:p>
+      <w:pPr>
+        <w:pStyle w:val="ListParagraph"/>
+        <w:numPr>
+          <w:ilvl w:val="0"/>
+          <w:numId w:val="2"/>
+        </w:numPr>
+        <w:spacing w:after="70"/>
+      </w:pPr>
+      <w:r>
+        <w:rPr>
+          <w:sz w:val="21"/>
+          <w:szCs w:val="21"/>
+        </w:rPr>
+        <w:t xml:space="preserve">Pinning an image digest instead of the latest tag requires knowing which build is blessed.</w:t>
+      </w:r>
+    </w:p>
+    <w:p>
+      <w:pPr>
+        <w:pStyle w:val="ListParagraph"/>
+        <w:numPr>
+          <w:ilvl w:val="0"/>
+          <w:numId w:val="2"/>
+        </w:numPr>
+        <w:spacing w:after="70"/>
+      </w:pPr>
+      <w:r>
+        <w:rPr>
+          <w:sz w:val="21"/>
+          <w:szCs w:val="21"/>
+        </w:rPr>
+        <w:t xml:space="preserve">Removing a hostPath mount requires a storage decision.</w:t>
+      </w:r>
+    </w:p>
+    <w:p>
+      <w:pPr>
+        <w:pStyle w:val="ListParagraph"/>
+        <w:numPr>
+          <w:ilvl w:val="0"/>
+          <w:numId w:val="2"/>
+        </w:numPr>
+        <w:spacing w:after="70"/>
+      </w:pPr>
+      <w:r>
+        <w:rPr>
+          <w:sz w:val="21"/>
+          <w:szCs w:val="21"/>
+        </w:rPr>
+        <w:t xml:space="preserve">Replacing the default service account requires the replacement to exist first.</w:t>
+      </w:r>
+    </w:p>
+    <w:p>
+      <w:pPr>
+        <w:pStyle w:val="ListParagraph"/>
+        <w:numPr>
+          <w:ilvl w:val="0"/>
+          <w:numId w:val="2"/>
+        </w:numPr>
+        <w:spacing w:after="70"/>
+      </w:pPr>
+      <w:r>
+        <w:rPr>
+          <w:sz w:val="21"/>
+          <w:szCs w:val="21"/>
+        </w:rPr>
+        <w:t xml:space="preserve">Removing a container runtime socket mount usually means redesigning whatever needed it.</w:t>
+      </w:r>
+    </w:p>
+    <w:p>
+      <w:pPr>
+        <w:spacing w:after="120"/>
+      </w:pPr>
+      <w:r>
+        <w:rPr>
+          <w:sz w:val="21"/>
+          <w:szCs w:val="21"/>
+        </w:rPr>
+        <w:t xml:space="preserve">Guessing at these breaks working systems. A security tool that breaks production gets switched off, and a switched off tool leaves you less secure than you were before it was installed.</w:t>
+      </w:r>
+    </w:p>
+    <w:p>
+      <w:pPr>
+        <w:pBdr>
+          <w:top w:val="single" w:color="FFF8E1" w:sz="2"/>
+          <w:bottom w:val="single" w:color="FFF8E1" w:sz="2"/>
+          <w:left w:val="single" w:color="D4A72C" w:sz="18"/>
+        </w:pBdr>
+        <w:shd w:fill="FFF8E1" w:val="clear"/>
+        <w:spacing w:after="0" w:before="120"/>
+        <w:ind w:left="160" w:right="160"/>
+      </w:pPr>
+      <w:r>
+        <w:rPr>
+          <w:b/>
+          <w:bCs/>
+          <w:color w:val="1C2430"/>
+          <w:sz w:val="20"/>
+          <w:szCs w:val="20"/>
+        </w:rPr>
+        <w:t xml:space="preserve">Three fixes need your attention after they are applied</w:t>
+      </w:r>
+    </w:p>
+    <w:p>
+      <w:pPr>
+        <w:pBdr>
+          <w:top w:val="single" w:color="FFF8E1" w:sz="2"/>
+          <w:bottom w:val="single" w:color="FFF8E1" w:sz="2"/>
+          <w:left w:val="single" w:color="D4A72C" w:sz="18"/>
+        </w:pBdr>
+        <w:shd w:fill="FFF8E1" w:val="clear"/>
+        <w:spacing w:after="40"/>
+        <w:ind w:left="160" w:right="160"/>
+      </w:pPr>
+      <w:r>
+        <w:rPr>
+          <w:color w:val="1C2430"/>
+          <w:sz w:val="20"/>
+          <w:szCs w:val="20"/>
+        </w:rPr>
+        <w:t xml:space="preserve">The CPU and memory fixes insert placeholder values. They are flagged as PLACEHOLDER in the confirmation dialog and again in the change log. Tune them to your workload before you deploy, or you will trade a missing limit for a wrong one.</w:t>
+      </w:r>
+    </w:p>
+    <w:p>
+      <w:pPr>
+        <w:pBdr>
+          <w:top w:val="single" w:color="FFF8E1" w:sz="2"/>
+          <w:bottom w:val="single" w:color="FFF8E1" w:sz="2"/>
+          <w:left w:val="single" w:color="D4A72C" w:sz="18"/>
+        </w:pBdr>
+        <w:shd w:fill="FFF8E1" w:val="clear"/>
+        <w:spacing w:after="160"/>
+        <w:ind w:left="160" w:right="160"/>
+      </w:pPr>
+      <w:r>
+        <w:rPr>
+          <w:color w:val="1C2430"/>
+          <w:sz w:val="20"/>
+          <w:szCs w:val="20"/>
+        </w:rPr>
+        <w:t xml:space="preserve">The secret rewrite points the environment variable at a secretKeyRef, but it cannot un-leak a credential that is already in git history. Rotate the credential. The fix is flagged for exactly this reason.</w:t>
+      </w:r>
+    </w:p>
+    <w:p>
+      <w:pPr>
+        <w:pStyle w:val="Heading1"/>
+        <w:spacing w:after="140" w:before="320"/>
+      </w:pPr>
+      <w:r>
+        <w:rPr>
+          <w:sz w:val="21"/>
+          <w:szCs w:val="21"/>
+        </w:rPr>
+        <w:t xml:space="preserve">12. Taking the result out</w:t>
+      </w:r>
+    </w:p>
+    <w:p>
+      <w:pPr>
+        <w:spacing w:after="120"/>
+      </w:pPr>
+      <w:r>
+        <w:rPr>
+          <w:sz w:val="21"/>
+          <w:szCs w:val="21"/>
+        </w:rPr>
+        <w:t xml:space="preserve">Five export routes, because the right one depends on how your manifests are managed.</w:t>
+      </w:r>
+    </w:p>
+    <w:p>
+      <w:pPr>
+        <w:spacing w:after="60" w:before="160"/>
+        <w:jc w:val="center"/>
+      </w:pPr>
+      <w:r>
+        <w:drawing>
+          <wp:inline distT="0" distB="0" distL="0" distR="0">
+            <wp:extent cx="6096000" cy="2686050"/>
+            <wp:effectExtent t="0" r="0" b="0" l="0"/>
+            <wp:docPr id="1" name="" descr="" title=""/>
+            <wp:cNvGraphicFramePr>
+              <a:graphicFrameLocks xmlns:a="http://schemas.openxmlformats.org/drawingml/2006/main" noChangeAspect="1"/>
+            </wp:cNvGraphicFramePr>
+            <a:graphic xmlns:a="http://schemas.openxmlformats.org/drawingml/2006/main">
+              <a:graphicData uri="http://schemas.openxmlformats.org/drawingml/2006/picture">
+                <pic:pic xmlns:pic="http://schemas.openxmlformats.org/drawingml/2006/picture">
+                  <pic:nvPicPr>
+                    <pic:cNvPr id="0" name="" descr=""/>
+                    <pic:cNvPicPr>
+                      <a:picLocks noChangeAspect="1" noChangeArrowheads="1"/>
+                    </pic:cNvPicPr>
+                  </pic:nvPicPr>
+                  <pic:blipFill>
+                    <a:blip r:embed="rId14" cstate="none"/>
+                    <a:srcRect/>
+                    <a:stretch>
+                      <a:fillRect/>
+                    </a:stretch>
+                  </pic:blipFill>
+                  <pic:spPr bwMode="auto">
+                    <a:xfrm>
+                      <a:off x="0" y="0"/>
                       <a:ext cx="6096000" cy="2686050"/>
                     </a:xfrm>
                     <a:prstGeom prst="rect">
@@ -9020,7 +10958,7 @@
           <w:sz w:val="21"/>
           <w:szCs w:val="21"/>
         </w:rPr>
-        <w:t xml:space="preserve">This is static analysis of manifest text. It does not query a cluster unless you explicitly use the live connect panel, and even then it only reads.</w:t>
+        <w:t xml:space="preserve">This is static analysis of manifest text. The pages never contact a cluster at all. The scripts do, and they only ever issue a GET.</w:t>
       </w:r>
     </w:p>
     <w:p>
@@ -9284,7 +11222,7 @@
                 <w:sz w:val="18"/>
                 <w:szCs w:val="18"/>
               </w:rPr>
-              <w:t xml:space="preserve">Live connect fails immediately with no network activity</w:t>
+              <w:t xml:space="preserve">Looking for the connect button from an older version</w:t>
             </w:r>
           </w:p>
         </w:tc>
@@ -9308,7 +11246,7 @@
                 <w:sz w:val="18"/>
                 <w:szCs w:val="18"/>
               </w:rPr>
-              <w:t xml:space="preserve">Browser blocked it at the origin check. Use Show the offline command instead, or serve the page from a trusted origin. See section 6.</w:t>
+              <w:t xml:space="preserve">Removed, deliberately. It could never work from a file:// page and the token risk was real while the benefit was zero. Use scripts/acs_pull_all.sh. See section 6.</w:t>
             </w:r>
           </w:p>
         </w:tc>
@@ -9334,7 +11272,7 @@
                 <w:sz w:val="18"/>
                 <w:szCs w:val="18"/>
               </w:rPr>
-              <w:t xml:space="preserve">Certificate error on connect</w:t>
+              <w:t xml:space="preserve">Certificate error running the pull script</w:t>
             </w:r>
           </w:p>
         </w:tc>
@@ -9358,7 +11296,157 @@
                 <w:sz w:val="18"/>
                 <w:szCs w:val="18"/>
               </w:rPr>
-              <w:t xml:space="preserve">Your cluster or Central uses an internal CA the browser does not trust. Trust the CA, or use the offline command path.</w:t>
+              <w:t xml:space="preserve">Central uses an internal CA. Pass --cacert with your CA bundle. Do not reach for the insecure flag on a request carrying a bearer token.</w:t>
+            </w:r>
+          </w:p>
+        </w:tc>
+      </w:tr>
+      <w:tr>
+        <w:tc>
+          <w:tcPr>
+            <w:tcW w:type="dxa" w:w="3000"/>
+            <w:tcMar>
+              <w:top w:type="dxa" w:w="60"/>
+              <w:left w:type="dxa" w:w="90"/>
+              <w:bottom w:type="dxa" w:w="60"/>
+              <w:right w:type="dxa" w:w="90"/>
+            </w:tcMar>
+          </w:tcPr>
+          <w:p>
+            <w:pPr>
+              <w:spacing w:after="0"/>
+            </w:pPr>
+            <w:r>
+              <w:rPr>
+                <w:color w:val="1C2430"/>
+                <w:sz w:val="18"/>
+                <w:szCs w:val="18"/>
+              </w:rPr>
+              <w:t xml:space="preserve">Dropped six files and only one appeared</w:t>
+            </w:r>
+          </w:p>
+        </w:tc>
+        <w:tc>
+          <w:tcPr>
+            <w:tcW w:type="dxa" w:w="6300"/>
+            <w:tcMar>
+              <w:top w:type="dxa" w:w="60"/>
+              <w:left w:type="dxa" w:w="90"/>
+              <w:bottom w:type="dxa" w:w="60"/>
+              <w:right w:type="dxa" w:w="90"/>
+            </w:tcMar>
+          </w:tcPr>
+          <w:p>
+            <w:pPr>
+              <w:spacing w:after="0"/>
+            </w:pPr>
+            <w:r>
+              <w:rPr>
+                <w:color w:val="1C2430"/>
+                <w:sz w:val="18"/>
+                <w:szCs w:val="18"/>
+              </w:rPr>
+              <w:t xml:space="preserve">Fixed. Imports now accumulate and deduplicate rather than replacing each other. If you are on an older copy, that is the symptom, and updating is the fix.</w:t>
+            </w:r>
+          </w:p>
+        </w:tc>
+      </w:tr>
+      <w:tr>
+        <w:tc>
+          <w:tcPr>
+            <w:tcW w:type="dxa" w:w="3000"/>
+            <w:tcMar>
+              <w:top w:type="dxa" w:w="60"/>
+              <w:left w:type="dxa" w:w="90"/>
+              <w:bottom w:type="dxa" w:w="60"/>
+              <w:right w:type="dxa" w:w="90"/>
+            </w:tcMar>
+          </w:tcPr>
+          <w:p>
+            <w:pPr>
+              <w:spacing w:after="0"/>
+            </w:pPr>
+            <w:r>
+              <w:rPr>
+                <w:color w:val="1C2430"/>
+                <w:sz w:val="18"/>
+                <w:szCs w:val="18"/>
+              </w:rPr>
+              <w:t xml:space="preserve">A file is rejected with "expected Kubernetes or OpenShift objects"</w:t>
+            </w:r>
+          </w:p>
+        </w:tc>
+        <w:tc>
+          <w:tcPr>
+            <w:tcW w:type="dxa" w:w="6300"/>
+            <w:tcMar>
+              <w:top w:type="dxa" w:w="60"/>
+              <w:left w:type="dxa" w:w="90"/>
+              <w:bottom w:type="dxa" w:w="60"/>
+              <w:right w:type="dxa" w:w="90"/>
+            </w:tcMar>
+          </w:tcPr>
+          <w:p>
+            <w:pPr>
+              <w:spacing w:after="0"/>
+            </w:pPr>
+            <w:r>
+              <w:rPr>
+                <w:color w:val="1C2430"/>
+                <w:sz w:val="18"/>
+                <w:szCs w:val="18"/>
+              </w:rPr>
+              <w:t xml:space="preserve">The page now says what the file actually is instead. The most common case is dropping the tool's own findings export back in: that is a record of a previous run, not an input, and it has no manifests in it to rescan.</w:t>
+            </w:r>
+          </w:p>
+        </w:tc>
+      </w:tr>
+      <w:tr>
+        <w:tc>
+          <w:tcPr>
+            <w:tcW w:type="dxa" w:w="3000"/>
+            <w:tcMar>
+              <w:top w:type="dxa" w:w="60"/>
+              <w:left w:type="dxa" w:w="90"/>
+              <w:bottom w:type="dxa" w:w="60"/>
+              <w:right w:type="dxa" w:w="90"/>
+            </w:tcMar>
+          </w:tcPr>
+          <w:p>
+            <w:pPr>
+              <w:spacing w:after="0"/>
+            </w:pPr>
+            <w:r>
+              <w:rPr>
+                <w:color w:val="1C2430"/>
+                <w:sz w:val="18"/>
+                <w:szCs w:val="18"/>
+              </w:rPr>
+              <w:t xml:space="preserve">Violations import but there is nothing to click</w:t>
+            </w:r>
+          </w:p>
+        </w:tc>
+        <w:tc>
+          <w:tcPr>
+            <w:tcW w:type="dxa" w:w="6300"/>
+            <w:tcMar>
+              <w:top w:type="dxa" w:w="60"/>
+              <w:left w:type="dxa" w:w="90"/>
+              <w:bottom w:type="dxa" w:w="60"/>
+              <w:right w:type="dxa" w:w="90"/>
+            </w:tcMar>
+          </w:tcPr>
+          <w:p>
+            <w:pPr>
+              <w:spacing w:after="0"/>
+            </w:pPr>
+            <w:r>
+              <w:rPr>
+                <w:color w:val="1C2430"/>
+                <w:sz w:val="18"/>
+                <w:szCs w:val="18"/>
+              </w:rPr>
+              <w:t xml:space="preserve">You are on an older copy. Violations are rows with a fix route on each one. See section 9.</w:t>
             </w:r>
           </w:p>
         </w:tc>
@@ -10150,18 +12238,6 @@
     </w:lvlOverride>
   </w:num>
   <w:num w:numId="4">
-    <w:abstractNumId w:val="3"/>
-    <w:lvlOverride w:ilvl="0">
-      <w:startOverride w:val="1"/>
-    </w:lvlOverride>
-  </w:num>
-  <w:num w:numId="5">
-    <w:abstractNumId w:val="3"/>
-    <w:lvlOverride w:ilvl="0">
-      <w:startOverride w:val="1"/>
-    </w:lvlOverride>
-  </w:num>
-  <w:num w:numId="6">
     <w:abstractNumId w:val="3"/>
     <w:lvlOverride w:ilvl="0">
       <w:startOverride w:val="1"/>

--- a/docs/DJ_ACS_Auditor_User_Guide.docx
+++ b/docs/DJ_ACS_Auditor_User_Guide.docx
@@ -5906,7 +5906,295 @@
           <w:sz w:val="21"/>
           <w:szCs w:val="21"/>
         </w:rPr>
-        <w:t xml:space="preserve">Why platform components are never patched</w:t>
+        <w:t xml:space="preserve">Platform components, and when the tool is guessing</w:t>
+      </w:r>
+    </w:p>
+    <w:p>
+      <w:pPr>
+        <w:spacing w:after="120"/>
+      </w:pPr>
+      <w:r>
+        <w:rPr>
+          <w:sz w:val="21"/>
+          <w:szCs w:val="21"/>
+        </w:rPr>
+        <w:t xml:space="preserve">A violation on a platform component is listed and refused by default. That default is right: objects reconciled by an operator get reverted, usually within seconds and without telling you, so the edit does not fix the violation and does add drift that is now harder to see because somebody made a change that looks deliberate.</w:t>
+      </w:r>
+    </w:p>
+    <w:p>
+      <w:pPr>
+        <w:spacing w:after="120"/>
+      </w:pPr>
+      <w:r>
+        <w:rPr>
+          <w:sz w:val="21"/>
+          <w:szCs w:val="21"/>
+        </w:rPr>
+        <w:t xml:space="preserve">But the classification is not always ACS's, and the difference matters:</w:t>
+      </w:r>
+    </w:p>
+    <w:tbl>
+      <w:tblPr>
+        <w:tblW w:type="dxa" w:w="9300"/>
+        <w:tblBorders>
+          <w:top w:val="single" w:color="D0D7DE" w:sz="2"/>
+          <w:left w:val="single" w:color="D0D7DE" w:sz="2"/>
+          <w:bottom w:val="single" w:color="D0D7DE" w:sz="2"/>
+          <w:right w:val="single" w:color="D0D7DE" w:sz="2"/>
+          <w:insideH w:val="single" w:color="D0D7DE" w:sz="2"/>
+          <w:insideV w:val="single" w:color="D0D7DE" w:sz="2"/>
+        </w:tblBorders>
+      </w:tblPr>
+      <w:tblGrid>
+        <w:gridCol w:w="2200"/>
+        <w:gridCol w:w="3900"/>
+        <w:gridCol w:w="3200"/>
+      </w:tblGrid>
+      <w:tr>
+        <w:trPr>
+          <w:tblHeader/>
+        </w:trPr>
+        <w:tc>
+          <w:tcPr>
+            <w:tcW w:type="dxa" w:w="2200"/>
+            <w:shd w:fill="EEF3FA" w:val="clear"/>
+            <w:tcMar>
+              <w:top w:type="dxa" w:w="60"/>
+              <w:left w:type="dxa" w:w="90"/>
+              <w:bottom w:type="dxa" w:w="60"/>
+              <w:right w:type="dxa" w:w="90"/>
+            </w:tcMar>
+          </w:tcPr>
+          <w:p>
+            <w:pPr>
+              <w:spacing w:after="0"/>
+            </w:pPr>
+            <w:r>
+              <w:rPr>
+                <w:b/>
+                <w:bCs/>
+                <w:color w:val="1C2430"/>
+                <w:sz w:val="18"/>
+                <w:szCs w:val="18"/>
+              </w:rPr>
+              <w:t xml:space="preserve">The row says</w:t>
+            </w:r>
+          </w:p>
+        </w:tc>
+        <w:tc>
+          <w:tcPr>
+            <w:tcW w:type="dxa" w:w="3900"/>
+            <w:shd w:fill="EEF3FA" w:val="clear"/>
+            <w:tcMar>
+              <w:top w:type="dxa" w:w="60"/>
+              <w:left w:type="dxa" w:w="90"/>
+              <w:bottom w:type="dxa" w:w="60"/>
+              <w:right w:type="dxa" w:w="90"/>
+            </w:tcMar>
+          </w:tcPr>
+          <w:p>
+            <w:pPr>
+              <w:spacing w:after="0"/>
+            </w:pPr>
+            <w:r>
+              <w:rPr>
+                <w:b/>
+                <w:bCs/>
+                <w:color w:val="1C2430"/>
+                <w:sz w:val="18"/>
+                <w:szCs w:val="18"/>
+              </w:rPr>
+              <w:t xml:space="preserve">What that means</w:t>
+            </w:r>
+          </w:p>
+        </w:tc>
+        <w:tc>
+          <w:tcPr>
+            <w:tcW w:type="dxa" w:w="3200"/>
+            <w:shd w:fill="EEF3FA" w:val="clear"/>
+            <w:tcMar>
+              <w:top w:type="dxa" w:w="60"/>
+              <w:left w:type="dxa" w:w="90"/>
+              <w:bottom w:type="dxa" w:w="60"/>
+              <w:right w:type="dxa" w:w="90"/>
+            </w:tcMar>
+          </w:tcPr>
+          <w:p>
+            <w:pPr>
+              <w:spacing w:after="0"/>
+            </w:pPr>
+            <w:r>
+              <w:rPr>
+                <w:b/>
+                <w:bCs/>
+                <w:color w:val="1C2430"/>
+                <w:sz w:val="18"/>
+                <w:szCs w:val="18"/>
+              </w:rPr>
+              <w:t xml:space="preserve">How much to trust it</w:t>
+            </w:r>
+          </w:p>
+        </w:tc>
+      </w:tr>
+      <w:tr>
+        <w:tc>
+          <w:tcPr>
+            <w:tcW w:type="dxa" w:w="2200"/>
+            <w:tcMar>
+              <w:top w:type="dxa" w:w="60"/>
+              <w:left w:type="dxa" w:w="90"/>
+              <w:bottom w:type="dxa" w:w="60"/>
+              <w:right w:type="dxa" w:w="90"/>
+            </w:tcMar>
+          </w:tcPr>
+          <w:p>
+            <w:pPr>
+              <w:spacing w:after="0"/>
+            </w:pPr>
+            <w:r>
+              <w:rPr>
+                <w:color w:val="1C2430"/>
+                <w:sz w:val="18"/>
+                <w:szCs w:val="18"/>
+              </w:rPr>
+              <w:t xml:space="preserve">ACS said so</w:t>
+            </w:r>
+          </w:p>
+        </w:tc>
+        <w:tc>
+          <w:tcPr>
+            <w:tcW w:type="dxa" w:w="3900"/>
+            <w:tcMar>
+              <w:top w:type="dxa" w:w="60"/>
+              <w:left w:type="dxa" w:w="90"/>
+              <w:bottom w:type="dxa" w:w="60"/>
+              <w:right w:type="dxa" w:w="90"/>
+            </w:tcMar>
+          </w:tcPr>
+          <w:p>
+            <w:pPr>
+              <w:spacing w:after="0"/>
+            </w:pPr>
+            <w:r>
+              <w:rPr>
+                <w:color w:val="1C2430"/>
+                <w:sz w:val="18"/>
+                <w:szCs w:val="18"/>
+              </w:rPr>
+              <w:t xml:space="preserve">ACS sent platformComponent on the alert.</w:t>
+            </w:r>
+          </w:p>
+        </w:tc>
+        <w:tc>
+          <w:tcPr>
+            <w:tcW w:type="dxa" w:w="3200"/>
+            <w:tcMar>
+              <w:top w:type="dxa" w:w="60"/>
+              <w:left w:type="dxa" w:w="90"/>
+              <w:bottom w:type="dxa" w:w="60"/>
+              <w:right w:type="dxa" w:w="90"/>
+            </w:tcMar>
+          </w:tcPr>
+          <w:p>
+            <w:pPr>
+              <w:spacing w:after="0"/>
+            </w:pPr>
+            <w:r>
+              <w:rPr>
+                <w:color w:val="1C2430"/>
+                <w:sz w:val="18"/>
+                <w:szCs w:val="18"/>
+              </w:rPr>
+              <w:t xml:space="preserve">Authoritative. ACS knows what the cluster operators own.</w:t>
+            </w:r>
+          </w:p>
+        </w:tc>
+      </w:tr>
+      <w:tr>
+        <w:tc>
+          <w:tcPr>
+            <w:tcW w:type="dxa" w:w="2200"/>
+            <w:tcMar>
+              <w:top w:type="dxa" w:w="60"/>
+              <w:left w:type="dxa" w:w="90"/>
+              <w:bottom w:type="dxa" w:w="60"/>
+              <w:right w:type="dxa" w:w="90"/>
+            </w:tcMar>
+          </w:tcPr>
+          <w:p>
+            <w:pPr>
+              <w:spacing w:after="0"/>
+            </w:pPr>
+            <w:r>
+              <w:rPr>
+                <w:color w:val="1C2430"/>
+                <w:sz w:val="18"/>
+                <w:szCs w:val="18"/>
+              </w:rPr>
+              <w:t xml:space="preserve">guessed from namespace</w:t>
+            </w:r>
+          </w:p>
+        </w:tc>
+        <w:tc>
+          <w:tcPr>
+            <w:tcW w:type="dxa" w:w="3900"/>
+            <w:tcMar>
+              <w:top w:type="dxa" w:w="60"/>
+              <w:left w:type="dxa" w:w="90"/>
+              <w:bottom w:type="dxa" w:w="60"/>
+              <w:right w:type="dxa" w:w="90"/>
+            </w:tcMar>
+          </w:tcPr>
+          <w:p>
+            <w:pPr>
+              <w:spacing w:after="0"/>
+            </w:pPr>
+            <w:r>
+              <w:rPr>
+                <w:color w:val="1C2430"/>
+                <w:sz w:val="18"/>
+                <w:szCs w:val="18"/>
+              </w:rPr>
+              <w:t xml:space="preserve">ACS did not send the field, so the namespace was matched against a platform pattern instead.</w:t>
+            </w:r>
+          </w:p>
+        </w:tc>
+        <w:tc>
+          <w:tcPr>
+            <w:tcW w:type="dxa" w:w="3200"/>
+            <w:tcMar>
+              <w:top w:type="dxa" w:w="60"/>
+              <w:left w:type="dxa" w:w="90"/>
+              <w:bottom w:type="dxa" w:w="60"/>
+              <w:right w:type="dxa" w:w="90"/>
+            </w:tcMar>
+          </w:tcPr>
+          <w:p>
+            <w:pPr>
+              <w:spacing w:after="0"/>
+            </w:pPr>
+            <w:r>
+              <w:rPr>
+                <w:color w:val="1C2430"/>
+                <w:sz w:val="18"/>
+                <w:szCs w:val="18"/>
+              </w:rPr>
+              <w:t xml:space="preserve">A guess, and wrong in both directions. Your own workload in openshift-operators matches it. A platform component elsewhere does not.</w:t>
+            </w:r>
+          </w:p>
+        </w:tc>
+      </w:tr>
+    </w:tbl>
+    <w:p>
+      <w:pPr>
+        <w:spacing w:after="140"/>
+      </w:pPr>
+      <w:r>
+        <w:rPr>
+          <w:sz w:val="21"/>
+          <w:szCs w:val="21"/>
+        </w:rPr>
+        <w:t xml:space="preserve"/>
       </w:r>
     </w:p>
     <w:p>
@@ -5928,7 +6216,7 @@
           <w:sz w:val="20"/>
           <w:szCs w:val="20"/>
         </w:rPr>
-        <w:t xml:space="preserve">A patch here changes nothing except how hard the drift is to find</w:t>
+        <w:t xml:space="preserve">Every platform refusal can be overridden, per object</w:t>
       </w:r>
     </w:p>
     <w:p>
@@ -5948,7 +6236,7 @@
           <w:sz w:val="20"/>
           <w:szCs w:val="20"/>
         </w:rPr>
-        <w:t xml:space="preserve">Objects in openshift-, kube- and redhat- namespaces are reconciled by an operator. Edit one and the operator reverts it, usually within seconds and without telling you.</w:t>
+        <w:t xml:space="preserve">Press override on the row. If the classification was a guess, the normal fix routes apply immediately. If ACS itself reported it as platform, you are asked to confirm first, because that claim is authoritative and you are contradicting it.</w:t>
       </w:r>
     </w:p>
     <w:p>
@@ -5968,7 +6256,27 @@
           <w:sz w:val="20"/>
           <w:szCs w:val="20"/>
         </w:rPr>
-        <w:t xml:space="preserve">The edit does not fix the violation. It does add drift between what is declared and what is running, and that drift is now harder to see because somebody has made a change that looks deliberate.</w:t>
+        <w:t xml:space="preserve">It is never global. Overriding one object does not release the others, and it does not bypass the mode gate: report mode still writes no YAML.</w:t>
+      </w:r>
+    </w:p>
+    <w:p>
+      <w:pPr>
+        <w:pBdr>
+          <w:top w:val="single" w:color="FFF8E1" w:sz="2"/>
+          <w:bottom w:val="single" w:color="FFF8E1" w:sz="2"/>
+          <w:left w:val="single" w:color="D4A72C" w:sz="18"/>
+        </w:pBdr>
+        <w:shd w:fill="FFF8E1" w:val="clear"/>
+        <w:spacing w:after="40"/>
+        <w:ind w:left="160" w:right="160"/>
+      </w:pPr>
+      <w:r>
+        <w:rPr>
+          <w:color w:val="1C2430"/>
+          <w:sz w:val="20"/>
+          <w:szCs w:val="20"/>
+        </w:rPr>
+        <w:t xml:space="preserve">The drafted file says on its face that it was overridden and that an operator may revert it, so the next person to read that patch knows what they are holding.</w:t>
       </w:r>
     </w:p>
     <w:p>
@@ -5988,7 +6296,19 @@
           <w:sz w:val="20"/>
           <w:szCs w:val="20"/>
         </w:rPr>
-        <w:t xml:space="preserve">The supported routes are a policy exception in ACS with an expiry on it, a configuration change through whatever path the operator exposes, or a case with Red Hat. All three leave a record. A silent manual edit does not.</w:t>
+        <w:t xml:space="preserve">From the command line: --override-platform Deployment/cert-manager-webhook, taking the same identifiers as --select.</w:t>
+      </w:r>
+    </w:p>
+    <w:p>
+      <w:pPr>
+        <w:spacing w:after="120"/>
+      </w:pPr>
+      <w:r>
+        <w:rPr>
+          <w:sz w:val="21"/>
+          <w:szCs w:val="21"/>
+        </w:rPr>
+        <w:t xml:space="preserve">This exists because the earlier behaviour produced a dead end. A privilege escalation finding on a workload a team owned, sitting in a namespace that happened to match the pattern, was refused forever with no way to say "this one is mine". The tool had decided on their behalf, and had not mentioned that it was guessing.</w:t>
       </w:r>
     </w:p>
     <w:p>
@@ -7576,6 +7896,88 @@
     </w:p>
     <w:p>
       <w:pPr>
+        <w:pBdr>
+          <w:top w:val="single" w:color="FDECEA" w:sz="2"/>
+          <w:bottom w:val="single" w:color="FDECEA" w:sz="2"/>
+          <w:left w:val="single" w:color="CF222E" w:sz="18"/>
+        </w:pBdr>
+        <w:shd w:fill="FDECEA" w:val="clear"/>
+        <w:spacing w:after="0" w:before="120"/>
+        <w:ind w:left="160" w:right="160"/>
+      </w:pPr>
+      <w:r>
+        <w:rPr>
+          <w:b/>
+          <w:bCs/>
+          <w:color w:val="1C2430"/>
+          <w:sz w:val="20"/>
+          <w:szCs w:val="20"/>
+        </w:rPr>
+        <w:t xml:space="preserve">When there is no score at all, and why that is the correct answer</w:t>
+      </w:r>
+    </w:p>
+    <w:p>
+      <w:pPr>
+        <w:pBdr>
+          <w:top w:val="single" w:color="FDECEA" w:sz="2"/>
+          <w:bottom w:val="single" w:color="FDECEA" w:sz="2"/>
+          <w:left w:val="single" w:color="CF222E" w:sz="18"/>
+        </w:pBdr>
+        <w:shd w:fill="FDECEA" w:val="clear"/>
+        <w:spacing w:after="40"/>
+        <w:ind w:left="160" w:right="160"/>
+      </w:pPr>
+      <w:r>
+        <w:rPr>
+          <w:color w:val="1C2430"/>
+          <w:sz w:val="20"/>
+          <w:szCs w:val="20"/>
+        </w:rPr>
+        <w:t xml:space="preserve">The denominator comes from what was scanned, never from what was found. That is what makes the projected score comparable to a real rescan.</w:t>
+      </w:r>
+    </w:p>
+    <w:p>
+      <w:pPr>
+        <w:pBdr>
+          <w:top w:val="single" w:color="FDECEA" w:sz="2"/>
+          <w:bottom w:val="single" w:color="FDECEA" w:sz="2"/>
+          <w:left w:val="single" w:color="CF222E" w:sz="18"/>
+        </w:pBdr>
+        <w:shd w:fill="FDECEA" w:val="clear"/>
+        <w:spacing w:after="40"/>
+        <w:ind w:left="160" w:right="160"/>
+      </w:pPr>
+      <w:r>
+        <w:rPr>
+          <w:color w:val="1C2430"/>
+          <w:sz w:val="20"/>
+          <w:szCs w:val="20"/>
+        </w:rPr>
+        <w:t xml:space="preserve">It also means scoring zero manifests returns 100 out of 100, Grade A. That is arithmetically correct and completely misleading: nothing was scanned, so nothing was found. If you load an ACS export and no YAML, the pages and the CLI refuse to show a number and say why.</w:t>
+      </w:r>
+    </w:p>
+    <w:p>
+      <w:pPr>
+        <w:pBdr>
+          <w:top w:val="single" w:color="FDECEA" w:sz="2"/>
+          <w:bottom w:val="single" w:color="FDECEA" w:sz="2"/>
+          <w:left w:val="single" w:color="CF222E" w:sz="18"/>
+        </w:pBdr>
+        <w:shd w:fill="FDECEA" w:val="clear"/>
+        <w:spacing w:after="160"/>
+        <w:ind w:left="160" w:right="160"/>
+      </w:pPr>
+      <w:r>
+        <w:rPr>
+          <w:color w:val="1C2430"/>
+          <w:sz w:val="20"/>
+          <w:szCs w:val="20"/>
+        </w:rPr>
+        <w:t xml:space="preserve">Unmeasured is not the same as clean. A green A on a cluster nobody has looked at is the worst output a security tool can produce, and this one used to produce it. Your violations and CVEs remain fully usable without a score.</w:t>
+      </w:r>
+    </w:p>
+    <w:p>
+      <w:pPr>
         <w:spacing w:after="120"/>
       </w:pPr>
       <w:r>
@@ -11447,6 +11849,106 @@
                 <w:szCs w:val="18"/>
               </w:rPr>
               <w:t xml:space="preserve">You are on an older copy. Violations are rows with a fix route on each one. See section 9.</w:t>
+            </w:r>
+          </w:p>
+        </w:tc>
+      </w:tr>
+      <w:tr>
+        <w:tc>
+          <w:tcPr>
+            <w:tcW w:type="dxa" w:w="3000"/>
+            <w:tcMar>
+              <w:top w:type="dxa" w:w="60"/>
+              <w:left w:type="dxa" w:w="90"/>
+              <w:bottom w:type="dxa" w:w="60"/>
+              <w:right w:type="dxa" w:w="90"/>
+            </w:tcMar>
+          </w:tcPr>
+          <w:p>
+            <w:pPr>
+              <w:spacing w:after="0"/>
+            </w:pPr>
+            <w:r>
+              <w:rPr>
+                <w:color w:val="1C2430"/>
+                <w:sz w:val="18"/>
+                <w:szCs w:val="18"/>
+              </w:rPr>
+              <w:t xml:space="preserve">Posture shows 100 and grade A with ACS data loaded</w:t>
+            </w:r>
+          </w:p>
+        </w:tc>
+        <w:tc>
+          <w:tcPr>
+            <w:tcW w:type="dxa" w:w="6300"/>
+            <w:tcMar>
+              <w:top w:type="dxa" w:w="60"/>
+              <w:left w:type="dxa" w:w="90"/>
+              <w:bottom w:type="dxa" w:w="60"/>
+              <w:right w:type="dxa" w:w="90"/>
+            </w:tcMar>
+          </w:tcPr>
+          <w:p>
+            <w:pPr>
+              <w:spacing w:after="0"/>
+            </w:pPr>
+            <w:r>
+              <w:rPr>
+                <w:color w:val="1C2430"/>
+                <w:sz w:val="18"/>
+                <w:szCs w:val="18"/>
+              </w:rPr>
+              <w:t xml:space="preserve">Fixed. That was a score over zero manifests: an empty denominator reads as perfect. Both pages now refuse the number and say so. If you still see it, you are on an older copy.</w:t>
+            </w:r>
+          </w:p>
+        </w:tc>
+      </w:tr>
+      <w:tr>
+        <w:tc>
+          <w:tcPr>
+            <w:tcW w:type="dxa" w:w="3000"/>
+            <w:tcMar>
+              <w:top w:type="dxa" w:w="60"/>
+              <w:left w:type="dxa" w:w="90"/>
+              <w:bottom w:type="dxa" w:w="60"/>
+              <w:right w:type="dxa" w:w="90"/>
+            </w:tcMar>
+          </w:tcPr>
+          <w:p>
+            <w:pPr>
+              <w:spacing w:after="0"/>
+            </w:pPr>
+            <w:r>
+              <w:rPr>
+                <w:color w:val="1C2430"/>
+                <w:sz w:val="18"/>
+                <w:szCs w:val="18"/>
+              </w:rPr>
+              <w:t xml:space="preserve">A privilege escalation finding shows Platform and offers no fix</w:t>
+            </w:r>
+          </w:p>
+        </w:tc>
+        <w:tc>
+          <w:tcPr>
+            <w:tcW w:type="dxa" w:w="6300"/>
+            <w:tcMar>
+              <w:top w:type="dxa" w:w="60"/>
+              <w:left w:type="dxa" w:w="90"/>
+              <w:bottom w:type="dxa" w:w="60"/>
+              <w:right w:type="dxa" w:w="90"/>
+            </w:tcMar>
+          </w:tcPr>
+          <w:p>
+            <w:pPr>
+              <w:spacing w:after="0"/>
+            </w:pPr>
+            <w:r>
+              <w:rPr>
+                <w:color w:val="1C2430"/>
+                <w:sz w:val="18"/>
+                <w:szCs w:val="18"/>
+              </w:rPr>
+              <w:t xml:space="preserve">Check whether the row says ACS said so or guessed from namespace. If it is a guess and you own the object, press override. See section 9.</w:t>
             </w:r>
           </w:p>
         </w:tc>

--- a/docs/DJ_ACS_Auditor_User_Guide.docx
+++ b/docs/DJ_ACS_Auditor_User_Guide.docx
@@ -175,7 +175,7 @@
           <w:sz w:val="20"/>
           <w:szCs w:val="20"/>
         </w:rPr>
-        <w:t xml:space="preserve">The pages do not connect to anything at all. They have no URL field, no token field, and no network call in them. Data comes out of ACS through the scripts in section 6, which run in a shell where the cluster is reachable and only ever issue a GET.</w:t>
+        <w:t xml:space="preserve">The page does not connect to anything at all. It has no URL field, no token field, and no network call in it. Data comes out of ACS through the scripts in section 7, which run in a shell where the cluster is reachable and only ever issue a GET.</w:t>
       </w:r>
     </w:p>
     <w:p>
@@ -217,7 +217,7 @@
           <w:sz w:val="22"/>
           <w:szCs w:val="22"/>
         </w:rPr>
-        <w:t xml:space="preserve">2. Report, manual, or auto</w:t>
+        <w:t xml:space="preserve">2. One page, two tabs</w:t>
       </w:r>
     </w:p>
     <w:p>
@@ -229,7 +229,7 @@
           <w:sz w:val="22"/>
           <w:szCs w:val="22"/>
         </w:rPr>
-        <w:t xml:space="preserve">3. Before you start</w:t>
+        <w:t xml:space="preserve">3. Report, manual, or auto</w:t>
       </w:r>
     </w:p>
     <w:p>
@@ -241,7 +241,7 @@
           <w:sz w:val="22"/>
           <w:szCs w:val="22"/>
         </w:rPr>
-        <w:t xml:space="preserve">4. Quick start</w:t>
+        <w:t xml:space="preserve">4. Before you start</w:t>
       </w:r>
     </w:p>
     <w:p>
@@ -253,7 +253,7 @@
           <w:sz w:val="22"/>
           <w:szCs w:val="22"/>
         </w:rPr>
-        <w:t xml:space="preserve">5. Loading manifests and reading the audit</w:t>
+        <w:t xml:space="preserve">5. Quick start</w:t>
       </w:r>
     </w:p>
     <w:p>
@@ -265,7 +265,7 @@
           <w:sz w:val="22"/>
           <w:szCs w:val="22"/>
         </w:rPr>
-        <w:t xml:space="preserve">6. Getting the data out of ACS</w:t>
+        <w:t xml:space="preserve">6. Loading manifests and reading the audit</w:t>
       </w:r>
     </w:p>
     <w:p>
@@ -277,7 +277,7 @@
           <w:sz w:val="22"/>
           <w:szCs w:val="22"/>
         </w:rPr>
-        <w:t xml:space="preserve">7. Vulnerabilities: why an empty alert list proves nothing</w:t>
+        <w:t xml:space="preserve">7. Getting the data out of ACS</w:t>
       </w:r>
     </w:p>
     <w:p>
@@ -289,7 +289,7 @@
           <w:sz w:val="22"/>
           <w:szCs w:val="22"/>
         </w:rPr>
-        <w:t xml:space="preserve">8. Working the CVE list</w:t>
+        <w:t xml:space="preserve">8. Vulnerabilities: why an empty alert list proves nothing</w:t>
       </w:r>
     </w:p>
     <w:p>
@@ -301,7 +301,7 @@
           <w:sz w:val="22"/>
           <w:szCs w:val="22"/>
         </w:rPr>
-        <w:t xml:space="preserve">9. Seeing and fixing violations</w:t>
+        <w:t xml:space="preserve">9. Working the CVE list</w:t>
       </w:r>
     </w:p>
     <w:p>
@@ -313,7 +313,7 @@
           <w:sz w:val="22"/>
           <w:szCs w:val="22"/>
         </w:rPr>
-        <w:t xml:space="preserve">10. Applying fixes</w:t>
+        <w:t xml:space="preserve">10. Seeing and fixing violations</w:t>
       </w:r>
     </w:p>
     <w:p>
@@ -325,7 +325,7 @@
           <w:sz w:val="22"/>
           <w:szCs w:val="22"/>
         </w:rPr>
-        <w:t xml:space="preserve">11. What gets fixed automatically, and what deliberately does not</w:t>
+        <w:t xml:space="preserve">11. Applying fixes</w:t>
       </w:r>
     </w:p>
     <w:p>
@@ -337,7 +337,7 @@
           <w:sz w:val="22"/>
           <w:szCs w:val="22"/>
         </w:rPr>
-        <w:t xml:space="preserve">12. Taking the result out</w:t>
+        <w:t xml:space="preserve">12. What gets fixed automatically, and what deliberately does not</w:t>
       </w:r>
     </w:p>
     <w:p>
@@ -349,7 +349,7 @@
           <w:sz w:val="22"/>
           <w:szCs w:val="22"/>
         </w:rPr>
-        <w:t xml:space="preserve">13. How the score is calculated</w:t>
+        <w:t xml:space="preserve">13. Taking the result out</w:t>
       </w:r>
     </w:p>
     <w:p>
@@ -361,7 +361,7 @@
           <w:sz w:val="22"/>
           <w:szCs w:val="22"/>
         </w:rPr>
-        <w:t xml:space="preserve">14. Policy reference</w:t>
+        <w:t xml:space="preserve">14. How the score is calculated</w:t>
       </w:r>
     </w:p>
     <w:p>
@@ -373,7 +373,7 @@
           <w:sz w:val="22"/>
           <w:szCs w:val="22"/>
         </w:rPr>
-        <w:t xml:space="preserve">15. Limits, stated plainly</w:t>
+        <w:t xml:space="preserve">15. Policy reference</w:t>
       </w:r>
     </w:p>
     <w:p>
@@ -385,7 +385,7 @@
           <w:sz w:val="22"/>
           <w:szCs w:val="22"/>
         </w:rPr>
-        <w:t xml:space="preserve">16. Troubleshooting</w:t>
+        <w:t xml:space="preserve">16. Limits, stated plainly</w:t>
       </w:r>
     </w:p>
     <w:p>
@@ -397,7 +397,19 @@
           <w:sz w:val="22"/>
           <w:szCs w:val="22"/>
         </w:rPr>
-        <w:t xml:space="preserve">17. Contact</w:t>
+        <w:t xml:space="preserve">17. Troubleshooting</w:t>
+      </w:r>
+    </w:p>
+    <w:p>
+      <w:pPr>
+        <w:spacing w:after="90"/>
+      </w:pPr>
+      <w:r>
+        <w:rPr>
+          <w:sz w:val="22"/>
+          <w:szCs w:val="22"/>
+        </w:rPr>
+        <w:t xml:space="preserve">18. Contact</w:t>
       </w:r>
     </w:p>
     <w:p>
@@ -424,7 +436,7 @@
           <w:sz w:val="22"/>
           <w:szCs w:val="22"/>
         </w:rPr>
-        <w:t xml:space="preserve">Figure 1. The auditor after a scan (section 5)</w:t>
+        <w:t xml:space="preserve">Figure 1. The Audit tab after a scan (section 6)</w:t>
       </w:r>
     </w:p>
     <w:p>
@@ -437,7 +449,7 @@
           <w:sz w:val="22"/>
           <w:szCs w:val="22"/>
         </w:rPr>
-        <w:t xml:space="preserve">Figure 2. Getting the data out of ACS (section 6)</w:t>
+        <w:t xml:space="preserve">Figure 2. Getting the data out of ACS (section 7)</w:t>
       </w:r>
     </w:p>
     <w:p>
@@ -450,7 +462,7 @@
           <w:sz w:val="22"/>
           <w:szCs w:val="22"/>
         </w:rPr>
-        <w:t xml:space="preserve">Figure 7. The two ACS data planes (section 7)</w:t>
+        <w:t xml:space="preserve">Figure 7. The two ACS data planes (section 8)</w:t>
       </w:r>
     </w:p>
     <w:p>
@@ -463,7 +475,7 @@
           <w:sz w:val="22"/>
           <w:szCs w:val="22"/>
         </w:rPr>
-        <w:t xml:space="preserve">Figure 3. Step through remediation (section 10)</w:t>
+        <w:t xml:space="preserve">Figure 3. Step through remediation (section 11)</w:t>
       </w:r>
     </w:p>
     <w:p>
@@ -476,7 +488,7 @@
           <w:sz w:val="22"/>
           <w:szCs w:val="22"/>
         </w:rPr>
-        <w:t xml:space="preserve">Figure 8. The violations panel and the fix routes (section 9)</w:t>
+        <w:t xml:space="preserve">Figure 8. The violations panel and the fix routes (section 10)</w:t>
       </w:r>
     </w:p>
     <w:p>
@@ -489,7 +501,7 @@
           <w:sz w:val="22"/>
           <w:szCs w:val="22"/>
         </w:rPr>
-        <w:t xml:space="preserve">Figure 4. Export options (section 12)</w:t>
+        <w:t xml:space="preserve">Figure 4. Export options (section 13)</w:t>
       </w:r>
     </w:p>
     <w:p>
@@ -560,8 +572,8 @@
         </w:tblBorders>
       </w:tblPr>
       <w:tblGrid>
-        <w:gridCol w:w="2700"/>
-        <w:gridCol w:w="6600"/>
+        <w:gridCol w:w="2200"/>
+        <w:gridCol w:w="7100"/>
       </w:tblGrid>
       <w:tr>
         <w:trPr>
@@ -569,7 +581,7 @@
         </w:trPr>
         <w:tc>
           <w:tcPr>
-            <w:tcW w:type="dxa" w:w="2700"/>
+            <w:tcW w:type="dxa" w:w="2200"/>
             <w:shd w:fill="EEF3FA" w:val="clear"/>
             <w:tcMar>
               <w:top w:type="dxa" w:w="60"/>
@@ -596,7 +608,7 @@
         </w:tc>
         <w:tc>
           <w:tcPr>
-            <w:tcW w:type="dxa" w:w="6600"/>
+            <w:tcW w:type="dxa" w:w="7100"/>
             <w:shd w:fill="EEF3FA" w:val="clear"/>
             <w:tcMar>
               <w:top w:type="dxa" w:w="60"/>
@@ -625,7 +637,7 @@
       <w:tr>
         <w:tc>
           <w:tcPr>
-            <w:tcW w:type="dxa" w:w="2700"/>
+            <w:tcW w:type="dxa" w:w="2200"/>
             <w:tcMar>
               <w:top w:type="dxa" w:w="60"/>
               <w:left w:type="dxa" w:w="90"/>
@@ -649,25 +661,25 @@
         </w:tc>
         <w:tc>
           <w:tcPr>
-            <w:tcW w:type="dxa" w:w="6600"/>
-            <w:tcMar>
-              <w:top w:type="dxa" w:w="60"/>
-              <w:left w:type="dxa" w:w="90"/>
-              <w:bottom w:type="dxa" w:w="60"/>
-              <w:right w:type="dxa" w:w="90"/>
-            </w:tcMar>
-          </w:tcPr>
-          <w:p>
-            <w:pPr>
-              <w:spacing w:after="0"/>
-            </w:pPr>
-            <w:r>
-              <w:rPr>
-                <w:color w:val="1C2430"/>
-                <w:sz w:val="18"/>
-                <w:szCs w:val="18"/>
-              </w:rPr>
-              <w:t xml:space="preserve">Scan, score, rank, cross check against ACS policy violations and image CVEs, export the report. Read only. It never modifies anything.</w:t>
+            <w:tcW w:type="dxa" w:w="7100"/>
+            <w:tcMar>
+              <w:top w:type="dxa" w:w="60"/>
+              <w:left w:type="dxa" w:w="90"/>
+              <w:bottom w:type="dxa" w:w="60"/>
+              <w:right w:type="dxa" w:w="90"/>
+            </w:tcMar>
+          </w:tcPr>
+          <w:p>
+            <w:pPr>
+              <w:spacing w:after="0"/>
+            </w:pPr>
+            <w:r>
+              <w:rPr>
+                <w:color w:val="1C2430"/>
+                <w:sz w:val="18"/>
+                <w:szCs w:val="18"/>
+              </w:rPr>
+              <w:t xml:space="preserve">The whole browser surface, in two tabs. Audit scans, scores, ranks, cross checks against ACS violations and image CVEs, and exports the report. Remediate applies fixes with preview, confirmation, one at a time stepping, and undo. See section 2.</w:t>
             </w:r>
           </w:p>
         </w:tc>
@@ -675,49 +687,49 @@
       <w:tr>
         <w:tc>
           <w:tcPr>
-            <w:tcW w:type="dxa" w:w="2700"/>
-            <w:tcMar>
-              <w:top w:type="dxa" w:w="60"/>
-              <w:left w:type="dxa" w:w="90"/>
-              <w:bottom w:type="dxa" w:w="60"/>
-              <w:right w:type="dxa" w:w="90"/>
-            </w:tcMar>
-          </w:tcPr>
-          <w:p>
-            <w:pPr>
-              <w:spacing w:after="0"/>
-            </w:pPr>
-            <w:r>
-              <w:rPr>
-                <w:color w:val="1C2430"/>
-                <w:sz w:val="18"/>
-                <w:szCs w:val="18"/>
-              </w:rPr>
-              <w:t xml:space="preserve">dj_acs_remediation.html</w:t>
-            </w:r>
-          </w:p>
-        </w:tc>
-        <w:tc>
-          <w:tcPr>
-            <w:tcW w:type="dxa" w:w="6600"/>
-            <w:tcMar>
-              <w:top w:type="dxa" w:w="60"/>
-              <w:left w:type="dxa" w:w="90"/>
-              <w:bottom w:type="dxa" w:w="60"/>
-              <w:right w:type="dxa" w:w="90"/>
-            </w:tcMar>
-          </w:tcPr>
-          <w:p>
-            <w:pPr>
-              <w:spacing w:after="0"/>
-            </w:pPr>
-            <w:r>
-              <w:rPr>
-                <w:color w:val="1C2430"/>
-                <w:sz w:val="18"/>
-                <w:szCs w:val="18"/>
-              </w:rPr>
-              <w:t xml:space="preserve">Apply fixes interactively with preview, confirmation, one at a time stepping, and undo.</w:t>
+            <w:tcW w:type="dxa" w:w="2200"/>
+            <w:tcMar>
+              <w:top w:type="dxa" w:w="60"/>
+              <w:left w:type="dxa" w:w="90"/>
+              <w:bottom w:type="dxa" w:w="60"/>
+              <w:right w:type="dxa" w:w="90"/>
+            </w:tcMar>
+          </w:tcPr>
+          <w:p>
+            <w:pPr>
+              <w:spacing w:after="0"/>
+            </w:pPr>
+            <w:r>
+              <w:rPr>
+                <w:color w:val="1C2430"/>
+                <w:sz w:val="18"/>
+                <w:szCs w:val="18"/>
+              </w:rPr>
+              <w:t xml:space="preserve">acs_policies.js</w:t>
+            </w:r>
+          </w:p>
+        </w:tc>
+        <w:tc>
+          <w:tcPr>
+            <w:tcW w:type="dxa" w:w="7100"/>
+            <w:tcMar>
+              <w:top w:type="dxa" w:w="60"/>
+              <w:left w:type="dxa" w:w="90"/>
+              <w:bottom w:type="dxa" w:w="60"/>
+              <w:right w:type="dxa" w:w="90"/>
+            </w:tcMar>
+          </w:tcPr>
+          <w:p>
+            <w:pPr>
+              <w:spacing w:after="0"/>
+            </w:pPr>
+            <w:r>
+              <w:rPr>
+                <w:color w:val="1C2430"/>
+                <w:sz w:val="18"/>
+                <w:szCs w:val="18"/>
+              </w:rPr>
+              <w:t xml:space="preserve">The policy engine. Every surface loads this one file, so the page, the command line and the tests cannot disagree about a manifest.</w:t>
             </w:r>
           </w:p>
         </w:tc>
@@ -725,49 +737,49 @@
       <w:tr>
         <w:tc>
           <w:tcPr>
-            <w:tcW w:type="dxa" w:w="2700"/>
-            <w:tcMar>
-              <w:top w:type="dxa" w:w="60"/>
-              <w:left w:type="dxa" w:w="90"/>
-              <w:bottom w:type="dxa" w:w="60"/>
-              <w:right w:type="dxa" w:w="90"/>
-            </w:tcMar>
-          </w:tcPr>
-          <w:p>
-            <w:pPr>
-              <w:spacing w:after="0"/>
-            </w:pPr>
-            <w:r>
-              <w:rPr>
-                <w:color w:val="1C2430"/>
-                <w:sz w:val="18"/>
-                <w:szCs w:val="18"/>
-              </w:rPr>
-              <w:t xml:space="preserve">acs_policies.js</w:t>
-            </w:r>
-          </w:p>
-        </w:tc>
-        <w:tc>
-          <w:tcPr>
-            <w:tcW w:type="dxa" w:w="6600"/>
-            <w:tcMar>
-              <w:top w:type="dxa" w:w="60"/>
-              <w:left w:type="dxa" w:w="90"/>
-              <w:bottom w:type="dxa" w:w="60"/>
-              <w:right w:type="dxa" w:w="90"/>
-            </w:tcMar>
-          </w:tcPr>
-          <w:p>
-            <w:pPr>
-              <w:spacing w:after="0"/>
-            </w:pPr>
-            <w:r>
-              <w:rPr>
-                <w:color w:val="1C2430"/>
-                <w:sz w:val="18"/>
-                <w:szCs w:val="18"/>
-              </w:rPr>
-              <w:t xml:space="preserve">The policy engine both pages share, so the two can never disagree about a manifest.</w:t>
+            <w:tcW w:type="dxa" w:w="2200"/>
+            <w:tcMar>
+              <w:top w:type="dxa" w:w="60"/>
+              <w:left w:type="dxa" w:w="90"/>
+              <w:bottom w:type="dxa" w:w="60"/>
+              <w:right w:type="dxa" w:w="90"/>
+            </w:tcMar>
+          </w:tcPr>
+          <w:p>
+            <w:pPr>
+              <w:spacing w:after="0"/>
+            </w:pPr>
+            <w:r>
+              <w:rPr>
+                <w:color w:val="1C2430"/>
+                <w:sz w:val="18"/>
+                <w:szCs w:val="18"/>
+              </w:rPr>
+              <w:t xml:space="preserve">acs_cli.js</w:t>
+            </w:r>
+          </w:p>
+        </w:tc>
+        <w:tc>
+          <w:tcPr>
+            <w:tcW w:type="dxa" w:w="7100"/>
+            <w:tcMar>
+              <w:top w:type="dxa" w:w="60"/>
+              <w:left w:type="dxa" w:w="90"/>
+              <w:bottom w:type="dxa" w:w="60"/>
+              <w:right w:type="dxa" w:w="90"/>
+            </w:tcMar>
+          </w:tcPr>
+          <w:p>
+            <w:pPr>
+              <w:spacing w:after="0"/>
+            </w:pPr>
+            <w:r>
+              <w:rPr>
+                <w:color w:val="1C2430"/>
+                <w:sz w:val="18"/>
+                <w:szCs w:val="18"/>
+              </w:rPr>
+              <w:t xml:space="preserve">The same engine headless, for a pipeline or a terminal. Needs Node; the page does not.</w:t>
             </w:r>
           </w:p>
         </w:tc>
@@ -775,49 +787,49 @@
       <w:tr>
         <w:tc>
           <w:tcPr>
-            <w:tcW w:type="dxa" w:w="2700"/>
-            <w:tcMar>
-              <w:top w:type="dxa" w:w="60"/>
-              <w:left w:type="dxa" w:w="90"/>
-              <w:bottom w:type="dxa" w:w="60"/>
-              <w:right w:type="dxa" w:w="90"/>
-            </w:tcMar>
-          </w:tcPr>
-          <w:p>
-            <w:pPr>
-              <w:spacing w:after="0"/>
-            </w:pPr>
-            <w:r>
-              <w:rPr>
-                <w:color w:val="1C2430"/>
-                <w:sz w:val="18"/>
-                <w:szCs w:val="18"/>
-              </w:rPr>
-              <w:t xml:space="preserve">vendor/</w:t>
-            </w:r>
-          </w:p>
-        </w:tc>
-        <w:tc>
-          <w:tcPr>
-            <w:tcW w:type="dxa" w:w="6600"/>
-            <w:tcMar>
-              <w:top w:type="dxa" w:w="60"/>
-              <w:left w:type="dxa" w:w="90"/>
-              <w:bottom w:type="dxa" w:w="60"/>
-              <w:right w:type="dxa" w:w="90"/>
-            </w:tcMar>
-          </w:tcPr>
-          <w:p>
-            <w:pPr>
-              <w:spacing w:after="0"/>
-            </w:pPr>
-            <w:r>
-              <w:rPr>
-                <w:color w:val="1C2430"/>
-                <w:sz w:val="18"/>
-                <w:szCs w:val="18"/>
-              </w:rPr>
-              <w:t xml:space="preserve">js-yaml and JSZip, committed to the repository so the tool needs no package manager and no network access.</w:t>
+            <w:tcW w:type="dxa" w:w="2200"/>
+            <w:tcMar>
+              <w:top w:type="dxa" w:w="60"/>
+              <w:left w:type="dxa" w:w="90"/>
+              <w:bottom w:type="dxa" w:w="60"/>
+              <w:right w:type="dxa" w:w="90"/>
+            </w:tcMar>
+          </w:tcPr>
+          <w:p>
+            <w:pPr>
+              <w:spacing w:after="0"/>
+            </w:pPr>
+            <w:r>
+              <w:rPr>
+                <w:color w:val="1C2430"/>
+                <w:sz w:val="18"/>
+                <w:szCs w:val="18"/>
+              </w:rPr>
+              <w:t xml:space="preserve">scripts/</w:t>
+            </w:r>
+          </w:p>
+        </w:tc>
+        <w:tc>
+          <w:tcPr>
+            <w:tcW w:type="dxa" w:w="7100"/>
+            <w:tcMar>
+              <w:top w:type="dxa" w:w="60"/>
+              <w:left w:type="dxa" w:w="90"/>
+              <w:bottom w:type="dxa" w:w="60"/>
+              <w:right w:type="dxa" w:w="90"/>
+            </w:tcMar>
+          </w:tcPr>
+          <w:p>
+            <w:pPr>
+              <w:spacing w:after="0"/>
+            </w:pPr>
+            <w:r>
+              <w:rPr>
+                <w:color w:val="1C2430"/>
+                <w:sz w:val="18"/>
+                <w:szCs w:val="18"/>
+              </w:rPr>
+              <w:t xml:space="preserve">Getting the data out of ACS. Preflight, the full pull, and PowerShell, SSH and oc port forward variants. Bash and curl, no runtime.</w:t>
             </w:r>
           </w:p>
         </w:tc>
@@ -825,7 +837,57 @@
       <w:tr>
         <w:tc>
           <w:tcPr>
-            <w:tcW w:type="dxa" w:w="2700"/>
+            <w:tcW w:type="dxa" w:w="2200"/>
+            <w:tcMar>
+              <w:top w:type="dxa" w:w="60"/>
+              <w:left w:type="dxa" w:w="90"/>
+              <w:bottom w:type="dxa" w:w="60"/>
+              <w:right w:type="dxa" w:w="90"/>
+            </w:tcMar>
+          </w:tcPr>
+          <w:p>
+            <w:pPr>
+              <w:spacing w:after="0"/>
+            </w:pPr>
+            <w:r>
+              <w:rPr>
+                <w:color w:val="1C2430"/>
+                <w:sz w:val="18"/>
+                <w:szCs w:val="18"/>
+              </w:rPr>
+              <w:t xml:space="preserve">vendor/</w:t>
+            </w:r>
+          </w:p>
+        </w:tc>
+        <w:tc>
+          <w:tcPr>
+            <w:tcW w:type="dxa" w:w="7100"/>
+            <w:tcMar>
+              <w:top w:type="dxa" w:w="60"/>
+              <w:left w:type="dxa" w:w="90"/>
+              <w:bottom w:type="dxa" w:w="60"/>
+              <w:right w:type="dxa" w:w="90"/>
+            </w:tcMar>
+          </w:tcPr>
+          <w:p>
+            <w:pPr>
+              <w:spacing w:after="0"/>
+            </w:pPr>
+            <w:r>
+              <w:rPr>
+                <w:color w:val="1C2430"/>
+                <w:sz w:val="18"/>
+                <w:szCs w:val="18"/>
+              </w:rPr>
+              <w:t xml:space="preserve">js-yaml and JSZip, committed to the repository so the tool needs no package manager and no network access.</w:t>
+            </w:r>
+          </w:p>
+        </w:tc>
+      </w:tr>
+      <w:tr>
+        <w:tc>
+          <w:tcPr>
+            <w:tcW w:type="dxa" w:w="2200"/>
             <w:tcMar>
               <w:top w:type="dxa" w:w="60"/>
               <w:left w:type="dxa" w:w="90"/>
@@ -849,25 +911,25 @@
         </w:tc>
         <w:tc>
           <w:tcPr>
-            <w:tcW w:type="dxa" w:w="6600"/>
-            <w:tcMar>
-              <w:top w:type="dxa" w:w="60"/>
-              <w:left w:type="dxa" w:w="90"/>
-              <w:bottom w:type="dxa" w:w="60"/>
-              <w:right w:type="dxa" w:w="90"/>
-            </w:tcMar>
-          </w:tcPr>
-          <w:p>
-            <w:pPr>
-              <w:spacing w:after="0"/>
-            </w:pPr>
-            <w:r>
-              <w:rPr>
-                <w:color w:val="1C2430"/>
-                <w:sz w:val="18"/>
-                <w:szCs w:val="18"/>
-              </w:rPr>
-              <w:t xml:space="preserve">531 tests against the real engine, the pages and the command line.</w:t>
+            <w:tcW w:type="dxa" w:w="7100"/>
+            <w:tcMar>
+              <w:top w:type="dxa" w:w="60"/>
+              <w:left w:type="dxa" w:w="90"/>
+              <w:bottom w:type="dxa" w:w="60"/>
+              <w:right w:type="dxa" w:w="90"/>
+            </w:tcMar>
+          </w:tcPr>
+          <w:p>
+            <w:pPr>
+              <w:spacing w:after="0"/>
+            </w:pPr>
+            <w:r>
+              <w:rPr>
+                <w:color w:val="1C2430"/>
+                <w:sz w:val="18"/>
+                <w:szCs w:val="18"/>
+              </w:rPr>
+              <w:t xml:space="preserve">823 tests against the real engine, the page, the scripts and the command line.</w:t>
             </w:r>
           </w:p>
         </w:tc>
@@ -894,7 +956,7 @@
           <w:sz w:val="21"/>
           <w:szCs w:val="21"/>
         </w:rPr>
-        <w:t xml:space="preserve">Open either HTML file by double clicking it. There is nothing to install, no server to start, and no package manager involved.</w:t>
+        <w:t xml:space="preserve">Open dj_acs_auditor.html by double clicking it. There is nothing to install, no server to start, and no package manager involved. Node is needed only for the command line runner and the test suite, never for the page.</w:t>
       </w:r>
     </w:p>
     <w:p>
@@ -907,7 +969,432 @@
           <w:sz w:val="21"/>
           <w:szCs w:val="21"/>
         </w:rPr>
-        <w:t xml:space="preserve">2. Report, manual, or auto</w:t>
+        <w:t xml:space="preserve">2. One page, two tabs</w:t>
+      </w:r>
+    </w:p>
+    <w:p>
+      <w:pPr>
+        <w:spacing w:after="120"/>
+      </w:pPr>
+      <w:r>
+        <w:rPr>
+          <w:sz w:val="21"/>
+          <w:szCs w:val="21"/>
+        </w:rPr>
+        <w:t xml:space="preserve">There is one file to open, dj_acs_auditor.html, and it has two tabs.</w:t>
+      </w:r>
+    </w:p>
+    <w:tbl>
+      <w:tblPr>
+        <w:tblW w:type="dxa" w:w="9300"/>
+        <w:tblBorders>
+          <w:top w:val="single" w:color="D0D7DE" w:sz="2"/>
+          <w:left w:val="single" w:color="D0D7DE" w:sz="2"/>
+          <w:bottom w:val="single" w:color="D0D7DE" w:sz="2"/>
+          <w:right w:val="single" w:color="D0D7DE" w:sz="2"/>
+          <w:insideH w:val="single" w:color="D0D7DE" w:sz="2"/>
+          <w:insideV w:val="single" w:color="D0D7DE" w:sz="2"/>
+        </w:tblBorders>
+      </w:tblPr>
+      <w:tblGrid>
+        <w:gridCol w:w="1500"/>
+        <w:gridCol w:w="5000"/>
+        <w:gridCol w:w="2800"/>
+      </w:tblGrid>
+      <w:tr>
+        <w:trPr>
+          <w:tblHeader/>
+        </w:trPr>
+        <w:tc>
+          <w:tcPr>
+            <w:tcW w:type="dxa" w:w="1500"/>
+            <w:shd w:fill="EEF3FA" w:val="clear"/>
+            <w:tcMar>
+              <w:top w:type="dxa" w:w="60"/>
+              <w:left w:type="dxa" w:w="90"/>
+              <w:bottom w:type="dxa" w:w="60"/>
+              <w:right w:type="dxa" w:w="90"/>
+            </w:tcMar>
+          </w:tcPr>
+          <w:p>
+            <w:pPr>
+              <w:spacing w:after="0"/>
+            </w:pPr>
+            <w:r>
+              <w:rPr>
+                <w:b/>
+                <w:bCs/>
+                <w:color w:val="1C2430"/>
+                <w:sz w:val="18"/>
+                <w:szCs w:val="18"/>
+              </w:rPr>
+              <w:t xml:space="preserve">Tab</w:t>
+            </w:r>
+          </w:p>
+        </w:tc>
+        <w:tc>
+          <w:tcPr>
+            <w:tcW w:type="dxa" w:w="5000"/>
+            <w:shd w:fill="EEF3FA" w:val="clear"/>
+            <w:tcMar>
+              <w:top w:type="dxa" w:w="60"/>
+              <w:left w:type="dxa" w:w="90"/>
+              <w:bottom w:type="dxa" w:w="60"/>
+              <w:right w:type="dxa" w:w="90"/>
+            </w:tcMar>
+          </w:tcPr>
+          <w:p>
+            <w:pPr>
+              <w:spacing w:after="0"/>
+            </w:pPr>
+            <w:r>
+              <w:rPr>
+                <w:b/>
+                <w:bCs/>
+                <w:color w:val="1C2430"/>
+                <w:sz w:val="18"/>
+                <w:szCs w:val="18"/>
+              </w:rPr>
+              <w:t xml:space="preserve">What it is for</w:t>
+            </w:r>
+          </w:p>
+        </w:tc>
+        <w:tc>
+          <w:tcPr>
+            <w:tcW w:type="dxa" w:w="2800"/>
+            <w:shd w:fill="EEF3FA" w:val="clear"/>
+            <w:tcMar>
+              <w:top w:type="dxa" w:w="60"/>
+              <w:left w:type="dxa" w:w="90"/>
+              <w:bottom w:type="dxa" w:w="60"/>
+              <w:right w:type="dxa" w:w="90"/>
+            </w:tcMar>
+          </w:tcPr>
+          <w:p>
+            <w:pPr>
+              <w:spacing w:after="0"/>
+            </w:pPr>
+            <w:r>
+              <w:rPr>
+                <w:b/>
+                <w:bCs/>
+                <w:color w:val="1C2430"/>
+                <w:sz w:val="18"/>
+                <w:szCs w:val="18"/>
+              </w:rPr>
+              <w:t xml:space="preserve">What it can change</w:t>
+            </w:r>
+          </w:p>
+        </w:tc>
+      </w:tr>
+      <w:tr>
+        <w:tc>
+          <w:tcPr>
+            <w:tcW w:type="dxa" w:w="1500"/>
+            <w:tcMar>
+              <w:top w:type="dxa" w:w="60"/>
+              <w:left w:type="dxa" w:w="90"/>
+              <w:bottom w:type="dxa" w:w="60"/>
+              <w:right w:type="dxa" w:w="90"/>
+            </w:tcMar>
+          </w:tcPr>
+          <w:p>
+            <w:pPr>
+              <w:spacing w:after="0"/>
+            </w:pPr>
+            <w:r>
+              <w:rPr>
+                <w:color w:val="1C2430"/>
+                <w:sz w:val="18"/>
+                <w:szCs w:val="18"/>
+              </w:rPr>
+              <w:t xml:space="preserve">Audit</w:t>
+            </w:r>
+          </w:p>
+        </w:tc>
+        <w:tc>
+          <w:tcPr>
+            <w:tcW w:type="dxa" w:w="5000"/>
+            <w:tcMar>
+              <w:top w:type="dxa" w:w="60"/>
+              <w:left w:type="dxa" w:w="90"/>
+              <w:bottom w:type="dxa" w:w="60"/>
+              <w:right w:type="dxa" w:w="90"/>
+            </w:tcMar>
+          </w:tcPr>
+          <w:p>
+            <w:pPr>
+              <w:spacing w:after="0"/>
+            </w:pPr>
+            <w:r>
+              <w:rPr>
+                <w:color w:val="1C2430"/>
+                <w:sz w:val="18"/>
+                <w:szCs w:val="18"/>
+              </w:rPr>
+              <w:t xml:space="preserve">Reading. Posture, the findings table, the cross check against ACS, the violations panel, image CVEs, the policy catalogue, and the reports you take away. Drafting a patch from an ACS violation happens here too.</w:t>
+            </w:r>
+          </w:p>
+        </w:tc>
+        <w:tc>
+          <w:tcPr>
+            <w:tcW w:type="dxa" w:w="2800"/>
+            <w:tcMar>
+              <w:top w:type="dxa" w:w="60"/>
+              <w:left w:type="dxa" w:w="90"/>
+              <w:bottom w:type="dxa" w:w="60"/>
+              <w:right w:type="dxa" w:w="90"/>
+            </w:tcMar>
+          </w:tcPr>
+          <w:p>
+            <w:pPr>
+              <w:spacing w:after="0"/>
+            </w:pPr>
+            <w:r>
+              <w:rPr>
+                <w:color w:val="1C2430"/>
+                <w:sz w:val="18"/>
+                <w:szCs w:val="18"/>
+              </w:rPr>
+              <w:t xml:space="preserve">Nothing you loaded. Drafting a patch writes a new file for you to review; it does not touch your manifests.</w:t>
+            </w:r>
+          </w:p>
+        </w:tc>
+      </w:tr>
+      <w:tr>
+        <w:tc>
+          <w:tcPr>
+            <w:tcW w:type="dxa" w:w="1500"/>
+            <w:tcMar>
+              <w:top w:type="dxa" w:w="60"/>
+              <w:left w:type="dxa" w:w="90"/>
+              <w:bottom w:type="dxa" w:w="60"/>
+              <w:right w:type="dxa" w:w="90"/>
+            </w:tcMar>
+          </w:tcPr>
+          <w:p>
+            <w:pPr>
+              <w:spacing w:after="0"/>
+            </w:pPr>
+            <w:r>
+              <w:rPr>
+                <w:color w:val="1C2430"/>
+                <w:sz w:val="18"/>
+                <w:szCs w:val="18"/>
+              </w:rPr>
+              <w:t xml:space="preserve">Remediate</w:t>
+            </w:r>
+          </w:p>
+        </w:tc>
+        <w:tc>
+          <w:tcPr>
+            <w:tcW w:type="dxa" w:w="5000"/>
+            <w:tcMar>
+              <w:top w:type="dxa" w:w="60"/>
+              <w:left w:type="dxa" w:w="90"/>
+              <w:bottom w:type="dxa" w:w="60"/>
+              <w:right w:type="dxa" w:w="90"/>
+            </w:tcMar>
+          </w:tcPr>
+          <w:p>
+            <w:pPr>
+              <w:spacing w:after="0"/>
+            </w:pPr>
+            <w:r>
+              <w:rPr>
+                <w:color w:val="1C2430"/>
+                <w:sz w:val="18"/>
+                <w:szCs w:val="18"/>
+              </w:rPr>
+              <w:t xml:space="preserve">Changing. Step through fixes one at a time, review and apply a batch, replace an image reference, undo any of it.</w:t>
+            </w:r>
+          </w:p>
+        </w:tc>
+        <w:tc>
+          <w:tcPr>
+            <w:tcW w:type="dxa" w:w="2800"/>
+            <w:tcMar>
+              <w:top w:type="dxa" w:w="60"/>
+              <w:left w:type="dxa" w:w="90"/>
+              <w:bottom w:type="dxa" w:w="60"/>
+              <w:right w:type="dxa" w:w="90"/>
+            </w:tcMar>
+          </w:tcPr>
+          <w:p>
+            <w:pPr>
+              <w:spacing w:after="0"/>
+            </w:pPr>
+            <w:r>
+              <w:rPr>
+                <w:color w:val="1C2430"/>
+                <w:sz w:val="18"/>
+                <w:szCs w:val="18"/>
+              </w:rPr>
+              <w:t xml:space="preserve">The YAML you loaded, in memory, and only once you move the Mode selector off Report only. Files on disk change when you download the result.</w:t>
+            </w:r>
+          </w:p>
+        </w:tc>
+      </w:tr>
+    </w:tbl>
+    <w:p>
+      <w:pPr>
+        <w:spacing w:after="140"/>
+      </w:pPr>
+      <w:r>
+        <w:rPr>
+          <w:sz w:val="21"/>
+          <w:szCs w:val="21"/>
+        </w:rPr>
+        <w:t xml:space="preserve"/>
+      </w:r>
+    </w:p>
+    <w:p>
+      <w:pPr>
+        <w:spacing w:after="120"/>
+      </w:pPr>
+      <w:r>
+        <w:rPr>
+          <w:sz w:val="21"/>
+          <w:szCs w:val="21"/>
+        </w:rPr>
+        <w:t xml:space="preserve">They share one loaded file set, one scan and one mode gate. Load your manifests and your ACS export once and both tabs see them.</w:t>
+      </w:r>
+    </w:p>
+    <w:p>
+      <w:pPr>
+        <w:pBdr>
+          <w:top w:val="single" w:color="EEF3FA" w:sz="2"/>
+          <w:bottom w:val="single" w:color="EEF3FA" w:sz="2"/>
+          <w:left w:val="single" w:color="1F6FEB" w:sz="18"/>
+        </w:pBdr>
+        <w:shd w:fill="EEF3FA" w:val="clear"/>
+        <w:spacing w:after="0" w:before="120"/>
+        <w:ind w:left="160" w:right="160"/>
+      </w:pPr>
+      <w:r>
+        <w:rPr>
+          <w:b/>
+          <w:bCs/>
+          <w:color w:val="1C2430"/>
+          <w:sz w:val="20"/>
+          <w:szCs w:val="20"/>
+        </w:rPr>
+        <w:t xml:space="preserve">Why the Mode selector sits above the tabs rather than inside one</w:t>
+      </w:r>
+    </w:p>
+    <w:p>
+      <w:pPr>
+        <w:pBdr>
+          <w:top w:val="single" w:color="EEF3FA" w:sz="2"/>
+          <w:bottom w:val="single" w:color="EEF3FA" w:sz="2"/>
+          <w:left w:val="single" w:color="1F6FEB" w:sz="18"/>
+        </w:pBdr>
+        <w:shd w:fill="EEF3FA" w:val="clear"/>
+        <w:spacing w:after="40"/>
+        <w:ind w:left="160" w:right="160"/>
+      </w:pPr>
+      <w:r>
+        <w:rPr>
+          <w:color w:val="1C2430"/>
+          <w:sz w:val="20"/>
+          <w:szCs w:val="20"/>
+        </w:rPr>
+        <w:t xml:space="preserve">It governs both. A control that decides whether the tool may write has to be visible from wherever you are standing when you ask it to write.</w:t>
+      </w:r>
+    </w:p>
+    <w:p>
+      <w:pPr>
+        <w:pBdr>
+          <w:top w:val="single" w:color="EEF3FA" w:sz="2"/>
+          <w:bottom w:val="single" w:color="EEF3FA" w:sz="2"/>
+          <w:left w:val="single" w:color="1F6FEB" w:sz="18"/>
+        </w:pBdr>
+        <w:shd w:fill="EEF3FA" w:val="clear"/>
+        <w:spacing w:after="160"/>
+        <w:ind w:left="160" w:right="160"/>
+      </w:pPr>
+      <w:r>
+        <w:rPr>
+          <w:color w:val="1C2430"/>
+          <w:sz w:val="20"/>
+          <w:szCs w:val="20"/>
+        </w:rPr>
+        <w:t xml:space="preserve">Put it inside the Remediate tab and the Audit tab would be drafting patches under a setting you cannot currently see. That is the kind of arrangement where somebody is genuinely surprised by what came out, and being surprised by a security tool is the failure this whole design is built to avoid.</w:t>
+      </w:r>
+    </w:p>
+    <w:p>
+      <w:pPr>
+        <w:pBdr>
+          <w:top w:val="single" w:color="FFF8E1" w:sz="2"/>
+          <w:bottom w:val="single" w:color="FFF8E1" w:sz="2"/>
+          <w:left w:val="single" w:color="D4A72C" w:sz="18"/>
+        </w:pBdr>
+        <w:shd w:fill="FFF8E1" w:val="clear"/>
+        <w:spacing w:after="0" w:before="120"/>
+        <w:ind w:left="160" w:right="160"/>
+      </w:pPr>
+      <w:r>
+        <w:rPr>
+          <w:b/>
+          <w:bCs/>
+          <w:color w:val="1C2430"/>
+          <w:sz w:val="20"/>
+          <w:szCs w:val="20"/>
+        </w:rPr>
+        <w:t xml:space="preserve">If you are coming from an earlier version</w:t>
+      </w:r>
+    </w:p>
+    <w:p>
+      <w:pPr>
+        <w:pBdr>
+          <w:top w:val="single" w:color="FFF8E1" w:sz="2"/>
+          <w:bottom w:val="single" w:color="FFF8E1" w:sz="2"/>
+          <w:left w:val="single" w:color="D4A72C" w:sz="18"/>
+        </w:pBdr>
+        <w:shd w:fill="FFF8E1" w:val="clear"/>
+        <w:spacing w:after="40"/>
+        <w:ind w:left="160" w:right="160"/>
+      </w:pPr>
+      <w:r>
+        <w:rPr>
+          <w:color w:val="1C2430"/>
+          <w:sz w:val="20"/>
+          <w:szCs w:val="20"/>
+        </w:rPr>
+        <w:t xml:space="preserve">There used to be two files: dj_acs_auditor.html and dj_acs_remediation.html. They are now one, and the remediation file is deleted.</w:t>
+      </w:r>
+    </w:p>
+    <w:p>
+      <w:pPr>
+        <w:pBdr>
+          <w:top w:val="single" w:color="FFF8E1" w:sz="2"/>
+          <w:bottom w:val="single" w:color="FFF8E1" w:sz="2"/>
+          <w:left w:val="single" w:color="D4A72C" w:sz="18"/>
+        </w:pBdr>
+        <w:shd w:fill="FFF8E1" w:val="clear"/>
+        <w:spacing w:after="160"/>
+        <w:ind w:left="160" w:right="160"/>
+      </w:pPr>
+      <w:r>
+        <w:rPr>
+          <w:color w:val="1C2430"/>
+          <w:sz w:val="20"/>
+          <w:szCs w:val="20"/>
+        </w:rPr>
+        <w:t xml:space="preserve">This was not tidying. Eighteen functions existed in both files, ten of them byte identical, and they were kept in step by hand. That is how a fix reached one surface and not the other, which happened more than once. One file means one file list, one violations table and one mode gate, and no way for the two halves to drift apart.</w:t>
+      </w:r>
+    </w:p>
+    <w:p>
+      <w:pPr>
+        <w:pStyle w:val="Heading1"/>
+        <w:spacing w:after="140" w:before="320"/>
+      </w:pPr>
+      <w:r>
+        <w:rPr>
+          <w:sz w:val="21"/>
+          <w:szCs w:val="21"/>
+        </w:rPr>
+        <w:t xml:space="preserve">3. Report, manual, or auto</w:t>
       </w:r>
     </w:p>
     <w:p>
@@ -949,7 +1436,7 @@
           <w:sz w:val="20"/>
           <w:szCs w:val="20"/>
         </w:rPr>
-        <w:t xml:space="preserve">Report is the default on every surface, in the pages and in the command line. The safe state is the one you get by doing nothing, not the one you get by remembering a flag.</w:t>
+        <w:t xml:space="preserve">Report is the default on every surface, on the page and on the command line. The safe state is the one you get by doing nothing, not the one you get by remembering a flag.</w:t>
       </w:r>
     </w:p>
     <w:p>
@@ -1344,7 +1831,7 @@
           <w:sz w:val="21"/>
           <w:szCs w:val="21"/>
         </w:rPr>
-        <w:t xml:space="preserve">Three rules follow from that, and they are enforced identically in the pages, the command line, and every file either of them writes.</w:t>
+        <w:t xml:space="preserve">Three rules follow from that, and they are enforced identically on the page, on the command line, and in every file either of them writes.</w:t>
       </w:r>
     </w:p>
     <w:p>
@@ -1408,7 +1895,7 @@
           <w:sz w:val="21"/>
           <w:szCs w:val="21"/>
         </w:rPr>
-        <w:t xml:space="preserve">On the pages</w:t>
+        <w:t xml:space="preserve">On the page</w:t>
       </w:r>
     </w:p>
     <w:p>
@@ -1420,7 +1907,7 @@
           <w:sz w:val="21"/>
           <w:szCs w:val="21"/>
         </w:rPr>
-        <w:t xml:space="preserve">The remediation page opens in report mode and nothing on it will change a file until you move off it. The mode gates the buttons and the handlers, not just the buttons: calling the apply functions directly from the browser console in report mode still refuses, because a disabled attribute is a hint about state, not a control over it.</w:t>
+        <w:t xml:space="preserve">The page opens in report mode and nothing will change a file until you move off it. One mode selector sits above the tabs and governs both of them, because a control that decides whether the tool may write has to be visible from wherever you are standing when you ask it to write. The mode gates the handlers, not just the buttons: calling the apply functions directly from the browser console in report mode still refuses, because a disabled attribute is a hint about state rather than a control over it.</w:t>
       </w:r>
     </w:p>
     <w:p>
@@ -1835,7 +2322,7 @@
           <w:sz w:val="21"/>
           <w:szCs w:val="21"/>
         </w:rPr>
-        <w:t xml:space="preserve">3. Before you start</w:t>
+        <w:t xml:space="preserve">4. Before you start</w:t>
       </w:r>
     </w:p>
     <w:p>
@@ -1848,71 +2335,7 @@
           <w:sz w:val="21"/>
           <w:szCs w:val="21"/>
         </w:rPr>
-        <w:t xml:space="preserve">Requirements</w:t>
-      </w:r>
-    </w:p>
-    <w:p>
-      <w:pPr>
-        <w:pStyle w:val="ListParagraph"/>
-        <w:numPr>
-          <w:ilvl w:val="0"/>
-          <w:numId w:val="2"/>
-        </w:numPr>
-        <w:spacing w:after="70"/>
-      </w:pPr>
-      <w:r>
-        <w:rPr>
-          <w:sz w:val="21"/>
-          <w:szCs w:val="21"/>
-        </w:rPr>
-        <w:t xml:space="preserve">A current browser. Chrome, Edge, Firefox, or Safari. The pages use the File System Access API for folder upload where available and fall back to a directory input where it is not.</w:t>
-      </w:r>
-    </w:p>
-    <w:p>
-      <w:pPr>
-        <w:pStyle w:val="ListParagraph"/>
-        <w:numPr>
-          <w:ilvl w:val="0"/>
-          <w:numId w:val="2"/>
-        </w:numPr>
-        <w:spacing w:after="70"/>
-      </w:pPr>
-      <w:r>
-        <w:rPr>
-          <w:sz w:val="21"/>
-          <w:szCs w:val="21"/>
-        </w:rPr>
-        <w:t xml:space="preserve">The YAML you want audited, either as loose files or a whole folder tree.</w:t>
-      </w:r>
-    </w:p>
-    <w:p>
-      <w:pPr>
-        <w:pStyle w:val="ListParagraph"/>
-        <w:numPr>
-          <w:ilvl w:val="0"/>
-          <w:numId w:val="2"/>
-        </w:numPr>
-        <w:spacing w:after="70"/>
-      </w:pPr>
-      <w:r>
-        <w:rPr>
-          <w:sz w:val="21"/>
-          <w:szCs w:val="21"/>
-        </w:rPr>
-        <w:t xml:space="preserve">Optional: a violation export from ACS Central, or a live token if you plan to pull from the cluster directly.</w:t>
-      </w:r>
-    </w:p>
-    <w:p>
-      <w:pPr>
-        <w:pStyle w:val="Heading2"/>
-        <w:spacing w:after="100" w:before="240"/>
-      </w:pPr>
-      <w:r>
-        <w:rPr>
-          <w:sz w:val="21"/>
-          <w:szCs w:val="21"/>
-        </w:rPr>
-        <w:t xml:space="preserve">What the tool never asks for</w:t>
+        <w:t xml:space="preserve">What you actually need installed</w:t>
       </w:r>
     </w:p>
     <w:p>
@@ -1924,130 +2347,641 @@
           <w:sz w:val="21"/>
           <w:szCs w:val="21"/>
         </w:rPr>
-        <w:t xml:space="preserve">It does not ask for cluster write access, a kubeconfig, a service account, an admission webhook, or anything installed on a node. If a workflow ever seems to want one of those, you are not in this tool.</w:t>
-      </w:r>
-    </w:p>
-    <w:p>
-      <w:pPr>
-        <w:pStyle w:val="Heading2"/>
-        <w:spacing w:after="100" w:before="240"/>
-      </w:pPr>
-      <w:r>
-        <w:rPr>
-          <w:sz w:val="21"/>
-          <w:szCs w:val="21"/>
-        </w:rPr>
-        <w:t xml:space="preserve">Working disconnected</w:t>
-      </w:r>
-    </w:p>
-    <w:p>
-      <w:pPr>
-        <w:spacing w:after="120"/>
-      </w:pPr>
-      <w:r>
-        <w:rPr>
-          <w:sz w:val="21"/>
-          <w:szCs w:val="21"/>
-        </w:rPr>
-        <w:t xml:space="preserve">Everything the pages need is committed alongside them. js-yaml and JSZip are vendored, so a machine with no route to the internet, no npm, and no proxy runs the tool identically to one that is fully connected. This matters on classified and air gapped networks, where the usual answer of "just npm install it" is not available.</w:t>
-      </w:r>
-    </w:p>
-    <w:p>
-      <w:pPr>
-        <w:pStyle w:val="Heading1"/>
-        <w:spacing w:after="140" w:before="320"/>
-      </w:pPr>
-      <w:r>
-        <w:rPr>
-          <w:sz w:val="21"/>
-          <w:szCs w:val="21"/>
-        </w:rPr>
-        <w:t xml:space="preserve">4. Quick start</w:t>
-      </w:r>
-    </w:p>
-    <w:p>
-      <w:pPr>
-        <w:pStyle w:val="ListParagraph"/>
-        <w:numPr>
-          <w:ilvl w:val="0"/>
-          <w:numId w:val="3"/>
-        </w:numPr>
-        <w:spacing w:after="70"/>
-      </w:pPr>
-      <w:r>
-        <w:rPr>
-          <w:sz w:val="21"/>
-          <w:szCs w:val="21"/>
-        </w:rPr>
-        <w:t xml:space="preserve">Open dj_acs_auditor.html.</w:t>
-      </w:r>
-    </w:p>
-    <w:p>
-      <w:pPr>
-        <w:pStyle w:val="ListParagraph"/>
-        <w:numPr>
-          <w:ilvl w:val="0"/>
-          <w:numId w:val="3"/>
-        </w:numPr>
-        <w:spacing w:after="70"/>
-      </w:pPr>
-      <w:r>
-        <w:rPr>
-          <w:sz w:val="21"/>
-          <w:szCs w:val="21"/>
-        </w:rPr>
-        <w:t xml:space="preserve">Drag your manifest folder onto the drop zone, or press Browse folder.</w:t>
-      </w:r>
-    </w:p>
-    <w:p>
-      <w:pPr>
-        <w:pStyle w:val="ListParagraph"/>
-        <w:numPr>
-          <w:ilvl w:val="0"/>
-          <w:numId w:val="3"/>
-        </w:numPr>
-        <w:spacing w:after="70"/>
-      </w:pPr>
-      <w:r>
-        <w:rPr>
-          <w:sz w:val="21"/>
-          <w:szCs w:val="21"/>
-        </w:rPr>
-        <w:t xml:space="preserve">Read the posture cards at the top. They tell you the weighted compliance score now and what it becomes once the safe fixes are applied.</w:t>
-      </w:r>
-    </w:p>
-    <w:p>
-      <w:pPr>
-        <w:pStyle w:val="ListParagraph"/>
-        <w:numPr>
-          <w:ilvl w:val="0"/>
-          <w:numId w:val="3"/>
-        </w:numPr>
-        <w:spacing w:after="70"/>
-      </w:pPr>
-      <w:r>
-        <w:rPr>
-          <w:sz w:val="21"/>
-          <w:szCs w:val="21"/>
-        </w:rPr>
-        <w:t xml:space="preserve">Sort the findings table by Score to see what hurts most.</w:t>
-      </w:r>
-    </w:p>
-    <w:p>
-      <w:pPr>
-        <w:pStyle w:val="ListParagraph"/>
-        <w:numPr>
-          <w:ilvl w:val="0"/>
-          <w:numId w:val="3"/>
-        </w:numPr>
-        <w:spacing w:after="70"/>
-      </w:pPr>
-      <w:r>
-        <w:rPr>
-          <w:sz w:val="21"/>
-          <w:szCs w:val="21"/>
-        </w:rPr>
-        <w:t xml:space="preserve">Press Download the audit report to keep the evidence, then move to dj_acs_remediation.html to actually fix it.</w:t>
+        <w:t xml:space="preserve">The answer for most people is nothing. The page is a file you open.</w:t>
+      </w:r>
+    </w:p>
+    <w:tbl>
+      <w:tblPr>
+        <w:tblW w:type="dxa" w:w="9300"/>
+        <w:tblBorders>
+          <w:top w:val="single" w:color="D0D7DE" w:sz="2"/>
+          <w:left w:val="single" w:color="D0D7DE" w:sz="2"/>
+          <w:bottom w:val="single" w:color="D0D7DE" w:sz="2"/>
+          <w:right w:val="single" w:color="D0D7DE" w:sz="2"/>
+          <w:insideH w:val="single" w:color="D0D7DE" w:sz="2"/>
+          <w:insideV w:val="single" w:color="D0D7DE" w:sz="2"/>
+        </w:tblBorders>
+      </w:tblPr>
+      <w:tblGrid>
+        <w:gridCol w:w="4100"/>
+        <w:gridCol w:w="3400"/>
+        <w:gridCol w:w="1800"/>
+      </w:tblGrid>
+      <w:tr>
+        <w:trPr>
+          <w:tblHeader/>
+        </w:trPr>
+        <w:tc>
+          <w:tcPr>
+            <w:tcW w:type="dxa" w:w="4100"/>
+            <w:shd w:fill="EEF3FA" w:val="clear"/>
+            <w:tcMar>
+              <w:top w:type="dxa" w:w="60"/>
+              <w:left w:type="dxa" w:w="90"/>
+              <w:bottom w:type="dxa" w:w="60"/>
+              <w:right w:type="dxa" w:w="90"/>
+            </w:tcMar>
+          </w:tcPr>
+          <w:p>
+            <w:pPr>
+              <w:spacing w:after="0"/>
+            </w:pPr>
+            <w:r>
+              <w:rPr>
+                <w:b/>
+                <w:bCs/>
+                <w:color w:val="1C2430"/>
+                <w:sz w:val="18"/>
+                <w:szCs w:val="18"/>
+              </w:rPr>
+              <w:t xml:space="preserve">To do this</w:t>
+            </w:r>
+          </w:p>
+        </w:tc>
+        <w:tc>
+          <w:tcPr>
+            <w:tcW w:type="dxa" w:w="3400"/>
+            <w:shd w:fill="EEF3FA" w:val="clear"/>
+            <w:tcMar>
+              <w:top w:type="dxa" w:w="60"/>
+              <w:left w:type="dxa" w:w="90"/>
+              <w:bottom w:type="dxa" w:w="60"/>
+              <w:right w:type="dxa" w:w="90"/>
+            </w:tcMar>
+          </w:tcPr>
+          <w:p>
+            <w:pPr>
+              <w:spacing w:after="0"/>
+            </w:pPr>
+            <w:r>
+              <w:rPr>
+                <w:b/>
+                <w:bCs/>
+                <w:color w:val="1C2430"/>
+                <w:sz w:val="18"/>
+                <w:szCs w:val="18"/>
+              </w:rPr>
+              <w:t xml:space="preserve">You need</w:t>
+            </w:r>
+          </w:p>
+        </w:tc>
+        <w:tc>
+          <w:tcPr>
+            <w:tcW w:type="dxa" w:w="1800"/>
+            <w:shd w:fill="EEF3FA" w:val="clear"/>
+            <w:tcMar>
+              <w:top w:type="dxa" w:w="60"/>
+              <w:left w:type="dxa" w:w="90"/>
+              <w:bottom w:type="dxa" w:w="60"/>
+              <w:right w:type="dxa" w:w="90"/>
+            </w:tcMar>
+          </w:tcPr>
+          <w:p>
+            <w:pPr>
+              <w:spacing w:after="0"/>
+            </w:pPr>
+            <w:r>
+              <w:rPr>
+                <w:b/>
+                <w:bCs/>
+                <w:color w:val="1C2430"/>
+                <w:sz w:val="18"/>
+                <w:szCs w:val="18"/>
+              </w:rPr>
+              <w:t xml:space="preserve">Node?</w:t>
+            </w:r>
+          </w:p>
+        </w:tc>
+      </w:tr>
+      <w:tr>
+        <w:tc>
+          <w:tcPr>
+            <w:tcW w:type="dxa" w:w="4100"/>
+            <w:tcMar>
+              <w:top w:type="dxa" w:w="60"/>
+              <w:left w:type="dxa" w:w="90"/>
+              <w:bottom w:type="dxa" w:w="60"/>
+              <w:right w:type="dxa" w:w="90"/>
+            </w:tcMar>
+          </w:tcPr>
+          <w:p>
+            <w:pPr>
+              <w:spacing w:after="0"/>
+            </w:pPr>
+            <w:r>
+              <w:rPr>
+                <w:color w:val="1C2430"/>
+                <w:sz w:val="18"/>
+                <w:szCs w:val="18"/>
+              </w:rPr>
+              <w:t xml:space="preserve">Read, score, cross check, see violations, draft fixes, export the report</w:t>
+            </w:r>
+          </w:p>
+        </w:tc>
+        <w:tc>
+          <w:tcPr>
+            <w:tcW w:type="dxa" w:w="3400"/>
+            <w:tcMar>
+              <w:top w:type="dxa" w:w="60"/>
+              <w:left w:type="dxa" w:w="90"/>
+              <w:bottom w:type="dxa" w:w="60"/>
+              <w:right w:type="dxa" w:w="90"/>
+            </w:tcMar>
+          </w:tcPr>
+          <w:p>
+            <w:pPr>
+              <w:spacing w:after="0"/>
+            </w:pPr>
+            <w:r>
+              <w:rPr>
+                <w:color w:val="1C2430"/>
+                <w:sz w:val="18"/>
+                <w:szCs w:val="18"/>
+              </w:rPr>
+              <w:t xml:space="preserve">A browser. Open dj_acs_auditor.html</w:t>
+            </w:r>
+          </w:p>
+        </w:tc>
+        <w:tc>
+          <w:tcPr>
+            <w:tcW w:type="dxa" w:w="1800"/>
+            <w:tcMar>
+              <w:top w:type="dxa" w:w="60"/>
+              <w:left w:type="dxa" w:w="90"/>
+              <w:bottom w:type="dxa" w:w="60"/>
+              <w:right w:type="dxa" w:w="90"/>
+            </w:tcMar>
+          </w:tcPr>
+          <w:p>
+            <w:pPr>
+              <w:spacing w:after="0"/>
+            </w:pPr>
+            <w:r>
+              <w:rPr>
+                <w:color w:val="1C2430"/>
+                <w:sz w:val="18"/>
+                <w:szCs w:val="18"/>
+              </w:rPr>
+              <w:t xml:space="preserve">No</w:t>
+            </w:r>
+          </w:p>
+        </w:tc>
+      </w:tr>
+      <w:tr>
+        <w:tc>
+          <w:tcPr>
+            <w:tcW w:type="dxa" w:w="4100"/>
+            <w:tcMar>
+              <w:top w:type="dxa" w:w="60"/>
+              <w:left w:type="dxa" w:w="90"/>
+              <w:bottom w:type="dxa" w:w="60"/>
+              <w:right w:type="dxa" w:w="90"/>
+            </w:tcMar>
+          </w:tcPr>
+          <w:p>
+            <w:pPr>
+              <w:spacing w:after="0"/>
+            </w:pPr>
+            <w:r>
+              <w:rPr>
+                <w:color w:val="1C2430"/>
+                <w:sz w:val="18"/>
+                <w:szCs w:val="18"/>
+              </w:rPr>
+              <w:t xml:space="preserve">Apply fixes with preview, confirmation and undo</w:t>
+            </w:r>
+          </w:p>
+        </w:tc>
+        <w:tc>
+          <w:tcPr>
+            <w:tcW w:type="dxa" w:w="3400"/>
+            <w:tcMar>
+              <w:top w:type="dxa" w:w="60"/>
+              <w:left w:type="dxa" w:w="90"/>
+              <w:bottom w:type="dxa" w:w="60"/>
+              <w:right w:type="dxa" w:w="90"/>
+            </w:tcMar>
+          </w:tcPr>
+          <w:p>
+            <w:pPr>
+              <w:spacing w:after="0"/>
+            </w:pPr>
+            <w:r>
+              <w:rPr>
+                <w:color w:val="1C2430"/>
+                <w:sz w:val="18"/>
+                <w:szCs w:val="18"/>
+              </w:rPr>
+              <w:t xml:space="preserve">The same file, Remediate tab</w:t>
+            </w:r>
+          </w:p>
+        </w:tc>
+        <w:tc>
+          <w:tcPr>
+            <w:tcW w:type="dxa" w:w="1800"/>
+            <w:tcMar>
+              <w:top w:type="dxa" w:w="60"/>
+              <w:left w:type="dxa" w:w="90"/>
+              <w:bottom w:type="dxa" w:w="60"/>
+              <w:right w:type="dxa" w:w="90"/>
+            </w:tcMar>
+          </w:tcPr>
+          <w:p>
+            <w:pPr>
+              <w:spacing w:after="0"/>
+            </w:pPr>
+            <w:r>
+              <w:rPr>
+                <w:color w:val="1C2430"/>
+                <w:sz w:val="18"/>
+                <w:szCs w:val="18"/>
+              </w:rPr>
+              <w:t xml:space="preserve">No</w:t>
+            </w:r>
+          </w:p>
+        </w:tc>
+      </w:tr>
+      <w:tr>
+        <w:tc>
+          <w:tcPr>
+            <w:tcW w:type="dxa" w:w="4100"/>
+            <w:tcMar>
+              <w:top w:type="dxa" w:w="60"/>
+              <w:left w:type="dxa" w:w="90"/>
+              <w:bottom w:type="dxa" w:w="60"/>
+              <w:right w:type="dxa" w:w="90"/>
+            </w:tcMar>
+          </w:tcPr>
+          <w:p>
+            <w:pPr>
+              <w:spacing w:after="0"/>
+            </w:pPr>
+            <w:r>
+              <w:rPr>
+                <w:color w:val="1C2430"/>
+                <w:sz w:val="18"/>
+                <w:szCs w:val="18"/>
+              </w:rPr>
+              <w:t xml:space="preserve">Pull data out of ACS</w:t>
+            </w:r>
+          </w:p>
+        </w:tc>
+        <w:tc>
+          <w:tcPr>
+            <w:tcW w:type="dxa" w:w="3400"/>
+            <w:tcMar>
+              <w:top w:type="dxa" w:w="60"/>
+              <w:left w:type="dxa" w:w="90"/>
+              <w:bottom w:type="dxa" w:w="60"/>
+              <w:right w:type="dxa" w:w="90"/>
+            </w:tcMar>
+          </w:tcPr>
+          <w:p>
+            <w:pPr>
+              <w:spacing w:after="0"/>
+            </w:pPr>
+            <w:r>
+              <w:rPr>
+                <w:color w:val="1C2430"/>
+                <w:sz w:val="18"/>
+                <w:szCs w:val="18"/>
+              </w:rPr>
+              <w:t xml:space="preserve">bash, curl, jq</w:t>
+            </w:r>
+          </w:p>
+        </w:tc>
+        <w:tc>
+          <w:tcPr>
+            <w:tcW w:type="dxa" w:w="1800"/>
+            <w:tcMar>
+              <w:top w:type="dxa" w:w="60"/>
+              <w:left w:type="dxa" w:w="90"/>
+              <w:bottom w:type="dxa" w:w="60"/>
+              <w:right w:type="dxa" w:w="90"/>
+            </w:tcMar>
+          </w:tcPr>
+          <w:p>
+            <w:pPr>
+              <w:spacing w:after="0"/>
+            </w:pPr>
+            <w:r>
+              <w:rPr>
+                <w:color w:val="1C2430"/>
+                <w:sz w:val="18"/>
+                <w:szCs w:val="18"/>
+              </w:rPr>
+              <w:t xml:space="preserve">No</w:t>
+            </w:r>
+          </w:p>
+        </w:tc>
+      </w:tr>
+      <w:tr>
+        <w:tc>
+          <w:tcPr>
+            <w:tcW w:type="dxa" w:w="4100"/>
+            <w:tcMar>
+              <w:top w:type="dxa" w:w="60"/>
+              <w:left w:type="dxa" w:w="90"/>
+              <w:bottom w:type="dxa" w:w="60"/>
+              <w:right w:type="dxa" w:w="90"/>
+            </w:tcMar>
+          </w:tcPr>
+          <w:p>
+            <w:pPr>
+              <w:spacing w:after="0"/>
+            </w:pPr>
+            <w:r>
+              <w:rPr>
+                <w:color w:val="1C2430"/>
+                <w:sz w:val="18"/>
+                <w:szCs w:val="18"/>
+              </w:rPr>
+              <w:t xml:space="preserve">Pull from Windows, or over SSH to a jump host</w:t>
+            </w:r>
+          </w:p>
+        </w:tc>
+        <w:tc>
+          <w:tcPr>
+            <w:tcW w:type="dxa" w:w="3400"/>
+            <w:tcMar>
+              <w:top w:type="dxa" w:w="60"/>
+              <w:left w:type="dxa" w:w="90"/>
+              <w:bottom w:type="dxa" w:w="60"/>
+              <w:right w:type="dxa" w:w="90"/>
+            </w:tcMar>
+          </w:tcPr>
+          <w:p>
+            <w:pPr>
+              <w:spacing w:after="0"/>
+            </w:pPr>
+            <w:r>
+              <w:rPr>
+                <w:color w:val="1C2430"/>
+                <w:sz w:val="18"/>
+                <w:szCs w:val="18"/>
+              </w:rPr>
+              <w:t xml:space="preserve">PowerShell 5.1 or newer, no modules</w:t>
+            </w:r>
+          </w:p>
+        </w:tc>
+        <w:tc>
+          <w:tcPr>
+            <w:tcW w:type="dxa" w:w="1800"/>
+            <w:tcMar>
+              <w:top w:type="dxa" w:w="60"/>
+              <w:left w:type="dxa" w:w="90"/>
+              <w:bottom w:type="dxa" w:w="60"/>
+              <w:right w:type="dxa" w:w="90"/>
+            </w:tcMar>
+          </w:tcPr>
+          <w:p>
+            <w:pPr>
+              <w:spacing w:after="0"/>
+            </w:pPr>
+            <w:r>
+              <w:rPr>
+                <w:color w:val="1C2430"/>
+                <w:sz w:val="18"/>
+                <w:szCs w:val="18"/>
+              </w:rPr>
+              <w:t xml:space="preserve">No</w:t>
+            </w:r>
+          </w:p>
+        </w:tc>
+      </w:tr>
+      <w:tr>
+        <w:tc>
+          <w:tcPr>
+            <w:tcW w:type="dxa" w:w="4100"/>
+            <w:tcMar>
+              <w:top w:type="dxa" w:w="60"/>
+              <w:left w:type="dxa" w:w="90"/>
+              <w:bottom w:type="dxa" w:w="60"/>
+              <w:right w:type="dxa" w:w="90"/>
+            </w:tcMar>
+          </w:tcPr>
+          <w:p>
+            <w:pPr>
+              <w:spacing w:after="0"/>
+            </w:pPr>
+            <w:r>
+              <w:rPr>
+                <w:color w:val="1C2430"/>
+                <w:sz w:val="18"/>
+                <w:szCs w:val="18"/>
+              </w:rPr>
+              <w:t xml:space="preserve">Summarise a pull from the shell</w:t>
+            </w:r>
+          </w:p>
+        </w:tc>
+        <w:tc>
+          <w:tcPr>
+            <w:tcW w:type="dxa" w:w="3400"/>
+            <w:tcMar>
+              <w:top w:type="dxa" w:w="60"/>
+              <w:left w:type="dxa" w:w="90"/>
+              <w:bottom w:type="dxa" w:w="60"/>
+              <w:right w:type="dxa" w:w="90"/>
+            </w:tcMar>
+          </w:tcPr>
+          <w:p>
+            <w:pPr>
+              <w:spacing w:after="0"/>
+            </w:pPr>
+            <w:r>
+              <w:rPr>
+                <w:color w:val="1C2430"/>
+                <w:sz w:val="18"/>
+                <w:szCs w:val="18"/>
+              </w:rPr>
+              <w:t xml:space="preserve">jq</w:t>
+            </w:r>
+          </w:p>
+        </w:tc>
+        <w:tc>
+          <w:tcPr>
+            <w:tcW w:type="dxa" w:w="1800"/>
+            <w:tcMar>
+              <w:top w:type="dxa" w:w="60"/>
+              <w:left w:type="dxa" w:w="90"/>
+              <w:bottom w:type="dxa" w:w="60"/>
+              <w:right w:type="dxa" w:w="90"/>
+            </w:tcMar>
+          </w:tcPr>
+          <w:p>
+            <w:pPr>
+              <w:spacing w:after="0"/>
+            </w:pPr>
+            <w:r>
+              <w:rPr>
+                <w:color w:val="1C2430"/>
+                <w:sz w:val="18"/>
+                <w:szCs w:val="18"/>
+              </w:rPr>
+              <w:t xml:space="preserve">No</w:t>
+            </w:r>
+          </w:p>
+        </w:tc>
+      </w:tr>
+      <w:tr>
+        <w:tc>
+          <w:tcPr>
+            <w:tcW w:type="dxa" w:w="4100"/>
+            <w:tcMar>
+              <w:top w:type="dxa" w:w="60"/>
+              <w:left w:type="dxa" w:w="90"/>
+              <w:bottom w:type="dxa" w:w="60"/>
+              <w:right w:type="dxa" w:w="90"/>
+            </w:tcMar>
+          </w:tcPr>
+          <w:p>
+            <w:pPr>
+              <w:spacing w:after="0"/>
+            </w:pPr>
+            <w:r>
+              <w:rPr>
+                <w:color w:val="1C2430"/>
+                <w:sz w:val="18"/>
+                <w:szCs w:val="18"/>
+              </w:rPr>
+              <w:t xml:space="preserve">Run the audit headless, in a pipeline</w:t>
+            </w:r>
+          </w:p>
+        </w:tc>
+        <w:tc>
+          <w:tcPr>
+            <w:tcW w:type="dxa" w:w="3400"/>
+            <w:tcMar>
+              <w:top w:type="dxa" w:w="60"/>
+              <w:left w:type="dxa" w:w="90"/>
+              <w:bottom w:type="dxa" w:w="60"/>
+              <w:right w:type="dxa" w:w="90"/>
+            </w:tcMar>
+          </w:tcPr>
+          <w:p>
+            <w:pPr>
+              <w:spacing w:after="0"/>
+            </w:pPr>
+            <w:r>
+              <w:rPr>
+                <w:color w:val="1C2430"/>
+                <w:sz w:val="18"/>
+                <w:szCs w:val="18"/>
+              </w:rPr>
+              <w:t xml:space="preserve">acs_cli.js</w:t>
+            </w:r>
+          </w:p>
+        </w:tc>
+        <w:tc>
+          <w:tcPr>
+            <w:tcW w:type="dxa" w:w="1800"/>
+            <w:tcMar>
+              <w:top w:type="dxa" w:w="60"/>
+              <w:left w:type="dxa" w:w="90"/>
+              <w:bottom w:type="dxa" w:w="60"/>
+              <w:right w:type="dxa" w:w="90"/>
+            </w:tcMar>
+          </w:tcPr>
+          <w:p>
+            <w:pPr>
+              <w:spacing w:after="0"/>
+            </w:pPr>
+            <w:r>
+              <w:rPr>
+                <w:color w:val="1C2430"/>
+                <w:sz w:val="18"/>
+                <w:szCs w:val="18"/>
+              </w:rPr>
+              <w:t xml:space="preserve">Yes, Node 18 or newer</w:t>
+            </w:r>
+          </w:p>
+        </w:tc>
+      </w:tr>
+      <w:tr>
+        <w:tc>
+          <w:tcPr>
+            <w:tcW w:type="dxa" w:w="4100"/>
+            <w:tcMar>
+              <w:top w:type="dxa" w:w="60"/>
+              <w:left w:type="dxa" w:w="90"/>
+              <w:bottom w:type="dxa" w:w="60"/>
+              <w:right w:type="dxa" w:w="90"/>
+            </w:tcMar>
+          </w:tcPr>
+          <w:p>
+            <w:pPr>
+              <w:spacing w:after="0"/>
+            </w:pPr>
+            <w:r>
+              <w:rPr>
+                <w:color w:val="1C2430"/>
+                <w:sz w:val="18"/>
+                <w:szCs w:val="18"/>
+              </w:rPr>
+              <w:t xml:space="preserve">Run the test suite</w:t>
+            </w:r>
+          </w:p>
+        </w:tc>
+        <w:tc>
+          <w:tcPr>
+            <w:tcW w:type="dxa" w:w="3400"/>
+            <w:tcMar>
+              <w:top w:type="dxa" w:w="60"/>
+              <w:left w:type="dxa" w:w="90"/>
+              <w:bottom w:type="dxa" w:w="60"/>
+              <w:right w:type="dxa" w:w="90"/>
+            </w:tcMar>
+          </w:tcPr>
+          <w:p>
+            <w:pPr>
+              <w:spacing w:after="0"/>
+            </w:pPr>
+            <w:r>
+              <w:rPr>
+                <w:color w:val="1C2430"/>
+                <w:sz w:val="18"/>
+                <w:szCs w:val="18"/>
+              </w:rPr>
+              <w:t xml:space="preserve">test/run_tests.js</w:t>
+            </w:r>
+          </w:p>
+        </w:tc>
+        <w:tc>
+          <w:tcPr>
+            <w:tcW w:type="dxa" w:w="1800"/>
+            <w:tcMar>
+              <w:top w:type="dxa" w:w="60"/>
+              <w:left w:type="dxa" w:w="90"/>
+              <w:bottom w:type="dxa" w:w="60"/>
+              <w:right w:type="dxa" w:w="90"/>
+            </w:tcMar>
+          </w:tcPr>
+          <w:p>
+            <w:pPr>
+              <w:spacing w:after="0"/>
+            </w:pPr>
+            <w:r>
+              <w:rPr>
+                <w:color w:val="1C2430"/>
+                <w:sz w:val="18"/>
+                <w:szCs w:val="18"/>
+              </w:rPr>
+              <w:t xml:space="preserve">Yes</w:t>
+            </w:r>
+          </w:p>
+        </w:tc>
+      </w:tr>
+    </w:tbl>
+    <w:p>
+      <w:pPr>
+        <w:spacing w:after="140"/>
+      </w:pPr>
+      <w:r>
+        <w:rPr>
+          <w:sz w:val="21"/>
+          <w:szCs w:val="21"/>
+        </w:rPr>
+        <w:t xml:space="preserve"/>
       </w:r>
     </w:p>
     <w:p>
@@ -2069,7 +3003,87 @@
           <w:sz w:val="20"/>
           <w:szCs w:val="20"/>
         </w:rPr>
-        <w:t xml:space="preserve">Want to see it work before trusting it with real manifests</w:t>
+        <w:t xml:space="preserve">If Node cannot be installed on the machine you audit from</w:t>
+      </w:r>
+    </w:p>
+    <w:p>
+      <w:pPr>
+        <w:pBdr>
+          <w:top w:val="single" w:color="EAF6EC" w:sz="2"/>
+          <w:bottom w:val="single" w:color="EAF6EC" w:sz="2"/>
+          <w:left w:val="single" w:color="1A7F37" w:sz="18"/>
+        </w:pBdr>
+        <w:shd w:fill="EAF6EC" w:val="clear"/>
+        <w:spacing w:after="40"/>
+        <w:ind w:left="160" w:right="160"/>
+      </w:pPr>
+      <w:r>
+        <w:rPr>
+          <w:color w:val="1C2430"/>
+          <w:sz w:val="20"/>
+          <w:szCs w:val="20"/>
+        </w:rPr>
+        <w:t xml:space="preserve">This is normal on a hardened host in a controlled enclave, and it is a supported path rather than a limitation you have to work around.</w:t>
+      </w:r>
+    </w:p>
+    <w:p>
+      <w:pPr>
+        <w:pBdr>
+          <w:top w:val="single" w:color="EAF6EC" w:sz="2"/>
+          <w:bottom w:val="single" w:color="EAF6EC" w:sz="2"/>
+          <w:left w:val="single" w:color="1A7F37" w:sz="18"/>
+        </w:pBdr>
+        <w:shd w:fill="EAF6EC" w:val="clear"/>
+        <w:spacing w:after="40"/>
+        <w:ind w:left="160" w:right="160"/>
+      </w:pPr>
+      <w:r>
+        <w:rPr>
+          <w:color w:val="1C2430"/>
+          <w:sz w:val="20"/>
+          <w:szCs w:val="20"/>
+        </w:rPr>
+        <w:t xml:space="preserve">Everything in the audit itself is available: the page computes the posture, lists the violations, routes the fixes and drafts the YAML, and it needs a browser and nothing else. The pull scripts are bash and curl.</w:t>
+      </w:r>
+    </w:p>
+    <w:p>
+      <w:pPr>
+        <w:pBdr>
+          <w:top w:val="single" w:color="EAF6EC" w:sz="2"/>
+          <w:bottom w:val="single" w:color="EAF6EC" w:sz="2"/>
+          <w:left w:val="single" w:color="1A7F37" w:sz="18"/>
+        </w:pBdr>
+        <w:shd w:fill="EAF6EC" w:val="clear"/>
+        <w:spacing w:after="40"/>
+        <w:ind w:left="160" w:right="160"/>
+      </w:pPr>
+      <w:r>
+        <w:rPr>
+          <w:color w:val="1C2430"/>
+          <w:sz w:val="20"/>
+          <w:szCs w:val="20"/>
+        </w:rPr>
+        <w:t xml:space="preserve">For something you can read or hand over without leaving the shell, scripts/acs_summary.sh turns a pull directory into a markdown summary using jq. It counts what ACS reported. It does not compute a posture score and does not draft fixes, because both need the policy engine, and it says so in its own output rather than printing a number it has not earned.</w:t>
+      </w:r>
+    </w:p>
+    <w:p>
+      <w:pPr>
+        <w:pBdr>
+          <w:top w:val="single" w:color="EAF6EC" w:sz="2"/>
+          <w:bottom w:val="single" w:color="EAF6EC" w:sz="2"/>
+          <w:left w:val="single" w:color="1A7F37" w:sz="18"/>
+        </w:pBdr>
+        <w:shd w:fill="EAF6EC" w:val="clear"/>
+        <w:spacing w:after="40"/>
+        <w:ind w:left="160" w:right="160"/>
+      </w:pPr>
+      <w:r>
+        <w:rPr>
+          <w:color w:val="1C2430"/>
+          <w:sz w:val="20"/>
+          <w:szCs w:val="20"/>
+        </w:rPr>
+        <w:t xml:space="preserve">If the host has podman or docker, the command line runner works without installing anything: podman run --rm -v "$PWD":/w:Z -w /w docker.io/library/node:20-alpine node acs_cli.js --help</w:t>
       </w:r>
     </w:p>
     <w:p>
@@ -2089,7 +3103,121 @@
           <w:sz w:val="20"/>
           <w:szCs w:val="20"/>
         </w:rPr>
-        <w:t xml:space="preserve">Both pages have a Load a deliberately bad sample button. It loads a small manifest set that trips a spread of policies across every severity, so you can walk the full workflow, apply fixes, and undo them without touching anything of yours.</w:t>
+        <w:t xml:space="preserve">The wrappers acs.sh, acs.ps1 and acs.cmd detect a missing Node and print these routes rather than failing with command not found.</w:t>
+      </w:r>
+    </w:p>
+    <w:p>
+      <w:pPr>
+        <w:pStyle w:val="Heading2"/>
+        <w:spacing w:after="100" w:before="240"/>
+      </w:pPr>
+      <w:r>
+        <w:rPr>
+          <w:sz w:val="21"/>
+          <w:szCs w:val="21"/>
+        </w:rPr>
+        <w:t xml:space="preserve">Requirements</w:t>
+      </w:r>
+    </w:p>
+    <w:p>
+      <w:pPr>
+        <w:pStyle w:val="ListParagraph"/>
+        <w:numPr>
+          <w:ilvl w:val="0"/>
+          <w:numId w:val="2"/>
+        </w:numPr>
+        <w:spacing w:after="70"/>
+      </w:pPr>
+      <w:r>
+        <w:rPr>
+          <w:sz w:val="21"/>
+          <w:szCs w:val="21"/>
+        </w:rPr>
+        <w:t xml:space="preserve">A current browser. Chrome, Edge, Firefox, or Safari. The page uses the File System Access API for folder upload where available and falls back to a directory input where it is not.</w:t>
+      </w:r>
+    </w:p>
+    <w:p>
+      <w:pPr>
+        <w:pStyle w:val="ListParagraph"/>
+        <w:numPr>
+          <w:ilvl w:val="0"/>
+          <w:numId w:val="2"/>
+        </w:numPr>
+        <w:spacing w:after="70"/>
+      </w:pPr>
+      <w:r>
+        <w:rPr>
+          <w:sz w:val="21"/>
+          <w:szCs w:val="21"/>
+        </w:rPr>
+        <w:t xml:space="preserve">The YAML you want audited, either as loose files or a whole folder tree.</w:t>
+      </w:r>
+    </w:p>
+    <w:p>
+      <w:pPr>
+        <w:pStyle w:val="ListParagraph"/>
+        <w:numPr>
+          <w:ilvl w:val="0"/>
+          <w:numId w:val="2"/>
+        </w:numPr>
+        <w:spacing w:after="70"/>
+      </w:pPr>
+      <w:r>
+        <w:rPr>
+          <w:sz w:val="21"/>
+          <w:szCs w:val="21"/>
+        </w:rPr>
+        <w:t xml:space="preserve">Optional but recommended: the output of scripts/acs_pull_all.sh, which is what turns a manifest audit into a cross check against what your cluster is actually running.</w:t>
+      </w:r>
+    </w:p>
+    <w:p>
+      <w:pPr>
+        <w:pStyle w:val="Heading2"/>
+        <w:spacing w:after="100" w:before="240"/>
+      </w:pPr>
+      <w:r>
+        <w:rPr>
+          <w:sz w:val="21"/>
+          <w:szCs w:val="21"/>
+        </w:rPr>
+        <w:t xml:space="preserve">What the tool never asks for</w:t>
+      </w:r>
+    </w:p>
+    <w:p>
+      <w:pPr>
+        <w:spacing w:after="120"/>
+      </w:pPr>
+      <w:r>
+        <w:rPr>
+          <w:sz w:val="21"/>
+          <w:szCs w:val="21"/>
+        </w:rPr>
+        <w:t xml:space="preserve">It does not ask for cluster write access, a kubeconfig, a service account, an admission webhook, or anything installed on a node. If a workflow ever seems to want one of those, you are not in this tool.</w:t>
+      </w:r>
+    </w:p>
+    <w:p>
+      <w:pPr>
+        <w:pStyle w:val="Heading2"/>
+        <w:spacing w:after="100" w:before="240"/>
+      </w:pPr>
+      <w:r>
+        <w:rPr>
+          <w:sz w:val="21"/>
+          <w:szCs w:val="21"/>
+        </w:rPr>
+        <w:t xml:space="preserve">Working disconnected</w:t>
+      </w:r>
+    </w:p>
+    <w:p>
+      <w:pPr>
+        <w:spacing w:after="120"/>
+      </w:pPr>
+      <w:r>
+        <w:rPr>
+          <w:sz w:val="21"/>
+          <w:szCs w:val="21"/>
+        </w:rPr>
+        <w:t xml:space="preserve">Everything the page needs is committed alongside it. js-yaml and JSZip are vendored, so a machine with no route to the internet, no npm, and no proxy runs the tool identically to one that is fully connected. This matters on classified and air gapped networks, where the usual answer of "just npm install it" is not available, and it is the same reason the tool refuses to fetch a parser at runtime: a security tool quietly pulling code off the internet is itself a reportable event.</w:t>
       </w:r>
     </w:p>
     <w:p>
@@ -2102,7 +3230,164 @@
           <w:sz w:val="21"/>
           <w:szCs w:val="21"/>
         </w:rPr>
-        <w:t xml:space="preserve">5. Loading manifests and reading the audit</w:t>
+        <w:t xml:space="preserve">5. Quick start</w:t>
+      </w:r>
+    </w:p>
+    <w:p>
+      <w:pPr>
+        <w:pStyle w:val="ListParagraph"/>
+        <w:numPr>
+          <w:ilvl w:val="0"/>
+          <w:numId w:val="3"/>
+        </w:numPr>
+        <w:spacing w:after="70"/>
+      </w:pPr>
+      <w:r>
+        <w:rPr>
+          <w:sz w:val="21"/>
+          <w:szCs w:val="21"/>
+        </w:rPr>
+        <w:t xml:space="preserve">Open dj_acs_auditor.html. There is one file and it has two tabs.</w:t>
+      </w:r>
+    </w:p>
+    <w:p>
+      <w:pPr>
+        <w:pStyle w:val="ListParagraph"/>
+        <w:numPr>
+          <w:ilvl w:val="0"/>
+          <w:numId w:val="3"/>
+        </w:numPr>
+        <w:spacing w:after="70"/>
+      </w:pPr>
+      <w:r>
+        <w:rPr>
+          <w:sz w:val="21"/>
+          <w:szCs w:val="21"/>
+        </w:rPr>
+        <w:t xml:space="preserve">Drag your manifest folder onto the drop zone, or press Browse folder. Drop the output of scripts/acs_pull_all.sh on it at the same time if you have it.</w:t>
+      </w:r>
+    </w:p>
+    <w:p>
+      <w:pPr>
+        <w:pStyle w:val="ListParagraph"/>
+        <w:numPr>
+          <w:ilvl w:val="0"/>
+          <w:numId w:val="3"/>
+        </w:numPr>
+        <w:spacing w:after="70"/>
+      </w:pPr>
+      <w:r>
+        <w:rPr>
+          <w:sz w:val="21"/>
+          <w:szCs w:val="21"/>
+        </w:rPr>
+        <w:t xml:space="preserve">Stay on the Audit tab. Read the posture cards: the weighted compliance score now, and what it becomes once the safe fixes are applied.</w:t>
+      </w:r>
+    </w:p>
+    <w:p>
+      <w:pPr>
+        <w:pStyle w:val="ListParagraph"/>
+        <w:numPr>
+          <w:ilvl w:val="0"/>
+          <w:numId w:val="3"/>
+        </w:numPr>
+        <w:spacing w:after="70"/>
+      </w:pPr>
+      <w:r>
+        <w:rPr>
+          <w:sz w:val="21"/>
+          <w:szCs w:val="21"/>
+        </w:rPr>
+        <w:t xml:space="preserve">Sort the findings table by Score to see what hurts most, and read the Violations from ACS panel for what your cluster is actually reporting.</w:t>
+      </w:r>
+    </w:p>
+    <w:p>
+      <w:pPr>
+        <w:pStyle w:val="ListParagraph"/>
+        <w:numPr>
+          <w:ilvl w:val="0"/>
+          <w:numId w:val="3"/>
+        </w:numPr>
+        <w:spacing w:after="70"/>
+      </w:pPr>
+      <w:r>
+        <w:rPr>
+          <w:sz w:val="21"/>
+          <w:szCs w:val="21"/>
+        </w:rPr>
+        <w:t xml:space="preserve">Press Download the audit report to keep the evidence.</w:t>
+      </w:r>
+    </w:p>
+    <w:p>
+      <w:pPr>
+        <w:pStyle w:val="ListParagraph"/>
+        <w:numPr>
+          <w:ilvl w:val="0"/>
+          <w:numId w:val="3"/>
+        </w:numPr>
+        <w:spacing w:after="70"/>
+      </w:pPr>
+      <w:r>
+        <w:rPr>
+          <w:sz w:val="21"/>
+          <w:szCs w:val="21"/>
+        </w:rPr>
+        <w:t xml:space="preserve">Switch to the Remediate tab to change anything. Nothing there will touch a file until you move the Mode selector off Report only.</w:t>
+      </w:r>
+    </w:p>
+    <w:p>
+      <w:pPr>
+        <w:pBdr>
+          <w:top w:val="single" w:color="EAF6EC" w:sz="2"/>
+          <w:bottom w:val="single" w:color="EAF6EC" w:sz="2"/>
+          <w:left w:val="single" w:color="1A7F37" w:sz="18"/>
+        </w:pBdr>
+        <w:shd w:fill="EAF6EC" w:val="clear"/>
+        <w:spacing w:after="0" w:before="120"/>
+        <w:ind w:left="160" w:right="160"/>
+      </w:pPr>
+      <w:r>
+        <w:rPr>
+          <w:b/>
+          <w:bCs/>
+          <w:color w:val="1C2430"/>
+          <w:sz w:val="20"/>
+          <w:szCs w:val="20"/>
+        </w:rPr>
+        <w:t xml:space="preserve">Want to see it work before trusting it with real manifests</w:t>
+      </w:r>
+    </w:p>
+    <w:p>
+      <w:pPr>
+        <w:pBdr>
+          <w:top w:val="single" w:color="EAF6EC" w:sz="2"/>
+          <w:bottom w:val="single" w:color="EAF6EC" w:sz="2"/>
+          <w:left w:val="single" w:color="1A7F37" w:sz="18"/>
+        </w:pBdr>
+        <w:shd w:fill="EAF6EC" w:val="clear"/>
+        <w:spacing w:after="160"/>
+        <w:ind w:left="160" w:right="160"/>
+      </w:pPr>
+      <w:r>
+        <w:rPr>
+          <w:color w:val="1C2430"/>
+          <w:sz w:val="20"/>
+          <w:szCs w:val="20"/>
+        </w:rPr>
+        <w:t xml:space="preserve">There is a Load a deliberately bad sample button on the drop zone. It loads a small manifest set that trips a spread of policies across every severity, so you can walk the full workflow, apply fixes, and undo them without touching anything of yours.</w:t>
+      </w:r>
+    </w:p>
+    <w:p>
+      <w:pPr>
+        <w:pStyle w:val="Heading1"/>
+        <w:spacing w:after="140" w:before="320"/>
+      </w:pPr>
+      <w:r>
+        <w:rPr>
+          <w:sz w:val="21"/>
+          <w:szCs w:val="21"/>
+        </w:rPr>
+        <w:t xml:space="preserve">6. Loading manifests and reading the audit</w:t>
       </w:r>
     </w:p>
     <w:p>
@@ -2201,7 +3486,7 @@
           <w:sz w:val="21"/>
           <w:szCs w:val="21"/>
         </w:rPr>
-        <w:t xml:space="preserve">The left card is your weighted compliance score as the manifests stand today. The right card is the projected score once every automatic fix is applied. The difference between them is the honest value of running the remediation page, and section 13 explains exactly how both numbers are computed.</w:t>
+        <w:t xml:space="preserve">The left card is your weighted compliance score as the manifests stand today. The right card is the projected score once every automatic fix is applied. The difference between them is the honest value of working the Remediate tab, and section 14 explains exactly how both numbers are computed, including why you get no score at all when no manifests were scanned.</w:t>
       </w:r>
     </w:p>
     <w:p>
@@ -2366,7 +3651,7 @@
           <w:sz w:val="21"/>
           <w:szCs w:val="21"/>
         </w:rPr>
-        <w:t xml:space="preserve">6. Getting the data out of ACS</w:t>
+        <w:t xml:space="preserve">7. Getting the data out of ACS</w:t>
       </w:r>
     </w:p>
     <w:p>
@@ -3325,7 +4610,262 @@
           <w:sz w:val="21"/>
           <w:szCs w:val="21"/>
         </w:rPr>
+        <w:t xml:space="preserve">Where the files land</w:t>
+      </w:r>
+    </w:p>
+    <w:p>
+      <w:pPr>
+        <w:spacing w:after="120"/>
+      </w:pPr>
+      <w:r>
+        <w:rPr>
+          <w:sz w:val="21"/>
+          <w:szCs w:val="21"/>
+        </w:rPr>
+        <w:t xml:space="preserve">Each run gets its own directory, named for the moment it ran:</w:t>
+      </w:r>
+    </w:p>
+    <w:p>
+      <w:pPr>
+        <w:shd w:fill="F4F6F8" w:val="clear"/>
+        <w:spacing w:after="0" w:before="40"/>
+        <w:ind w:left="240" w:right="240"/>
+      </w:pPr>
+      <w:r>
+        <w:rPr>
+          <w:rFonts w:ascii="Consolas" w:cs="Consolas" w:eastAsia="Consolas" w:hAnsi="Consolas"/>
+          <w:color w:val="24292F"/>
+          <w:sz w:val="17"/>
+          <w:szCs w:val="17"/>
+        </w:rPr>
+        <w:t xml:space="preserve">./scripts/acs_pull_all.sh -o findings</w:t>
+      </w:r>
+    </w:p>
+    <w:p>
+      <w:pPr>
+        <w:shd w:fill="F4F6F8" w:val="clear"/>
+        <w:spacing w:after="0" w:before="0"/>
+        <w:ind w:left="240" w:right="240"/>
+      </w:pPr>
+      <w:r>
+        <w:rPr>
+          <w:rFonts w:ascii="Consolas" w:cs="Consolas" w:eastAsia="Consolas" w:hAnsi="Consolas"/>
+          <w:color w:val="24292F"/>
+          <w:sz w:val="17"/>
+          <w:szCs w:val="17"/>
+        </w:rPr>
+        <w:t xml:space="preserve"> </w:t>
+      </w:r>
+    </w:p>
+    <w:p>
+      <w:pPr>
+        <w:shd w:fill="F4F6F8" w:val="clear"/>
+        <w:spacing w:after="0" w:before="0"/>
+        <w:ind w:left="240" w:right="240"/>
+      </w:pPr>
+      <w:r>
+        <w:rPr>
+          <w:rFonts w:ascii="Consolas" w:cs="Consolas" w:eastAsia="Consolas" w:hAnsi="Consolas"/>
+          <w:color w:val="24292F"/>
+          <w:sz w:val="17"/>
+          <w:szCs w:val="17"/>
+        </w:rPr>
+        <w:t xml:space="preserve">findings/</w:t>
+      </w:r>
+    </w:p>
+    <w:p>
+      <w:pPr>
+        <w:shd w:fill="F4F6F8" w:val="clear"/>
+        <w:spacing w:after="0" w:before="0"/>
+        <w:ind w:left="240" w:right="240"/>
+      </w:pPr>
+      <w:r>
+        <w:rPr>
+          <w:rFonts w:ascii="Consolas" w:cs="Consolas" w:eastAsia="Consolas" w:hAnsi="Consolas"/>
+          <w:color w:val="24292F"/>
+          <w:sz w:val="17"/>
+          <w:szCs w:val="17"/>
+        </w:rPr>
+        <w:t xml:space="preserve">  acs_findings_20260821_143022/</w:t>
+      </w:r>
+    </w:p>
+    <w:p>
+      <w:pPr>
+        <w:shd w:fill="F4F6F8" w:val="clear"/>
+        <w:spacing w:after="0" w:before="0"/>
+        <w:ind w:left="240" w:right="240"/>
+      </w:pPr>
+      <w:r>
+        <w:rPr>
+          <w:rFonts w:ascii="Consolas" w:cs="Consolas" w:eastAsia="Consolas" w:hAnsi="Consolas"/>
+          <w:color w:val="24292F"/>
+          <w:sz w:val="17"/>
+          <w:szCs w:val="17"/>
+        </w:rPr>
+        <w:t xml:space="preserve">    00_auth_status.json</w:t>
+      </w:r>
+    </w:p>
+    <w:p>
+      <w:pPr>
+        <w:shd w:fill="F4F6F8" w:val="clear"/>
+        <w:spacing w:after="0" w:before="0"/>
+        <w:ind w:left="240" w:right="240"/>
+      </w:pPr>
+      <w:r>
+        <w:rPr>
+          <w:rFonts w:ascii="Consolas" w:cs="Consolas" w:eastAsia="Consolas" w:hAnsi="Consolas"/>
+          <w:color w:val="24292F"/>
+          <w:sz w:val="17"/>
+          <w:szCs w:val="17"/>
+        </w:rPr>
+        <w:t xml:space="preserve">    01_alerts_list.json</w:t>
+      </w:r>
+    </w:p>
+    <w:p>
+      <w:pPr>
+        <w:shd w:fill="F4F6F8" w:val="clear"/>
+        <w:spacing w:after="0" w:before="0"/>
+        <w:ind w:left="240" w:right="240"/>
+      </w:pPr>
+      <w:r>
+        <w:rPr>
+          <w:rFonts w:ascii="Consolas" w:cs="Consolas" w:eastAsia="Consolas" w:hAnsi="Consolas"/>
+          <w:color w:val="24292F"/>
+          <w:sz w:val="17"/>
+          <w:szCs w:val="17"/>
+        </w:rPr>
+        <w:t xml:space="preserve">    ...</w:t>
+      </w:r>
+    </w:p>
+    <w:p>
+      <w:pPr>
+        <w:shd w:fill="F4F6F8" w:val="clear"/>
+        <w:spacing w:after="0" w:before="0"/>
+        <w:ind w:left="240" w:right="240"/>
+      </w:pPr>
+      <w:r>
+        <w:rPr>
+          <w:rFonts w:ascii="Consolas" w:cs="Consolas" w:eastAsia="Consolas" w:hAnsi="Consolas"/>
+          <w:color w:val="24292F"/>
+          <w:sz w:val="17"/>
+          <w:szCs w:val="17"/>
+        </w:rPr>
+        <w:t xml:space="preserve">  acs_findings_20260822_091500/</w:t>
+      </w:r>
+    </w:p>
+    <w:p>
+      <w:pPr>
+        <w:shd w:fill="F4F6F8" w:val="clear"/>
+        <w:spacing w:after="140" w:before="0"/>
+        <w:ind w:left="240" w:right="240"/>
+      </w:pPr>
+      <w:r>
+        <w:rPr>
+          <w:rFonts w:ascii="Consolas" w:cs="Consolas" w:eastAsia="Consolas" w:hAnsi="Consolas"/>
+          <w:color w:val="24292F"/>
+          <w:sz w:val="17"/>
+          <w:szCs w:val="17"/>
+        </w:rPr>
+        <w:t xml:space="preserve">    ...</w:t>
+      </w:r>
+    </w:p>
+    <w:p>
+      <w:pPr>
+        <w:spacing w:after="120"/>
+      </w:pPr>
+      <w:r>
+        <w:rPr>
+          <w:sz w:val="21"/>
+          <w:szCs w:val="21"/>
+        </w:rPr>
+        <w:t xml:space="preserve">The -o flag names the parent, not the run. A second run never overwrites the first, which matters more than it sounds: an export you cannot compare against last week is worth much less than one you can, and proving a fix landed means holding both.</w:t>
+      </w:r>
+    </w:p>
+    <w:p>
+      <w:pPr>
+        <w:spacing w:after="120"/>
+      </w:pPr>
+      <w:r>
+        <w:rPr>
+          <w:sz w:val="21"/>
+          <w:szCs w:val="21"/>
+        </w:rPr>
+        <w:t xml:space="preserve">Pass --no-timestamp when you want the files written straight into -o, which is usually a pipeline that expects a fixed path.</w:t>
+      </w:r>
+    </w:p>
+    <w:p>
+      <w:pPr>
+        <w:pStyle w:val="Heading2"/>
+        <w:spacing w:after="100" w:before="240"/>
+      </w:pPr>
+      <w:r>
+        <w:rPr>
+          <w:sz w:val="21"/>
+          <w:szCs w:val="21"/>
+        </w:rPr>
         <w:t xml:space="preserve">Step three: drop them on the page</w:t>
+      </w:r>
+    </w:p>
+    <w:p>
+      <w:pPr>
+        <w:pBdr>
+          <w:top w:val="single" w:color="EEF3FA" w:sz="2"/>
+          <w:bottom w:val="single" w:color="EEF3FA" w:sz="2"/>
+          <w:left w:val="single" w:color="1F6FEB" w:sz="18"/>
+        </w:pBdr>
+        <w:shd w:fill="EEF3FA" w:val="clear"/>
+        <w:spacing w:after="0" w:before="120"/>
+        <w:ind w:left="160" w:right="160"/>
+      </w:pPr>
+      <w:r>
+        <w:rPr>
+          <w:b/>
+          <w:bCs/>
+          <w:color w:val="1C2430"/>
+          <w:sz w:val="20"/>
+          <w:szCs w:val="20"/>
+        </w:rPr>
+        <w:t xml:space="preserve">If you use Browse files rather than dragging</w:t>
+      </w:r>
+    </w:p>
+    <w:p>
+      <w:pPr>
+        <w:pBdr>
+          <w:top w:val="single" w:color="EEF3FA" w:sz="2"/>
+          <w:bottom w:val="single" w:color="EEF3FA" w:sz="2"/>
+          <w:left w:val="single" w:color="1F6FEB" w:sz="18"/>
+        </w:pBdr>
+        <w:shd w:fill="EEF3FA" w:val="clear"/>
+        <w:spacing w:after="40"/>
+        <w:ind w:left="160" w:right="160"/>
+      </w:pPr>
+      <w:r>
+        <w:rPr>
+          <w:color w:val="1C2430"/>
+          <w:sz w:val="20"/>
+          <w:szCs w:val="20"/>
+        </w:rPr>
+        <w:t xml:space="preserve">The picker now offers .ndjson and .jsonl as well as .yaml and .json. It previously filtered to .yaml, .yml and .json only, which made three of the seven files the pull script writes invisible in the dialog while drag and drop accepted them perfectly well.</w:t>
+      </w:r>
+    </w:p>
+    <w:p>
+      <w:pPr>
+        <w:pBdr>
+          <w:top w:val="single" w:color="EEF3FA" w:sz="2"/>
+          <w:bottom w:val="single" w:color="EEF3FA" w:sz="2"/>
+          <w:left w:val="single" w:color="1F6FEB" w:sz="18"/>
+        </w:pBdr>
+        <w:shd w:fill="EEF3FA" w:val="clear"/>
+        <w:spacing w:after="160"/>
+        <w:ind w:left="160" w:right="160"/>
+      </w:pPr>
+      <w:r>
+        <w:rPr>
+          <w:color w:val="1C2430"/>
+          <w:sz w:val="20"/>
+          <w:szCs w:val="20"/>
+        </w:rPr>
+        <w:t xml:space="preserve">If you are on an older copy and cannot see 03_vuln_workloads.ndjson in the file picker, that is why. Drag it instead, or update.</w:t>
       </w:r>
     </w:p>
     <w:p>
@@ -3495,7 +5035,7 @@
           <w:sz w:val="21"/>
           <w:szCs w:val="21"/>
         </w:rPr>
-        <w:t xml:space="preserve">7. Vulnerabilities: why an empty alert list proves nothing</w:t>
+        <w:t xml:space="preserve">8. Vulnerabilities: why an empty alert list proves nothing</w:t>
       </w:r>
     </w:p>
     <w:p>
@@ -3910,7 +5450,7 @@
           <w:sz w:val="21"/>
           <w:szCs w:val="21"/>
         </w:rPr>
-        <w:t xml:space="preserve">8. Working the CVE list</w:t>
+        <w:t xml:space="preserve">9. Working the CVE list</w:t>
       </w:r>
     </w:p>
     <w:p>
@@ -5096,7 +6636,7 @@
           <w:sz w:val="20"/>
           <w:szCs w:val="20"/>
         </w:rPr>
-        <w:t xml:space="preserve">What the tool does instead: ranks the work, names the file, and emits a rebuild worklist grouped by image, because you rebuild an image once and every fixable CVE inside it clears together. Then, on the remediation page, you can apply a replacement image reference that you supply, with the same preview, confirmation and undo as every other fix.</w:t>
+        <w:t xml:space="preserve">What the tool does instead: ranks the work, names the file, and emits a rebuild worklist grouped by image, because you rebuild an image once and every fixable CVE inside it clears together. Then, on the Remediate tab, you can apply a replacement image reference that you supply, with the same preview, confirmation and undo as every other fix.</w:t>
       </w:r>
     </w:p>
     <w:p>
@@ -5146,7 +6686,7 @@
           <w:sz w:val="21"/>
           <w:szCs w:val="21"/>
         </w:rPr>
-        <w:t xml:space="preserve">9. Seeing and fixing violations</w:t>
+        <w:t xml:space="preserve">10. Seeing and fixing violations</w:t>
       </w:r>
     </w:p>
     <w:p>
@@ -5508,7 +7048,7 @@
                 <w:sz w:val="18"/>
                 <w:szCs w:val="18"/>
               </w:rPr>
-              <w:t xml:space="preserve">Use the remediation page. You get a diff, a confirmation, and undo.</w:t>
+              <w:t xml:space="preserve">Use the Remediate tab. You get a diff, a confirmation, and undo.</w:t>
             </w:r>
           </w:p>
         </w:tc>
@@ -6965,7 +8505,7 @@
           <w:sz w:val="21"/>
           <w:szCs w:val="21"/>
         </w:rPr>
-        <w:t xml:space="preserve">10. Applying fixes</w:t>
+        <w:t xml:space="preserve">11. Applying fixes</w:t>
       </w:r>
     </w:p>
     <w:p>
@@ -6977,7 +8517,7 @@
           <w:sz w:val="21"/>
           <w:szCs w:val="21"/>
         </w:rPr>
-        <w:t xml:space="preserve">Open dj_acs_remediation.html. It loads manifests the same way the auditor does, and it offers three ways to work through the fixes. All three show a real diff computed against your actual file, not a description of what might happen.</w:t>
+        <w:t xml:space="preserve">Switch to the Remediate tab. It works on the same files you already loaded, with the same findings the Audit tab scored, and it offers three ways to work through the fixes. All three show a real diff computed against your actual file, not a description of what might happen.</w:t>
       </w:r>
     </w:p>
     <w:p>
@@ -7199,7 +8739,7 @@
           <w:sz w:val="21"/>
           <w:szCs w:val="21"/>
         </w:rPr>
-        <w:t xml:space="preserve">11. What gets fixed automatically, and what deliberately does not</w:t>
+        <w:t xml:space="preserve">12. What gets fixed automatically, and what deliberately does not</w:t>
       </w:r>
     </w:p>
     <w:p>
@@ -7441,7 +8981,179 @@
           <w:sz w:val="21"/>
           <w:szCs w:val="21"/>
         </w:rPr>
-        <w:t xml:space="preserve">12. Taking the result out</w:t>
+        <w:t xml:space="preserve">13. Taking the result out</w:t>
+      </w:r>
+    </w:p>
+    <w:p>
+      <w:pPr>
+        <w:pStyle w:val="Heading2"/>
+        <w:spacing w:after="100" w:before="240"/>
+      </w:pPr>
+      <w:r>
+        <w:rPr>
+          <w:sz w:val="21"/>
+          <w:szCs w:val="21"/>
+        </w:rPr>
+        <w:t xml:space="preserve">What is in the audit report</w:t>
+      </w:r>
+    </w:p>
+    <w:p>
+      <w:pPr>
+        <w:spacing w:after="120"/>
+      </w:pPr>
+      <w:r>
+        <w:rPr>
+          <w:sz w:val="21"/>
+          <w:szCs w:val="21"/>
+        </w:rPr>
+        <w:t xml:space="preserve">The HTML report is the artifact that outlives the session and gets attached to a ticket or an accreditation package, so everything visible in the page reaches it:</w:t>
+      </w:r>
+    </w:p>
+    <w:p>
+      <w:pPr>
+        <w:pStyle w:val="ListParagraph"/>
+        <w:numPr>
+          <w:ilvl w:val="0"/>
+          <w:numId w:val="2"/>
+        </w:numPr>
+        <w:spacing w:after="70"/>
+      </w:pPr>
+      <w:r>
+        <w:rPr>
+          <w:sz w:val="21"/>
+          <w:szCs w:val="21"/>
+        </w:rPr>
+        <w:t xml:space="preserve">The posture summary and the per category breakdown, when manifests were scanned. When none were, it says so and explains why rather than printing a score. See section 14.</w:t>
+      </w:r>
+    </w:p>
+    <w:p>
+      <w:pPr>
+        <w:pStyle w:val="ListParagraph"/>
+        <w:numPr>
+          <w:ilvl w:val="0"/>
+          <w:numId w:val="2"/>
+        </w:numPr>
+        <w:spacing w:after="70"/>
+      </w:pPr>
+      <w:r>
+        <w:rPr>
+          <w:sz w:val="21"/>
+          <w:szCs w:val="21"/>
+        </w:rPr>
+        <w:t xml:space="preserve">Every finding in your manifests, with the policy, the object, the file, the severity and the fix classification.</w:t>
+      </w:r>
+    </w:p>
+    <w:p>
+      <w:pPr>
+        <w:pStyle w:val="ListParagraph"/>
+        <w:numPr>
+          <w:ilvl w:val="0"/>
+          <w:numId w:val="2"/>
+        </w:numPr>
+        <w:spacing w:after="70"/>
+      </w:pPr>
+      <w:r>
+        <w:rPr>
+          <w:sz w:val="21"/>
+          <w:szCs w:val="21"/>
+        </w:rPr>
+        <w:t xml:space="preserve">Every violation ACS reported, split into your workloads and platform components, each with its fix route. The platform section states whether that split came from the ACS platformComponent field or from a namespace match, because those are different claims.</w:t>
+      </w:r>
+    </w:p>
+    <w:p>
+      <w:pPr>
+        <w:pStyle w:val="ListParagraph"/>
+        <w:numPr>
+          <w:ilvl w:val="0"/>
+          <w:numId w:val="2"/>
+        </w:numPr>
+        <w:spacing w:after="70"/>
+      </w:pPr>
+      <w:r>
+        <w:rPr>
+          <w:sz w:val="21"/>
+          <w:szCs w:val="21"/>
+        </w:rPr>
+        <w:t xml:space="preserve">Image CVEs, when a vulnerability export was supplied, ranked and kept visually separate from the configuration posture so nobody adds the two together.</w:t>
+      </w:r>
+    </w:p>
+    <w:p>
+      <w:pPr>
+        <w:pStyle w:val="ListParagraph"/>
+        <w:numPr>
+          <w:ilvl w:val="0"/>
+          <w:numId w:val="2"/>
+        </w:numPr>
+        <w:spacing w:after="70"/>
+      </w:pPr>
+      <w:r>
+        <w:rPr>
+          <w:sz w:val="21"/>
+          <w:szCs w:val="21"/>
+        </w:rPr>
+        <w:t xml:space="preserve">The method, the limits, and the references, so a reviewer can see what the numbers mean without asking you.</w:t>
+      </w:r>
+    </w:p>
+    <w:p>
+      <w:pPr>
+        <w:pBdr>
+          <w:top w:val="single" w:color="FFF8E1" w:sz="2"/>
+          <w:bottom w:val="single" w:color="FFF8E1" w:sz="2"/>
+          <w:left w:val="single" w:color="D4A72C" w:sz="18"/>
+        </w:pBdr>
+        <w:shd w:fill="FFF8E1" w:val="clear"/>
+        <w:spacing w:after="0" w:before="120"/>
+        <w:ind w:left="160" w:right="160"/>
+      </w:pPr>
+      <w:r>
+        <w:rPr>
+          <w:b/>
+          <w:bCs/>
+          <w:color w:val="1C2430"/>
+          <w:sz w:val="20"/>
+          <w:szCs w:val="20"/>
+        </w:rPr>
+        <w:t xml:space="preserve">If you have a report from an earlier version that looks empty</w:t>
+      </w:r>
+    </w:p>
+    <w:p>
+      <w:pPr>
+        <w:pBdr>
+          <w:top w:val="single" w:color="FFF8E1" w:sz="2"/>
+          <w:bottom w:val="single" w:color="FFF8E1" w:sz="2"/>
+          <w:left w:val="single" w:color="D4A72C" w:sz="18"/>
+        </w:pBdr>
+        <w:shd w:fill="FFF8E1" w:val="clear"/>
+        <w:spacing w:after="40"/>
+        <w:ind w:left="160" w:right="160"/>
+      </w:pPr>
+      <w:r>
+        <w:rPr>
+          <w:color w:val="1C2430"/>
+          <w:sz w:val="20"/>
+          <w:szCs w:val="20"/>
+        </w:rPr>
+        <w:t xml:space="preserve">Before 1.2.0 the report rendered only findings from scanned manifests. A run with an ACS export and no YAML produced about five kilobytes of headings and method notes while the page it came from was listing dozens of violations.</w:t>
+      </w:r>
+    </w:p>
+    <w:p>
+      <w:pPr>
+        <w:pBdr>
+          <w:top w:val="single" w:color="FFF8E1" w:sz="2"/>
+          <w:bottom w:val="single" w:color="FFF8E1" w:sz="2"/>
+          <w:left w:val="single" w:color="D4A72C" w:sz="18"/>
+        </w:pBdr>
+        <w:shd w:fill="FFF8E1" w:val="clear"/>
+        <w:spacing w:after="160"/>
+        <w:ind w:left="160" w:right="160"/>
+      </w:pPr>
+      <w:r>
+        <w:rPr>
+          <w:color w:val="1C2430"/>
+          <w:sz w:val="20"/>
+          <w:szCs w:val="20"/>
+        </w:rPr>
+        <w:t xml:space="preserve">Regenerate it. The data was never lost, it just was not written into the document.</w:t>
       </w:r>
     </w:p>
     <w:p>
@@ -7891,7 +9603,7 @@
           <w:sz w:val="21"/>
           <w:szCs w:val="21"/>
         </w:rPr>
-        <w:t xml:space="preserve">13. How the score is calculated</w:t>
+        <w:t xml:space="preserve">14. How the score is calculated</w:t>
       </w:r>
     </w:p>
     <w:p>
@@ -7953,7 +9665,7 @@
           <w:sz w:val="20"/>
           <w:szCs w:val="20"/>
         </w:rPr>
-        <w:t xml:space="preserve">It also means scoring zero manifests returns 100 out of 100, Grade A. That is arithmetically correct and completely misleading: nothing was scanned, so nothing was found. If you load an ACS export and no YAML, the pages and the CLI refuse to show a number and say why.</w:t>
+        <w:t xml:space="preserve">It also means scoring zero manifests returns 100 out of 100, Grade A. That is arithmetically correct and completely misleading: nothing was scanned, so nothing was found. If you load an ACS export and no YAML, the page, the CLI and the report all refuse to show a number and say why.</w:t>
       </w:r>
     </w:p>
     <w:p>
@@ -8694,7 +10406,7 @@
           <w:sz w:val="21"/>
           <w:szCs w:val="21"/>
         </w:rPr>
-        <w:t xml:space="preserve">14. Policy reference</w:t>
+        <w:t xml:space="preserve">15. Policy reference</w:t>
       </w:r>
     </w:p>
     <w:p>
@@ -11330,7 +13042,7 @@
           <w:sz w:val="21"/>
           <w:szCs w:val="21"/>
         </w:rPr>
-        <w:t xml:space="preserve">Every finding also carries citations to the CIS Kubernetes Benchmark, NIST SP 800-53 Rev 5, the Kubernetes Pod Security Standards, and DISA STIG. Press View the policy catalogue on the auditor page to read the full entry for any policy, including the rationale and the remediation text.</w:t>
+        <w:t xml:space="preserve">Every finding also carries citations to the CIS Kubernetes Benchmark, NIST SP 800-53 Rev 5, the Kubernetes Pod Security Standards, and DISA STIG. Press View the policy catalogue on the Audit tab to read the full entry for any policy, including the rationale and the remediation text.</w:t>
       </w:r>
     </w:p>
     <w:p>
@@ -11343,7 +13055,7 @@
           <w:sz w:val="21"/>
           <w:szCs w:val="21"/>
         </w:rPr>
-        <w:t xml:space="preserve">15. Limits, stated plainly</w:t>
+        <w:t xml:space="preserve">16. Limits, stated plainly</w:t>
       </w:r>
     </w:p>
     <w:p>
@@ -11360,7 +13072,7 @@
           <w:sz w:val="21"/>
           <w:szCs w:val="21"/>
         </w:rPr>
-        <w:t xml:space="preserve">This is static analysis of manifest text. The pages never contact a cluster at all. The scripts do, and they only ever issue a GET.</w:t>
+        <w:t xml:space="preserve">This is static analysis of manifest text. The page never contacts a cluster at all. The scripts do, and they only ever issue a GET.</w:t>
       </w:r>
     </w:p>
     <w:p>
@@ -11475,7 +13187,7 @@
           <w:sz w:val="21"/>
           <w:szCs w:val="21"/>
         </w:rPr>
-        <w:t xml:space="preserve">16. Troubleshooting</w:t>
+        <w:t xml:space="preserve">17. Troubleshooting</w:t>
       </w:r>
     </w:p>
     <w:tbl>
@@ -11648,7 +13360,7 @@
                 <w:sz w:val="18"/>
                 <w:szCs w:val="18"/>
               </w:rPr>
-              <w:t xml:space="preserve">Removed, deliberately. It could never work from a file:// page and the token risk was real while the benefit was zero. Use scripts/acs_pull_all.sh. See section 6.</w:t>
+              <w:t xml:space="preserve">Removed, deliberately. It could never work from a file:// page and the token risk was real while the benefit was zero. Use scripts/acs_pull_all.sh. See section 7.</w:t>
             </w:r>
           </w:p>
         </w:tc>
@@ -11848,7 +13560,7 @@
                 <w:sz w:val="18"/>
                 <w:szCs w:val="18"/>
               </w:rPr>
-              <w:t xml:space="preserve">You are on an older copy. Violations are rows with a fix route on each one. See section 9.</w:t>
+              <w:t xml:space="preserve">You are on an older copy. Violations are rows with a fix route on each one. See section 10.</w:t>
             </w:r>
           </w:p>
         </w:tc>
@@ -11898,7 +13610,7 @@
                 <w:sz w:val="18"/>
                 <w:szCs w:val="18"/>
               </w:rPr>
-              <w:t xml:space="preserve">Fixed. That was a score over zero manifests: an empty denominator reads as perfect. Both pages now refuse the number and say so. If you still see it, you are on an older copy.</w:t>
+              <w:t xml:space="preserve">Fixed. That was a score over zero manifests: an empty denominator reads as perfect. The page and the CLI now refuse the number and say so. If you still see it, you are on an older copy.</w:t>
             </w:r>
           </w:p>
         </w:tc>
@@ -11948,7 +13660,7 @@
                 <w:sz w:val="18"/>
                 <w:szCs w:val="18"/>
               </w:rPr>
-              <w:t xml:space="preserve">Check whether the row says ACS said so or guessed from namespace. If it is a guess and you own the object, press override. See section 9.</w:t>
+              <w:t xml:space="preserve">Check whether the row says ACS said so or guessed from namespace. If it is a guess and you own the object, press override. See section 10.</w:t>
             </w:r>
           </w:p>
         </w:tc>
@@ -12048,7 +13760,7 @@
                 <w:sz w:val="18"/>
                 <w:szCs w:val="18"/>
               </w:rPr>
-              <w:t xml:space="preserve">You fetched the list without the detail. GET /v1/alerts returns ListAlert, which has no violations array. Tick Fetch violation detail. See section 6.</w:t>
+              <w:t xml:space="preserve">You fetched the list without the detail. GET /v1/alerts returns ListAlert, which has no violations array. Tick Fetch violation detail. See section 7.</w:t>
             </w:r>
           </w:p>
         </w:tc>
@@ -12414,7 +14126,7 @@
           <w:sz w:val="21"/>
           <w:szCs w:val="21"/>
         </w:rPr>
-        <w:t xml:space="preserve">17. Contact</w:t>
+        <w:t xml:space="preserve">18. Contact</w:t>
       </w:r>
     </w:p>
     <w:p>

--- a/docs/DJ_ACS_Auditor_User_Guide.docx
+++ b/docs/DJ_ACS_Auditor_User_Guide.docx
@@ -929,7 +929,7 @@
                 <w:sz w:val="18"/>
                 <w:szCs w:val="18"/>
               </w:rPr>
-              <w:t xml:space="preserve">823 tests against the real engine, the page, the scripts and the command line.</w:t>
+              <w:t xml:space="preserve">899 tests against the real engine, the page, the scripts and the command line.</w:t>
             </w:r>
           </w:p>
         </w:tc>
@@ -3820,6 +3820,366 @@
           <w:sz w:val="21"/>
           <w:szCs w:val="21"/>
         </w:rPr>
+        <w:t xml:space="preserve">Central's certificate is self signed, and that is normal</w:t>
+      </w:r>
+    </w:p>
+    <w:p>
+      <w:pPr>
+        <w:spacing w:after="120"/>
+      </w:pPr>
+      <w:r>
+        <w:rPr>
+          <w:sz w:val="21"/>
+          <w:szCs w:val="21"/>
+        </w:rPr>
+        <w:t xml:space="preserve">The RHACS operator installs a self signed certificate for Central. Your system trust store will never verify it, so a certificate error on the first run is the expected outcome rather than a sign something is broken.</w:t>
+      </w:r>
+    </w:p>
+    <w:p>
+      <w:pPr>
+        <w:pBdr>
+          <w:top w:val="single" w:color="FDECEA" w:sz="2"/>
+          <w:bottom w:val="single" w:color="FDECEA" w:sz="2"/>
+          <w:left w:val="single" w:color="CF222E" w:sz="18"/>
+        </w:pBdr>
+        <w:shd w:fill="FDECEA" w:val="clear"/>
+        <w:spacing w:after="0" w:before="120"/>
+        <w:ind w:left="160" w:right="160"/>
+      </w:pPr>
+      <w:r>
+        <w:rPr>
+          <w:b/>
+          <w:bCs/>
+          <w:color w:val="1C2430"/>
+          <w:sz w:val="20"/>
+          <w:szCs w:val="20"/>
+        </w:rPr>
+        <w:t xml:space="preserve">The one thing not to do</w:t>
+      </w:r>
+    </w:p>
+    <w:p>
+      <w:pPr>
+        <w:pBdr>
+          <w:top w:val="single" w:color="FDECEA" w:sz="2"/>
+          <w:bottom w:val="single" w:color="FDECEA" w:sz="2"/>
+          <w:left w:val="single" w:color="CF222E" w:sz="18"/>
+        </w:pBdr>
+        <w:shd w:fill="FDECEA" w:val="clear"/>
+        <w:spacing w:after="40"/>
+        <w:ind w:left="160" w:right="160"/>
+      </w:pPr>
+      <w:r>
+        <w:rPr>
+          <w:color w:val="1C2430"/>
+          <w:sz w:val="20"/>
+          <w:szCs w:val="20"/>
+        </w:rPr>
+        <w:t xml:space="preserve">Do not reach for --insecure. This request carries a token that reads your entire security posture, and disabling verification hands it to anyone on the network path between you and Central.</w:t>
+      </w:r>
+    </w:p>
+    <w:p>
+      <w:pPr>
+        <w:pBdr>
+          <w:top w:val="single" w:color="FDECEA" w:sz="2"/>
+          <w:bottom w:val="single" w:color="FDECEA" w:sz="2"/>
+          <w:left w:val="single" w:color="CF222E" w:sz="18"/>
+        </w:pBdr>
+        <w:shd w:fill="FDECEA" w:val="clear"/>
+        <w:spacing w:after="160"/>
+        <w:ind w:left="160" w:right="160"/>
+      </w:pPr>
+      <w:r>
+        <w:rPr>
+          <w:color w:val="1C2430"/>
+          <w:sz w:val="20"/>
+          <w:szCs w:val="20"/>
+        </w:rPr>
+        <w:t xml:space="preserve">The script does not offer it as a shortcut, which is deliberate. A tool that suggests turning verification off is teaching a habit that outlives the tool.</w:t>
+      </w:r>
+    </w:p>
+    <w:p>
+      <w:pPr>
+        <w:spacing w:after="120"/>
+      </w:pPr>
+      <w:r>
+        <w:rPr>
+          <w:sz w:val="21"/>
+          <w:szCs w:val="21"/>
+        </w:rPr>
+        <w:t xml:space="preserve">Run the pull and it works out the best available route itself, most trustworthy first:</w:t>
+      </w:r>
+    </w:p>
+    <w:p>
+      <w:pPr>
+        <w:pStyle w:val="ListParagraph"/>
+        <w:numPr>
+          <w:ilvl w:val="0"/>
+          <w:numId w:val="4"/>
+        </w:numPr>
+        <w:spacing w:after="70"/>
+      </w:pPr>
+      <w:r>
+        <w:rPr>
+          <w:sz w:val="21"/>
+          <w:szCs w:val="21"/>
+        </w:rPr>
+        <w:t xml:space="preserve">A CA you supplied, with --cacert or ROX_CA. You decided where it came from.</w:t>
+      </w:r>
+    </w:p>
+    <w:p>
+      <w:pPr>
+        <w:pStyle w:val="ListParagraph"/>
+        <w:numPr>
+          <w:ilvl w:val="0"/>
+          <w:numId w:val="4"/>
+        </w:numPr>
+        <w:spacing w:after="70"/>
+      </w:pPr>
+      <w:r>
+        <w:rPr>
+          <w:sz w:val="21"/>
+          <w:szCs w:val="21"/>
+        </w:rPr>
+        <w:t xml:space="preserve">The central-tls secret, read through your authenticated oc session. The cluster tells us its own CA over a connection oc has already verified. If you are logged in this usually just works, and the CA is saved beside the run for next time.</w:t>
+      </w:r>
+    </w:p>
+    <w:p>
+      <w:pPr>
+        <w:pStyle w:val="ListParagraph"/>
+        <w:numPr>
+          <w:ilvl w:val="0"/>
+          <w:numId w:val="4"/>
+        </w:numPr>
+        <w:spacing w:after="70"/>
+      </w:pPr>
+      <w:r>
+        <w:rPr>
+          <w:sz w:val="21"/>
+          <w:szCs w:val="21"/>
+        </w:rPr>
+        <w:t xml:space="preserve">Neither of those, so it stops and shows you the certificate issuer, its SHA-256 fingerprint, and two commands that will work.</w:t>
+      </w:r>
+    </w:p>
+    <w:p>
+      <w:pPr>
+        <w:spacing w:after="120"/>
+      </w:pPr>
+      <w:r>
+        <w:rPr>
+          <w:sz w:val="21"/>
+          <w:szCs w:val="21"/>
+        </w:rPr>
+        <w:t xml:space="preserve">Confirm that fingerprint against the cluster through some channel other than the connection you are trying to trust. That confirmation is the entire security of what comes next.</w:t>
+      </w:r>
+    </w:p>
+    <w:p>
+      <w:pPr>
+        <w:shd w:fill="F4F6F8" w:val="clear"/>
+        <w:spacing w:after="0" w:before="40"/>
+        <w:ind w:left="240" w:right="240"/>
+      </w:pPr>
+      <w:r>
+        <w:rPr>
+          <w:rFonts w:ascii="Consolas" w:cs="Consolas" w:eastAsia="Consolas" w:hAnsi="Consolas"/>
+          <w:color w:val="24292F"/>
+          <w:sz w:val="17"/>
+          <w:szCs w:val="17"/>
+        </w:rPr>
+        <w:t xml:space="preserve"># A: verify against the certificate itself. A self signed certificate is its</w:t>
+      </w:r>
+    </w:p>
+    <w:p>
+      <w:pPr>
+        <w:shd w:fill="F4F6F8" w:val="clear"/>
+        <w:spacing w:after="0" w:before="0"/>
+        <w:ind w:left="240" w:right="240"/>
+      </w:pPr>
+      <w:r>
+        <w:rPr>
+          <w:rFonts w:ascii="Consolas" w:cs="Consolas" w:eastAsia="Consolas" w:hAnsi="Consolas"/>
+          <w:color w:val="24292F"/>
+          <w:sz w:val="17"/>
+          <w:szCs w:val="17"/>
+        </w:rPr>
+        <w:t xml:space="preserve"># own issuer, so it works as a CA bundle. Keeps the hostname check.</w:t>
+      </w:r>
+    </w:p>
+    <w:p>
+      <w:pPr>
+        <w:shd w:fill="F4F6F8" w:val="clear"/>
+        <w:spacing w:after="0" w:before="0"/>
+        <w:ind w:left="240" w:right="240"/>
+      </w:pPr>
+      <w:r>
+        <w:rPr>
+          <w:rFonts w:ascii="Consolas" w:cs="Consolas" w:eastAsia="Consolas" w:hAnsi="Consolas"/>
+          <w:color w:val="24292F"/>
+          <w:sz w:val="17"/>
+          <w:szCs w:val="17"/>
+        </w:rPr>
+        <w:t xml:space="preserve">./scripts/acs_pull_all.sh --cacert findings/central-cert.pem -o findings</w:t>
+      </w:r>
+    </w:p>
+    <w:p>
+      <w:pPr>
+        <w:shd w:fill="F4F6F8" w:val="clear"/>
+        <w:spacing w:after="0" w:before="0"/>
+        <w:ind w:left="240" w:right="240"/>
+      </w:pPr>
+      <w:r>
+        <w:rPr>
+          <w:rFonts w:ascii="Consolas" w:cs="Consolas" w:eastAsia="Consolas" w:hAnsi="Consolas"/>
+          <w:color w:val="24292F"/>
+          <w:sz w:val="17"/>
+          <w:szCs w:val="17"/>
+        </w:rPr>
+        <w:t xml:space="preserve"> </w:t>
+      </w:r>
+    </w:p>
+    <w:p>
+      <w:pPr>
+        <w:shd w:fill="F4F6F8" w:val="clear"/>
+        <w:spacing w:after="0" w:before="0"/>
+        <w:ind w:left="240" w:right="240"/>
+      </w:pPr>
+      <w:r>
+        <w:rPr>
+          <w:rFonts w:ascii="Consolas" w:cs="Consolas" w:eastAsia="Consolas" w:hAnsi="Consolas"/>
+          <w:color w:val="24292F"/>
+          <w:sz w:val="17"/>
+          <w:szCs w:val="17"/>
+        </w:rPr>
+        <w:t xml:space="preserve"># B: pin the public key. Works even when the hostname does not match the</w:t>
+      </w:r>
+    </w:p>
+    <w:p>
+      <w:pPr>
+        <w:shd w:fill="F4F6F8" w:val="clear"/>
+        <w:spacing w:after="0" w:before="0"/>
+        <w:ind w:left="240" w:right="240"/>
+      </w:pPr>
+      <w:r>
+        <w:rPr>
+          <w:rFonts w:ascii="Consolas" w:cs="Consolas" w:eastAsia="Consolas" w:hAnsi="Consolas"/>
+          <w:color w:val="24292F"/>
+          <w:sz w:val="17"/>
+          <w:szCs w:val="17"/>
+        </w:rPr>
+        <w:t xml:space="preserve"># certificate, which is common through a port forward.</w:t>
+      </w:r>
+    </w:p>
+    <w:p>
+      <w:pPr>
+        <w:shd w:fill="F4F6F8" w:val="clear"/>
+        <w:spacing w:after="140" w:before="0"/>
+        <w:ind w:left="240" w:right="240"/>
+      </w:pPr>
+      <w:r>
+        <w:rPr>
+          <w:rFonts w:ascii="Consolas" w:cs="Consolas" w:eastAsia="Consolas" w:hAnsi="Consolas"/>
+          <w:color w:val="24292F"/>
+          <w:sz w:val="17"/>
+          <w:szCs w:val="17"/>
+        </w:rPr>
+        <w:t xml:space="preserve">./scripts/acs_pull_all.sh --pin 'sha256//&lt;the hash it printed&gt;' -o findings</w:t>
+      </w:r>
+    </w:p>
+    <w:p>
+      <w:pPr>
+        <w:spacing w:after="120"/>
+      </w:pPr>
+      <w:r>
+        <w:rPr>
+          <w:sz w:val="21"/>
+          <w:szCs w:val="21"/>
+        </w:rPr>
+        <w:t xml:space="preserve">A is better where it works, because it keeps full verification. The script tests it against your endpoint before recommending it, so it only appears as an option when it genuinely works.</w:t>
+      </w:r>
+    </w:p>
+    <w:p>
+      <w:pPr>
+        <w:spacing w:after="120"/>
+      </w:pPr>
+      <w:r>
+        <w:rPr>
+          <w:sz w:val="21"/>
+          <w:szCs w:val="21"/>
+        </w:rPr>
+        <w:t xml:space="preserve">B turns the chain check off and requires that exact public key instead. Pinning on its own cannot help with a self signed certificate: the pin is an additional check rather than a replacement, so curl rejects the chain before it ever looks at the key. Pinned, a wrong key fails closed rather than connecting anyway.</w:t>
+      </w:r>
+    </w:p>
+    <w:p>
+      <w:pPr>
+        <w:pBdr>
+          <w:top w:val="single" w:color="EEF3FA" w:sz="2"/>
+          <w:bottom w:val="single" w:color="EEF3FA" w:sz="2"/>
+          <w:left w:val="single" w:color="1F6FEB" w:sz="18"/>
+        </w:pBdr>
+        <w:shd w:fill="EEF3FA" w:val="clear"/>
+        <w:spacing w:after="0" w:before="120"/>
+        <w:ind w:left="160" w:right="160"/>
+      </w:pPr>
+      <w:r>
+        <w:rPr>
+          <w:b/>
+          <w:bCs/>
+          <w:color w:val="1C2430"/>
+          <w:sz w:val="20"/>
+          <w:szCs w:val="20"/>
+        </w:rPr>
+        <w:t xml:space="preserve">What a failed run leaves behind</w:t>
+      </w:r>
+    </w:p>
+    <w:p>
+      <w:pPr>
+        <w:pBdr>
+          <w:top w:val="single" w:color="EEF3FA" w:sz="2"/>
+          <w:bottom w:val="single" w:color="EEF3FA" w:sz="2"/>
+          <w:left w:val="single" w:color="1F6FEB" w:sz="18"/>
+        </w:pBdr>
+        <w:shd w:fill="EEF3FA" w:val="clear"/>
+        <w:spacing w:after="40"/>
+        <w:ind w:left="160" w:right="160"/>
+      </w:pPr>
+      <w:r>
+        <w:rPr>
+          <w:color w:val="1C2430"/>
+          <w:sz w:val="20"/>
+          <w:szCs w:val="20"/>
+        </w:rPr>
+        <w:t xml:space="preserve">Nothing that could be mistaken for a pull. If TLS never resolved there is no findings directory at all.</w:t>
+      </w:r>
+    </w:p>
+    <w:p>
+      <w:pPr>
+        <w:pBdr>
+          <w:top w:val="single" w:color="EEF3FA" w:sz="2"/>
+          <w:bottom w:val="single" w:color="EEF3FA" w:sz="2"/>
+          <w:left w:val="single" w:color="1F6FEB" w:sz="18"/>
+        </w:pBdr>
+        <w:shd w:fill="EEF3FA" w:val="clear"/>
+        <w:spacing w:after="160"/>
+        <w:ind w:left="160" w:right="160"/>
+      </w:pPr>
+      <w:r>
+        <w:rPr>
+          <w:color w:val="1C2430"/>
+          <w:sz w:val="20"/>
+          <w:szCs w:val="20"/>
+        </w:rPr>
+        <w:t xml:space="preserve">If TLS worked and the token was rejected, the directory is marked RUN_FAILED.txt saying in plain terms that there are no findings in it and not to conclude the cluster is clean. An almost empty directory that looks like a successful run is a worse outcome than an error.</w:t>
+      </w:r>
+    </w:p>
+    <w:p>
+      <w:pPr>
+        <w:pStyle w:val="Heading2"/>
+        <w:spacing w:after="100" w:before="240"/>
+      </w:pPr>
+      <w:r>
+        <w:rPr>
+          <w:sz w:val="21"/>
+          <w:szCs w:val="21"/>
+        </w:rPr>
         <w:t xml:space="preserve">Step one: the preflight</w:t>
       </w:r>
     </w:p>
@@ -4791,6 +5151,193 @@
           <w:szCs w:val="21"/>
         </w:rPr>
         <w:t xml:space="preserve">Pass --no-timestamp when you want the files written straight into -o, which is usually a pipeline that expects a fixed path.</w:t>
+      </w:r>
+    </w:p>
+    <w:p>
+      <w:pPr>
+        <w:pStyle w:val="Heading2"/>
+        <w:spacing w:after="100" w:before="240"/>
+      </w:pPr>
+      <w:r>
+        <w:rPr>
+          <w:sz w:val="21"/>
+          <w:szCs w:val="21"/>
+        </w:rPr>
+        <w:t xml:space="preserve">What the run gives you at the end</w:t>
+      </w:r>
+    </w:p>
+    <w:p>
+      <w:pPr>
+        <w:spacing w:after="120"/>
+      </w:pPr>
+      <w:r>
+        <w:rPr>
+          <w:sz w:val="21"/>
+          <w:szCs w:val="21"/>
+        </w:rPr>
+        <w:t xml:space="preserve">The pull finishes by writing findings.md into the run directory and printing it. A directory of seven JSON files is not a result anybody can read, so the run ends with something you can look at, forward, or attach to a ticket without opening anything else.</w:t>
+      </w:r>
+    </w:p>
+    <w:p>
+      <w:pPr>
+        <w:pStyle w:val="ListParagraph"/>
+        <w:numPr>
+          <w:ilvl w:val="0"/>
+          <w:numId w:val="2"/>
+        </w:numPr>
+        <w:spacing w:after="70"/>
+      </w:pPr>
+      <w:r>
+        <w:rPr>
+          <w:sz w:val="21"/>
+          <w:szCs w:val="21"/>
+        </w:rPr>
+        <w:t xml:space="preserve">Violations counted by severity, by policy and by namespace, split between your workloads and platform components, with a count of any that arrived without the platformComponent field at all.</w:t>
+      </w:r>
+    </w:p>
+    <w:p>
+      <w:pPr>
+        <w:pStyle w:val="ListParagraph"/>
+        <w:numPr>
+          <w:ilvl w:val="0"/>
+          <w:numId w:val="2"/>
+        </w:numPr>
+        <w:spacing w:after="70"/>
+      </w:pPr>
+      <w:r>
+        <w:rPr>
+          <w:sz w:val="21"/>
+          <w:szCs w:val="21"/>
+        </w:rPr>
+        <w:t xml:space="preserve">CVEs by Red Hat severity, how many have a published fix, and how many are on the CISA Known Exploited Vulnerabilities catalog.</w:t>
+      </w:r>
+    </w:p>
+    <w:p>
+      <w:pPr>
+        <w:pStyle w:val="ListParagraph"/>
+        <w:numPr>
+          <w:ilvl w:val="0"/>
+          <w:numId w:val="2"/>
+        </w:numPr>
+        <w:spacing w:after="70"/>
+      </w:pPr>
+      <w:r>
+        <w:rPr>
+          <w:sz w:val="21"/>
+          <w:szCs w:val="21"/>
+        </w:rPr>
+        <w:t xml:space="preserve">Images ranked by worst CVSS, with critical, KEV and fixable counts beside each, because you rebuild an image once and every fixable CVE inside it clears together.</w:t>
+      </w:r>
+    </w:p>
+    <w:p>
+      <w:pPr>
+        <w:pStyle w:val="ListParagraph"/>
+        <w:numPr>
+          <w:ilvl w:val="0"/>
+          <w:numId w:val="2"/>
+        </w:numPr>
+        <w:spacing w:after="70"/>
+      </w:pPr>
+      <w:r>
+        <w:rPr>
+          <w:sz w:val="21"/>
+          <w:szCs w:val="21"/>
+        </w:rPr>
+        <w:t xml:space="preserve">The highest scoring CVEs, with the version each is fixed in.</w:t>
+      </w:r>
+    </w:p>
+    <w:p>
+      <w:pPr>
+        <w:spacing w:after="120"/>
+      </w:pPr>
+      <w:r>
+        <w:rPr>
+          <w:sz w:val="21"/>
+          <w:szCs w:val="21"/>
+        </w:rPr>
+        <w:t xml:space="preserve">It is jq only, so it works on a machine where Node cannot be installed. Pass --no-summary to skip it in a pipeline that only wants the files.</w:t>
+      </w:r>
+    </w:p>
+    <w:p>
+      <w:pPr>
+        <w:pBdr>
+          <w:top w:val="single" w:color="EEF3FA" w:sz="2"/>
+          <w:bottom w:val="single" w:color="EEF3FA" w:sz="2"/>
+          <w:left w:val="single" w:color="1F6FEB" w:sz="18"/>
+        </w:pBdr>
+        <w:shd w:fill="EEF3FA" w:val="clear"/>
+        <w:spacing w:after="0" w:before="120"/>
+        <w:ind w:left="160" w:right="160"/>
+      </w:pPr>
+      <w:r>
+        <w:rPr>
+          <w:b/>
+          <w:bCs/>
+          <w:color w:val="1C2430"/>
+          <w:sz w:val="20"/>
+          <w:szCs w:val="20"/>
+        </w:rPr>
+        <w:t xml:space="preserve">CVSS in the summary is not the priority this tool ranks by</w:t>
+      </w:r>
+    </w:p>
+    <w:p>
+      <w:pPr>
+        <w:pBdr>
+          <w:top w:val="single" w:color="EEF3FA" w:sz="2"/>
+          <w:bottom w:val="single" w:color="EEF3FA" w:sz="2"/>
+          <w:left w:val="single" w:color="1F6FEB" w:sz="18"/>
+        </w:pBdr>
+        <w:shd w:fill="EEF3FA" w:val="clear"/>
+        <w:spacing w:after="40"/>
+        <w:ind w:left="160" w:right="160"/>
+      </w:pPr>
+      <w:r>
+        <w:rPr>
+          <w:color w:val="1C2430"/>
+          <w:sz w:val="20"/>
+          <w:szCs w:val="20"/>
+        </w:rPr>
+        <w:t xml:space="preserve">The summary reports CVSS, which is the score ACS supplied for each CVE.</w:t>
+      </w:r>
+    </w:p>
+    <w:p>
+      <w:pPr>
+        <w:pBdr>
+          <w:top w:val="single" w:color="EEF3FA" w:sz="2"/>
+          <w:bottom w:val="single" w:color="EEF3FA" w:sz="2"/>
+          <w:left w:val="single" w:color="1F6FEB" w:sz="18"/>
+        </w:pBdr>
+        <w:shd w:fill="EEF3FA" w:val="clear"/>
+        <w:spacing w:after="40"/>
+        <w:ind w:left="160" w:right="160"/>
+      </w:pPr>
+      <w:r>
+        <w:rPr>
+          <w:color w:val="1C2430"/>
+          <w:sz w:val="20"/>
+          <w:szCs w:val="20"/>
+        </w:rPr>
+        <w:t xml:space="preserve">The tool's own priority runs to 15 rather than 10, because it adds the CISA catalog, EPSS exploitation probability, whether a fix exists and whether pods are actually running the image. Every one of those adjustments is named on screen.</w:t>
+      </w:r>
+    </w:p>
+    <w:p>
+      <w:pPr>
+        <w:pBdr>
+          <w:top w:val="single" w:color="EEF3FA" w:sz="2"/>
+          <w:bottom w:val="single" w:color="EEF3FA" w:sz="2"/>
+          <w:left w:val="single" w:color="1F6FEB" w:sz="18"/>
+        </w:pBdr>
+        <w:shd w:fill="EEF3FA" w:val="clear"/>
+        <w:spacing w:after="160"/>
+        <w:ind w:left="160" w:right="160"/>
+      </w:pPr>
+      <w:r>
+        <w:rPr>
+          <w:color w:val="1C2430"/>
+          <w:sz w:val="20"/>
+          <w:szCs w:val="20"/>
+        </w:rPr>
+        <w:t xml:space="preserve">That model lives in the policy engine, so it comes from the page or the CLI. It is deliberately not reimplemented in the summary script: a second ranking that drifts from the first is worse than having only one.</w:t>
       </w:r>
     </w:p>
     <w:p>
@@ -5382,7 +5929,7 @@
         <w:pStyle w:val="ListParagraph"/>
         <w:numPr>
           <w:ilvl w:val="0"/>
-          <w:numId w:val="4"/>
+          <w:numId w:val="5"/>
         </w:numPr>
         <w:spacing w:after="70"/>
       </w:pPr>
@@ -5399,7 +5946,7 @@
         <w:pStyle w:val="ListParagraph"/>
         <w:numPr>
           <w:ilvl w:val="0"/>
-          <w:numId w:val="4"/>
+          <w:numId w:val="5"/>
         </w:numPr>
         <w:spacing w:after="70"/>
       </w:pPr>
@@ -5416,7 +5963,7 @@
         <w:pStyle w:val="ListParagraph"/>
         <w:numPr>
           <w:ilvl w:val="0"/>
-          <w:numId w:val="4"/>
+          <w:numId w:val="5"/>
         </w:numPr>
         <w:spacing w:after="70"/>
       </w:pPr>
@@ -6861,6 +7408,55 @@
           <w:sz w:val="21"/>
           <w:szCs w:val="21"/>
         </w:rPr>
+        <w:t xml:space="preserve">Severity and Score are two different things</w:t>
+      </w:r>
+    </w:p>
+    <w:p>
+      <w:pPr>
+        <w:spacing w:after="120"/>
+      </w:pPr>
+      <w:r>
+        <w:rPr>
+          <w:sz w:val="21"/>
+          <w:szCs w:val="21"/>
+        </w:rPr>
+        <w:t xml:space="preserve">Severity is what your ACS reported. If your team has tuned a policy, that is the tuned value, and it is what your cluster believes.</w:t>
+      </w:r>
+    </w:p>
+    <w:p>
+      <w:pPr>
+        <w:spacing w:after="120"/>
+      </w:pPr>
+      <w:r>
+        <w:rPr>
+          <w:sz w:val="21"/>
+          <w:szCs w:val="21"/>
+        </w:rPr>
+        <w:t xml:space="preserve">Score is this tool's own CVSS style ranking of the weakness class, fixed per policy in the catalogue. The two can disagree, and where they do it is usually because the policy was tuned rather than because something is wrong.</w:t>
+      </w:r>
+    </w:p>
+    <w:p>
+      <w:pPr>
+        <w:spacing w:after="120"/>
+      </w:pPr>
+      <w:r>
+        <w:rPr>
+          <w:sz w:val="21"/>
+          <w:szCs w:val="21"/>
+        </w:rPr>
+        <w:t xml:space="preserve">Sort by Score to order the work inside a severity band. Four severity buckets tell you which pile a finding is in; the score tells you where in the pile. A violation this tool does not model shows an em dash rather than a zero, because zero would sort it below every real finding and read as harmless rather than as not assessed.</w:t>
+      </w:r>
+    </w:p>
+    <w:p>
+      <w:pPr>
+        <w:pStyle w:val="Heading2"/>
+        <w:spacing w:after="100" w:before="240"/>
+      </w:pPr>
+      <w:r>
+        <w:rPr>
+          <w:sz w:val="21"/>
+          <w:szCs w:val="21"/>
+        </w:rPr>
         <w:t xml:space="preserve">The fix routes</w:t>
       </w:r>
     </w:p>
@@ -8744,6 +9340,88 @@
     </w:p>
     <w:p>
       <w:pPr>
+        <w:pBdr>
+          <w:top w:val="single" w:color="FDECEA" w:sz="2"/>
+          <w:bottom w:val="single" w:color="FDECEA" w:sz="2"/>
+          <w:left w:val="single" w:color="CF222E" w:sz="18"/>
+        </w:pBdr>
+        <w:shd w:fill="FDECEA" w:val="clear"/>
+        <w:spacing w:after="0" w:before="120"/>
+        <w:ind w:left="160" w:right="160"/>
+      </w:pPr>
+      <w:r>
+        <w:rPr>
+          <w:b/>
+          <w:bCs/>
+          <w:color w:val="1C2430"/>
+          <w:sz w:val="20"/>
+          <w:szCs w:val="20"/>
+        </w:rPr>
+        <w:t xml:space="preserve">Automatic describes the edit, not your application</w:t>
+      </w:r>
+    </w:p>
+    <w:p>
+      <w:pPr>
+        <w:pBdr>
+          <w:top w:val="single" w:color="FDECEA" w:sz="2"/>
+          <w:bottom w:val="single" w:color="FDECEA" w:sz="2"/>
+          <w:left w:val="single" w:color="CF222E" w:sz="18"/>
+        </w:pBdr>
+        <w:shd w:fill="FDECEA" w:val="clear"/>
+        <w:spacing w:after="40"/>
+        <w:ind w:left="160" w:right="160"/>
+      </w:pPr>
+      <w:r>
+        <w:rPr>
+          <w:color w:val="1C2430"/>
+          <w:sz w:val="20"/>
+          <w:szCs w:val="20"/>
+        </w:rPr>
+        <w:t xml:space="preserve">An automatic fix means the change to the YAML is unambiguous: there is one correct value and the tool knows it. It says nothing about whether your workload survives the change.</w:t>
+      </w:r>
+    </w:p>
+    <w:p>
+      <w:pPr>
+        <w:pBdr>
+          <w:top w:val="single" w:color="FDECEA" w:sz="2"/>
+          <w:bottom w:val="single" w:color="FDECEA" w:sz="2"/>
+          <w:left w:val="single" w:color="CF222E" w:sz="18"/>
+        </w:pBdr>
+        <w:shd w:fill="FDECEA" w:val="clear"/>
+        <w:spacing w:after="40"/>
+        <w:ind w:left="160" w:right="160"/>
+      </w:pPr>
+      <w:r>
+        <w:rPr>
+          <w:color w:val="1C2430"/>
+          <w:sz w:val="20"/>
+          <w:szCs w:val="20"/>
+        </w:rPr>
+        <w:t xml:space="preserve">Four of them remove something an application may be relying on. readOnlyRootFilesystem on anything that writes to disk. Dropping all capabilities from an image that needs one. runAsNonRoot against an image with no numeric non root user, which the kubelet refuses to start at all. Unmounting the service account token from a pod that calls the Kubernetes API.</w:t>
+      </w:r>
+    </w:p>
+    <w:p>
+      <w:pPr>
+        <w:pBdr>
+          <w:top w:val="single" w:color="FDECEA" w:sz="2"/>
+          <w:bottom w:val="single" w:color="FDECEA" w:sz="2"/>
+          <w:left w:val="single" w:color="CF222E" w:sz="18"/>
+        </w:pBdr>
+        <w:shd w:fill="FDECEA" w:val="clear"/>
+        <w:spacing w:after="160"/>
+        <w:ind w:left="160" w:right="160"/>
+      </w:pPr>
+      <w:r>
+        <w:rPr>
+          <w:color w:val="1C2430"/>
+          <w:sz w:val="20"/>
+          <w:szCs w:val="20"/>
+        </w:rPr>
+        <w:t xml:space="preserve">Each carries a note naming the specific failure and the remedy, and it appears in the confirmation dialog, the change log, the drafted patch header, the command line output and its own section in the report. Apply them in a namespace you do not care about first, and watch the pod actually start.</w:t>
+      </w:r>
+    </w:p>
+    <w:p>
+      <w:pPr>
         <w:spacing w:after="120"/>
       </w:pPr>
       <w:r>
@@ -9604,6 +10282,88 @@
           <w:szCs w:val="21"/>
         </w:rPr>
         <w:t xml:space="preserve">14. How the score is calculated</w:t>
+      </w:r>
+    </w:p>
+    <w:p>
+      <w:pPr>
+        <w:pBdr>
+          <w:top w:val="single" w:color="FFF8E1" w:sz="2"/>
+          <w:bottom w:val="single" w:color="FFF8E1" w:sz="2"/>
+          <w:left w:val="single" w:color="D4A72C" w:sz="18"/>
+        </w:pBdr>
+        <w:shd w:fill="FFF8E1" w:val="clear"/>
+        <w:spacing w:after="0" w:before="120"/>
+        <w:ind w:left="160" w:right="160"/>
+      </w:pPr>
+      <w:r>
+        <w:rPr>
+          <w:b/>
+          <w:bCs/>
+          <w:color w:val="1C2430"/>
+          <w:sz w:val="20"/>
+          <w:szCs w:val="20"/>
+        </w:rPr>
+        <w:t xml:space="preserve">What the score is measured against</w:t>
+      </w:r>
+    </w:p>
+    <w:p>
+      <w:pPr>
+        <w:pBdr>
+          <w:top w:val="single" w:color="FFF8E1" w:sz="2"/>
+          <w:bottom w:val="single" w:color="FFF8E1" w:sz="2"/>
+          <w:left w:val="single" w:color="D4A72C" w:sz="18"/>
+        </w:pBdr>
+        <w:shd w:fill="FFF8E1" w:val="clear"/>
+        <w:spacing w:after="40"/>
+        <w:ind w:left="160" w:right="160"/>
+      </w:pPr>
+      <w:r>
+        <w:rPr>
+          <w:color w:val="1C2430"/>
+          <w:sz w:val="20"/>
+          <w:szCs w:val="20"/>
+        </w:rPr>
+        <w:t xml:space="preserve">Twenty policies. Red Hat ACS ships roughly seventy defaults and most teams add their own, so a clean score here means clean against twenty checks. It is not compliance with the ACS default policy set and should never be quoted as such.</w:t>
+      </w:r>
+    </w:p>
+    <w:p>
+      <w:pPr>
+        <w:pBdr>
+          <w:top w:val="single" w:color="FFF8E1" w:sz="2"/>
+          <w:bottom w:val="single" w:color="FFF8E1" w:sz="2"/>
+          <w:left w:val="single" w:color="D4A72C" w:sz="18"/>
+        </w:pBdr>
+        <w:shd w:fill="FFF8E1" w:val="clear"/>
+        <w:spacing w:after="40"/>
+        <w:ind w:left="160" w:right="160"/>
+      </w:pPr>
+      <w:r>
+        <w:rPr>
+          <w:color w:val="1C2430"/>
+          <w:sz w:val="20"/>
+          <w:szCs w:val="20"/>
+        </w:rPr>
+        <w:t xml:space="preserve">Build stage rules, runtime behaviour policies and image CVE policies cannot be judged from a manifest at all. Violations this tool does not model arrive through your ACS export and are shown as unmatched rather than dropped, with the fix route "Not modelled".</w:t>
+      </w:r>
+    </w:p>
+    <w:p>
+      <w:pPr>
+        <w:pBdr>
+          <w:top w:val="single" w:color="FFF8E1" w:sz="2"/>
+          <w:bottom w:val="single" w:color="FFF8E1" w:sz="2"/>
+          <w:left w:val="single" w:color="D4A72C" w:sz="18"/>
+        </w:pBdr>
+        <w:shd w:fill="FFF8E1" w:val="clear"/>
+        <w:spacing w:after="160"/>
+        <w:ind w:left="160" w:right="160"/>
+      </w:pPr>
+      <w:r>
+        <w:rPr>
+          <w:color w:val="1C2430"/>
+          <w:sz w:val="20"/>
+          <w:szCs w:val="20"/>
+        </w:rPr>
+        <w:t xml:space="preserve">Watch the unmatched count after an ACS upgrade. A jump in it means the catalogue has drifted from your ACS version.</w:t>
       </w:r>
     </w:p>
     <w:p>
@@ -14452,6 +15212,12 @@
     </w:lvlOverride>
   </w:num>
   <w:num w:numId="4">
+    <w:abstractNumId w:val="3"/>
+    <w:lvlOverride w:ilvl="0">
+      <w:startOverride w:val="1"/>
+    </w:lvlOverride>
+  </w:num>
+  <w:num w:numId="5">
     <w:abstractNumId w:val="3"/>
     <w:lvlOverride w:ilvl="0">
       <w:startOverride w:val="1"/>
